--- a/CMA_Summaries_B3_Ch13.docx
+++ b/CMA_Summaries_B3_Ch13.docx
@@ -554,7 +554,7 @@
           <w:sz w:val="15"/>
           <w:szCs w:val="15"/>
         </w:rPr>
-        <w:t xml:space="preserve">The bars are drawn to scale.</w:t>
+        <w:t xml:space="preserve">The parts add up to the total; the bars are to scale.</w:t>
       </w:r>
     </w:p>
     <w:p>
@@ -565,7 +565,7 @@
       <w:r>
         <w:drawing>
           <wp:inline distT="0" distB="0" distL="0" distR="0">
-            <wp:extent cx="5734050" cy="1644775"/>
+            <wp:extent cx="5734050" cy="1810750"/>
             <wp:effectExtent t="0" r="0" b="0" l="0"/>
             <wp:docPr id="1" name="" descr="" title=""/>
             <wp:cNvGraphicFramePr>
@@ -590,7 +590,7 @@
                   <pic:spPr bwMode="auto">
                     <a:xfrm>
                       <a:off x="0" y="0"/>
-                      <a:ext cx="5734050" cy="1644775"/>
+                      <a:ext cx="5734050" cy="1810750"/>
                     </a:xfrm>
                     <a:prstGeom prst="rect">
                       <a:avLst/>
@@ -714,6 +714,18 @@
     <w:p/>
     <w:p>
       <w:pPr>
+        <w:pageBreakBefore w:val="true"/>
+        <w:spacing w:after="0"/>
+      </w:pPr>
+      <w:r>
+        <w:rPr>
+          <w:sz w:val="2"/>
+        </w:rPr>
+        <w:t xml:space="preserve"> </w:t>
+      </w:r>
+    </w:p>
+    <w:p>
+      <w:pPr>
         <w:spacing w:before="44" w:after="14"/>
       </w:pPr>
       <w:r>
@@ -920,18 +932,6 @@
       </w:tr>
     </w:tbl>
     <w:p/>
-    <w:p>
-      <w:pPr>
-        <w:pageBreakBefore w:val="true"/>
-        <w:spacing w:after="0"/>
-      </w:pPr>
-      <w:r>
-        <w:rPr>
-          <w:sz w:val="2"/>
-        </w:rPr>
-        <w:t xml:space="preserve"> </w:t>
-      </w:r>
-    </w:p>
     <w:p>
       <w:pPr>
         <w:spacing w:before="44" w:after="10"/>
@@ -1474,6 +1474,18 @@
     <w:p/>
     <w:p>
       <w:pPr>
+        <w:pageBreakBefore w:val="true"/>
+        <w:spacing w:after="0"/>
+      </w:pPr>
+      <w:r>
+        <w:rPr>
+          <w:sz w:val="2"/>
+        </w:rPr>
+        <w:t xml:space="preserve"> </w:t>
+      </w:r>
+    </w:p>
+    <w:p>
+      <w:pPr>
         <w:spacing w:before="44" w:after="14"/>
       </w:pPr>
       <w:r>
@@ -1643,16 +1655,140 @@
     <w:p/>
     <w:p>
       <w:pPr>
-        <w:pageBreakBefore w:val="true"/>
-        <w:spacing w:after="0"/>
+        <w:spacing w:before="44" w:after="10"/>
       </w:pPr>
       <w:r>
         <w:rPr>
-          <w:sz w:val="2"/>
-        </w:rPr>
-        <w:t xml:space="preserve"> </w:t>
+          <w:b/>
+          <w:bCs/>
+          <w:color w:val="353A7C"/>
+          <w:sz w:val="18"/>
+          <w:szCs w:val="18"/>
+        </w:rPr>
+        <w:t xml:space="preserve">The English this section uses, and its Arabic</w:t>
       </w:r>
     </w:p>
+    <w:p>
+      <w:pPr>
+        <w:spacing w:before="0" w:after="12"/>
+      </w:pPr>
+      <w:r>
+        <w:rPr>
+          <w:color w:val="6B7280"/>
+          <w:sz w:val="15"/>
+          <w:szCs w:val="15"/>
+        </w:rPr>
+        <w:t xml:space="preserve">Each term sits against what it means.</w:t>
+      </w:r>
+    </w:p>
+    <w:p>
+      <w:pPr>
+        <w:spacing w:after="40" w:before="90"/>
+        <w:jc w:val="center"/>
+      </w:pPr>
+      <w:r>
+        <w:drawing>
+          <wp:inline distT="0" distB="0" distL="0" distR="0">
+            <wp:extent cx="5734050" cy="2218175"/>
+            <wp:effectExtent t="0" r="0" b="0" l="0"/>
+            <wp:docPr id="1" name="" descr="" title=""/>
+            <wp:cNvGraphicFramePr>
+              <a:graphicFrameLocks xmlns:a="http://schemas.openxmlformats.org/drawingml/2006/main" noChangeAspect="1"/>
+            </wp:cNvGraphicFramePr>
+            <a:graphic xmlns:a="http://schemas.openxmlformats.org/drawingml/2006/main">
+              <a:graphicData uri="http://schemas.openxmlformats.org/drawingml/2006/picture">
+                <pic:pic xmlns:pic="http://schemas.openxmlformats.org/drawingml/2006/picture">
+                  <pic:nvPicPr>
+                    <pic:cNvPr id="0" name="" descr=""/>
+                    <pic:cNvPicPr>
+                      <a:picLocks noChangeAspect="1" noChangeArrowheads="1"/>
+                    </pic:cNvPicPr>
+                  </pic:nvPicPr>
+                  <pic:blipFill>
+                    <a:blip r:embed="rId105" cstate="none"/>
+                    <a:srcRect/>
+                    <a:stretch>
+                      <a:fillRect/>
+                    </a:stretch>
+                  </pic:blipFill>
+                  <pic:spPr bwMode="auto">
+                    <a:xfrm>
+                      <a:off x="0" y="0"/>
+                      <a:ext cx="5734050" cy="2218175"/>
+                    </a:xfrm>
+                    <a:prstGeom prst="rect">
+                      <a:avLst/>
+                    </a:prstGeom>
+                  </pic:spPr>
+                </pic:pic>
+              </a:graphicData>
+            </a:graphic>
+          </wp:inline>
+        </w:drawing>
+      </w:r>
+    </w:p>
+    <w:tbl>
+      <w:tblPr>
+        <w:tblW w:type="pct" w:w="100%"/>
+        <w:tblLayout w:type="fixed"/>
+        <w:tblBorders>
+          <w:top w:val="single" w:color="FBFAF6" w:sz="4"/>
+          <w:left w:val="single" w:color="FBFAF6" w:sz="4"/>
+          <w:bottom w:val="single" w:color="FBFAF6" w:sz="4"/>
+          <w:right w:val="single" w:color="FBFAF6" w:sz="4"/>
+          <w:insideH w:val="single" w:color="FBFAF6" w:sz="4"/>
+          <w:insideV w:val="single" w:color="FBFAF6" w:sz="4"/>
+        </w:tblBorders>
+      </w:tblPr>
+      <w:tblGrid>
+        <w:gridCol w:w="9600"/>
+      </w:tblGrid>
+      <w:tr>
+        <w:tc>
+          <w:tcPr>
+            <w:tcW w:type="pct" w:w="5000"/>
+            <w:shd w:fill="FBFAF6" w:val="clear"/>
+            <w:tcMar>
+              <w:top w:type="dxa" w:w="40"/>
+              <w:left w:type="dxa" w:w="100"/>
+              <w:bottom w:type="dxa" w:w="40"/>
+              <w:right w:type="dxa" w:w="100"/>
+            </w:tcMar>
+          </w:tcPr>
+          <w:p>
+            <w:pPr>
+              <w:spacing w:before="18" w:after="6"/>
+            </w:pPr>
+            <w:r>
+              <w:rPr>
+                <w:b/>
+                <w:bCs/>
+                <w:color w:val="6B7280"/>
+                <w:sz w:val="14"/>
+                <w:szCs w:val="14"/>
+              </w:rPr>
+              <w:t xml:space="preserve">word list</w:t>
+            </w:r>
+          </w:p>
+          <w:p>
+            <w:pPr>
+              <w:spacing w:before="0" w:after="18"/>
+            </w:pPr>
+            <w:r>
+              <w:rPr>
+                <w:b/>
+                <w:bCs/>
+                <w:color w:val="353A7C"/>
+                <w:sz w:val="16"/>
+                <w:szCs w:val="16"/>
+              </w:rPr>
+              <w:t xml:space="preserve">انحراف كمية المبيعات   ·   weighted-average contribution margin   ·   sales-quantity variance</w:t>
+            </w:r>
+          </w:p>
+        </w:tc>
+      </w:tr>
+    </w:tbl>
+    <w:p/>
     <w:tbl>
       <w:tblPr>
         <w:tblW w:type="pct" w:w="100%"/>
@@ -2031,14 +2167,14 @@
                 <w:sz w:val="16"/>
                 <w:szCs w:val="16"/>
               </w:rPr>
-              <w:t xml:space="preserve">11  </w:t>
-            </w:r>
-            <w:r>
-              <w:rPr>
-                <w:sz w:val="16"/>
-                <w:szCs w:val="16"/>
-              </w:rPr>
-              <w:t xml:space="preserve">product's</w:t>
+              <w:t xml:space="preserve">12  </w:t>
+            </w:r>
+            <w:r>
+              <w:rPr>
+                <w:sz w:val="16"/>
+                <w:szCs w:val="16"/>
+              </w:rPr>
+              <w:t xml:space="preserve">quantity</w:t>
             </w:r>
           </w:p>
         </w:tc>
@@ -2099,14 +2235,14 @@
                 <w:sz w:val="16"/>
                 <w:szCs w:val="16"/>
               </w:rPr>
-              <w:t xml:space="preserve">12  </w:t>
-            </w:r>
-            <w:r>
-              <w:rPr>
-                <w:sz w:val="16"/>
-                <w:szCs w:val="16"/>
-              </w:rPr>
-              <w:t xml:space="preserve">quantity</w:t>
+              <w:t xml:space="preserve">13  </w:t>
+            </w:r>
+            <w:r>
+              <w:rPr>
+                <w:sz w:val="16"/>
+                <w:szCs w:val="16"/>
+              </w:rPr>
+              <w:t xml:space="preserve">Tahini 1 kg jars</w:t>
             </w:r>
           </w:p>
         </w:tc>
@@ -2167,14 +2303,14 @@
                 <w:sz w:val="16"/>
                 <w:szCs w:val="16"/>
               </w:rPr>
-              <w:t xml:space="preserve">13  </w:t>
-            </w:r>
-            <w:r>
-              <w:rPr>
-                <w:sz w:val="16"/>
-                <w:szCs w:val="16"/>
-              </w:rPr>
-              <w:t xml:space="preserve">Tahini 1 kg jars</w:t>
+              <w:t xml:space="preserve">14  </w:t>
+            </w:r>
+            <w:r>
+              <w:rPr>
+                <w:sz w:val="16"/>
+                <w:szCs w:val="16"/>
+              </w:rPr>
+              <w:t xml:space="preserve">Tahini 500 g jars</w:t>
             </w:r>
           </w:p>
         </w:tc>
@@ -2235,14 +2371,14 @@
                 <w:sz w:val="16"/>
                 <w:szCs w:val="16"/>
               </w:rPr>
-              <w:t xml:space="preserve">14  </w:t>
-            </w:r>
-            <w:r>
-              <w:rPr>
-                <w:sz w:val="16"/>
-                <w:szCs w:val="16"/>
-              </w:rPr>
-              <w:t xml:space="preserve">Tahini 500 g jars</w:t>
+              <w:t xml:space="preserve">15  </w:t>
+            </w:r>
+            <w:r>
+              <w:rPr>
+                <w:sz w:val="16"/>
+                <w:szCs w:val="16"/>
+              </w:rPr>
+              <w:t xml:space="preserve">different</w:t>
             </w:r>
           </w:p>
         </w:tc>
@@ -2303,14 +2439,14 @@
                 <w:sz w:val="16"/>
                 <w:szCs w:val="16"/>
               </w:rPr>
-              <w:t xml:space="preserve">15  </w:t>
-            </w:r>
-            <w:r>
-              <w:rPr>
-                <w:sz w:val="16"/>
-                <w:szCs w:val="16"/>
-              </w:rPr>
-              <w:t xml:space="preserve">different</w:t>
+              <w:t xml:space="preserve">16  </w:t>
+            </w:r>
+            <w:r>
+              <w:rPr>
+                <w:sz w:val="16"/>
+                <w:szCs w:val="16"/>
+              </w:rPr>
+              <w:t xml:space="preserve">contribution</w:t>
             </w:r>
           </w:p>
         </w:tc>
@@ -2371,14 +2507,14 @@
                 <w:sz w:val="16"/>
                 <w:szCs w:val="16"/>
               </w:rPr>
-              <w:t xml:space="preserve">16  </w:t>
-            </w:r>
-            <w:r>
-              <w:rPr>
-                <w:sz w:val="16"/>
-                <w:szCs w:val="16"/>
-              </w:rPr>
-              <w:t xml:space="preserve">contribution</w:t>
+              <w:t xml:space="preserve">17  </w:t>
+            </w:r>
+            <w:r>
+              <w:rPr>
+                <w:sz w:val="16"/>
+                <w:szCs w:val="16"/>
+              </w:rPr>
+              <w:t xml:space="preserve">revenue</w:t>
             </w:r>
           </w:p>
         </w:tc>
@@ -2439,14 +2575,14 @@
                 <w:sz w:val="16"/>
                 <w:szCs w:val="16"/>
               </w:rPr>
-              <w:t xml:space="preserve">17  </w:t>
-            </w:r>
-            <w:r>
-              <w:rPr>
-                <w:sz w:val="16"/>
-                <w:szCs w:val="16"/>
-              </w:rPr>
-              <w:t xml:space="preserve">revenue</w:t>
+              <w:t xml:space="preserve">18  </w:t>
+            </w:r>
+            <w:r>
+              <w:rPr>
+                <w:sz w:val="16"/>
+                <w:szCs w:val="16"/>
+              </w:rPr>
+              <w:t xml:space="preserve">calculated</w:t>
             </w:r>
           </w:p>
         </w:tc>
@@ -2507,14 +2643,14 @@
                 <w:sz w:val="16"/>
                 <w:szCs w:val="16"/>
               </w:rPr>
-              <w:t xml:space="preserve">18  </w:t>
-            </w:r>
-            <w:r>
-              <w:rPr>
-                <w:sz w:val="16"/>
-                <w:szCs w:val="16"/>
-              </w:rPr>
-              <w:t xml:space="preserve">calculated</w:t>
+              <w:t xml:space="preserve">19  </w:t>
+            </w:r>
+            <w:r>
+              <w:rPr>
+                <w:sz w:val="16"/>
+                <w:szCs w:val="16"/>
+              </w:rPr>
+              <w:t xml:space="preserve">sales-volume</w:t>
             </w:r>
           </w:p>
         </w:tc>
@@ -2575,14 +2711,14 @@
                 <w:sz w:val="16"/>
                 <w:szCs w:val="16"/>
               </w:rPr>
-              <w:t xml:space="preserve">19  </w:t>
-            </w:r>
-            <w:r>
-              <w:rPr>
-                <w:sz w:val="16"/>
-                <w:szCs w:val="16"/>
-              </w:rPr>
-              <w:t xml:space="preserve">sales-volume</w:t>
+              <w:t xml:space="preserve">20  </w:t>
+            </w:r>
+            <w:r>
+              <w:rPr>
+                <w:sz w:val="16"/>
+                <w:szCs w:val="16"/>
+              </w:rPr>
+              <w:t xml:space="preserve">sales-quantity variance</w:t>
             </w:r>
           </w:p>
         </w:tc>
@@ -2618,6 +2754,74 @@
                 <w:szCs w:val="16"/>
               </w:rPr>
               <w:t xml:space="preserve">included</w:t>
+            </w:r>
+          </w:p>
+        </w:tc>
+        <w:tc>
+          <w:tcPr>
+            <w:tcW w:type="pct" w:w="2500"/>
+            <w:tcMar>
+              <w:top w:type="dxa" w:w="20"/>
+              <w:left w:type="dxa" w:w="80"/>
+              <w:bottom w:type="dxa" w:w="20"/>
+              <w:right w:type="dxa" w:w="80"/>
+            </w:tcMar>
+          </w:tcPr>
+          <w:p>
+            <w:pPr>
+              <w:spacing w:before="12" w:after="12"/>
+            </w:pPr>
+            <w:r>
+              <w:rPr>
+                <w:b/>
+                <w:bCs/>
+                <w:color w:val="8186EF"/>
+                <w:sz w:val="16"/>
+                <w:szCs w:val="16"/>
+              </w:rPr>
+              <w:t xml:space="preserve">21  </w:t>
+            </w:r>
+            <w:r>
+              <w:rPr>
+                <w:sz w:val="16"/>
+                <w:szCs w:val="16"/>
+              </w:rPr>
+              <w:t xml:space="preserve">weighted-average contribution margin</w:t>
+            </w:r>
+          </w:p>
+        </w:tc>
+      </w:tr>
+      <w:tr>
+        <w:tc>
+          <w:tcPr>
+            <w:tcW w:type="pct" w:w="2500"/>
+            <w:tcMar>
+              <w:top w:type="dxa" w:w="20"/>
+              <w:left w:type="dxa" w:w="80"/>
+              <w:bottom w:type="dxa" w:w="20"/>
+              <w:right w:type="dxa" w:w="80"/>
+            </w:tcMar>
+          </w:tcPr>
+          <w:p>
+            <w:pPr>
+              <w:spacing w:before="12" w:after="12"/>
+            </w:pPr>
+            <w:r>
+              <w:rPr>
+                <w:b/>
+                <w:bCs/>
+                <w:color w:val="8186EF"/>
+                <w:sz w:val="16"/>
+                <w:szCs w:val="16"/>
+              </w:rPr>
+              <w:t xml:space="preserve">11  </w:t>
+            </w:r>
+            <w:r>
+              <w:rPr>
+                <w:sz w:val="16"/>
+                <w:szCs w:val="16"/>
+              </w:rPr>
+              <w:t xml:space="preserve">product's</w:t>
             </w:r>
           </w:p>
         </w:tc>
@@ -3142,7 +3346,7 @@
                     </pic:cNvPicPr>
                   </pic:nvPicPr>
                   <pic:blipFill>
-                    <a:blip r:embed="rId105" cstate="none"/>
+                    <a:blip r:embed="rId106" cstate="none"/>
                     <a:srcRect/>
                     <a:stretch>
                       <a:fillRect/>
@@ -8258,7 +8462,7 @@
           <w:sz w:val="15"/>
           <w:szCs w:val="15"/>
         </w:rPr>
-        <w:t xml:space="preserve">Each stage leads to the next.</w:t>
+        <w:t xml:space="preserve">The parts add up to the total; the bars are to scale.</w:t>
       </w:r>
     </w:p>
     <w:p>
@@ -8269,411 +8473,7 @@
       <w:r>
         <w:drawing>
           <wp:inline distT="0" distB="0" distL="0" distR="0">
-            <wp:extent cx="5734050" cy="1418425"/>
-            <wp:effectExtent t="0" r="0" b="0" l="0"/>
-            <wp:docPr id="1" name="" descr="" title=""/>
-            <wp:cNvGraphicFramePr>
-              <a:graphicFrameLocks xmlns:a="http://schemas.openxmlformats.org/drawingml/2006/main" noChangeAspect="1"/>
-            </wp:cNvGraphicFramePr>
-            <a:graphic xmlns:a="http://schemas.openxmlformats.org/drawingml/2006/main">
-              <a:graphicData uri="http://schemas.openxmlformats.org/drawingml/2006/picture">
-                <pic:pic xmlns:pic="http://schemas.openxmlformats.org/drawingml/2006/picture">
-                  <pic:nvPicPr>
-                    <pic:cNvPr id="0" name="" descr=""/>
-                    <pic:cNvPicPr>
-                      <a:picLocks noChangeAspect="1" noChangeArrowheads="1"/>
-                    </pic:cNvPicPr>
-                  </pic:nvPicPr>
-                  <pic:blipFill>
-                    <a:blip r:embed="rId106" cstate="none"/>
-                    <a:srcRect/>
-                    <a:stretch>
-                      <a:fillRect/>
-                    </a:stretch>
-                  </pic:blipFill>
-                  <pic:spPr bwMode="auto">
-                    <a:xfrm>
-                      <a:off x="0" y="0"/>
-                      <a:ext cx="5734050" cy="1418425"/>
-                    </a:xfrm>
-                    <a:prstGeom prst="rect">
-                      <a:avLst/>
-                    </a:prstGeom>
-                  </pic:spPr>
-                </pic:pic>
-              </a:graphicData>
-            </a:graphic>
-          </wp:inline>
-        </w:drawing>
-      </w:r>
-    </w:p>
-    <w:tbl>
-      <w:tblPr>
-        <w:tblW w:type="pct" w:w="100%"/>
-        <w:tblLayout w:type="fixed"/>
-        <w:tblBorders>
-          <w:top w:val="single" w:color="FBFAF6" w:sz="4"/>
-          <w:left w:val="single" w:color="FBFAF6" w:sz="4"/>
-          <w:bottom w:val="single" w:color="FBFAF6" w:sz="4"/>
-          <w:right w:val="single" w:color="FBFAF6" w:sz="4"/>
-          <w:insideH w:val="single" w:color="FBFAF6" w:sz="4"/>
-          <w:insideV w:val="single" w:color="FBFAF6" w:sz="4"/>
-        </w:tblBorders>
-      </w:tblPr>
-      <w:tblGrid>
-        <w:gridCol w:w="9600"/>
-      </w:tblGrid>
-      <w:tr>
-        <w:tc>
-          <w:tcPr>
-            <w:tcW w:type="pct" w:w="5000"/>
-            <w:shd w:fill="FBFAF6" w:val="clear"/>
-            <w:tcMar>
-              <w:top w:type="dxa" w:w="40"/>
-              <w:left w:type="dxa" w:w="100"/>
-              <w:bottom w:type="dxa" w:w="40"/>
-              <w:right w:type="dxa" w:w="100"/>
-            </w:tcMar>
-          </w:tcPr>
-          <w:p>
-            <w:pPr>
-              <w:spacing w:before="18" w:after="6"/>
-            </w:pPr>
-            <w:r>
-              <w:rPr>
-                <w:b/>
-                <w:bCs/>
-                <w:color w:val="6B7280"/>
-                <w:sz w:val="14"/>
-                <w:szCs w:val="14"/>
-              </w:rPr>
-              <w:t xml:space="preserve">word list</w:t>
-            </w:r>
-          </w:p>
-          <w:p>
-            <w:pPr>
-              <w:spacing w:before="0" w:after="18"/>
-            </w:pPr>
-            <w:r>
-              <w:rPr>
-                <w:b/>
-                <w:bCs/>
-                <w:color w:val="353A7C"/>
-                <w:sz w:val="16"/>
-                <w:szCs w:val="16"/>
-              </w:rPr>
-              <w:t xml:space="preserve">5 liter cans   ·   500 ml bottles   ·   overhead spending variance</w:t>
-            </w:r>
-          </w:p>
-        </w:tc>
-      </w:tr>
-    </w:tbl>
-    <w:p/>
-    <w:tbl>
-      <w:tblPr>
-        <w:tblW w:type="pct" w:w="100%"/>
-        <w:tblLayout w:type="fixed"/>
-        <w:tblBorders>
-          <w:top w:val="single" w:color="353A7C" w:sz="6"/>
-          <w:left w:val="single" w:color="353A7C" w:sz="6"/>
-          <w:bottom w:val="single" w:color="353A7C" w:sz="6"/>
-          <w:right w:val="single" w:color="353A7C" w:sz="6"/>
-          <w:insideH w:val="single" w:color="353A7C" w:sz="6"/>
-          <w:insideV w:val="single" w:color="353A7C" w:sz="6"/>
-        </w:tblBorders>
-      </w:tblPr>
-      <w:tblGrid>
-        <w:gridCol w:w="4608"/>
-        <w:gridCol w:w="4992"/>
-      </w:tblGrid>
-      <w:tr>
-        <w:tc>
-          <w:tcPr>
-            <w:tcW w:type="pct" w:w="5000"/>
-            <w:gridSpan w:val="2"/>
-            <w:shd w:fill="353A7C" w:val="clear"/>
-            <w:tcMar>
-              <w:top w:type="dxa" w:w="60"/>
-              <w:left w:type="dxa" w:w="120"/>
-              <w:bottom w:type="dxa" w:w="60"/>
-              <w:right w:type="dxa" w:w="120"/>
-            </w:tcMar>
-          </w:tcPr>
-          <w:p>
-            <w:pPr>
-              <w:spacing w:before="40" w:after="40"/>
-            </w:pPr>
-            <w:r>
-              <w:rPr>
-                <w:b/>
-                <w:bCs/>
-                <w:color w:val="FFFFFF"/>
-                <w:sz w:val="17"/>
-                <w:szCs w:val="17"/>
-              </w:rPr>
-              <w:t xml:space="preserve">Item — Answer</w:t>
-            </w:r>
-          </w:p>
-        </w:tc>
-      </w:tr>
-      <w:tr>
-        <w:tc>
-          <w:tcPr>
-            <w:tcW w:type="pct" w:w="2400"/>
-            <w:shd w:fill="353A7C" w:val="clear"/>
-            <w:tcMar>
-              <w:top w:type="dxa" w:w="50"/>
-              <w:left w:type="dxa" w:w="110"/>
-              <w:bottom w:type="dxa" w:w="50"/>
-              <w:right w:type="dxa" w:w="110"/>
-            </w:tcMar>
-          </w:tcPr>
-          <w:p>
-            <w:pPr>
-              <w:spacing w:before="30" w:after="30"/>
-            </w:pPr>
-            <w:r>
-              <w:rPr>
-                <w:b/>
-                <w:bCs/>
-                <w:color w:val="FFFFFF"/>
-                <w:sz w:val="15"/>
-                <w:szCs w:val="15"/>
-              </w:rPr>
-              <w:t xml:space="preserve">Item</w:t>
-            </w:r>
-          </w:p>
-        </w:tc>
-        <w:tc>
-          <w:tcPr>
-            <w:tcW w:type="pct" w:w="2600"/>
-            <w:shd w:fill="353A7C" w:val="clear"/>
-            <w:tcMar>
-              <w:top w:type="dxa" w:w="50"/>
-              <w:left w:type="dxa" w:w="110"/>
-              <w:bottom w:type="dxa" w:w="50"/>
-              <w:right w:type="dxa" w:w="110"/>
-            </w:tcMar>
-          </w:tcPr>
-          <w:p>
-            <w:pPr>
-              <w:spacing w:before="30" w:after="30"/>
-            </w:pPr>
-            <w:r>
-              <w:rPr>
-                <w:b/>
-                <w:bCs/>
-                <w:color w:val="FFFFFF"/>
-                <w:sz w:val="15"/>
-                <w:szCs w:val="15"/>
-              </w:rPr>
-              <w:t xml:space="preserve">Answer</w:t>
-            </w:r>
-          </w:p>
-        </w:tc>
-      </w:tr>
-      <w:tr>
-        <w:tc>
-          <w:tcPr>
-            <w:tcW w:type="pct" w:w="2400"/>
-            <w:tcMar>
-              <w:top w:type="dxa" w:w="50"/>
-              <w:left w:type="dxa" w:w="110"/>
-              <w:bottom w:type="dxa" w:w="50"/>
-              <w:right w:type="dxa" w:w="110"/>
-            </w:tcMar>
-          </w:tcPr>
-          <w:p>
-            <w:pPr>
-              <w:spacing w:before="28" w:after="28"/>
-            </w:pPr>
-            <w:r>
-              <w:rPr>
-                <w:sz w:val="15"/>
-                <w:szCs w:val="15"/>
-              </w:rPr>
-              <w:t xml:space="preserve">Sugar mix variance</w:t>
-            </w:r>
-          </w:p>
-        </w:tc>
-        <w:tc>
-          <w:tcPr>
-            <w:tcW w:type="pct" w:w="2600"/>
-            <w:tcMar>
-              <w:top w:type="dxa" w:w="50"/>
-              <w:left w:type="dxa" w:w="110"/>
-              <w:bottom w:type="dxa" w:w="50"/>
-              <w:right w:type="dxa" w:w="110"/>
-            </w:tcMar>
-          </w:tcPr>
-          <w:p>
-            <w:pPr>
-              <w:spacing w:before="28" w:after="28"/>
-            </w:pPr>
-            <w:r>
-              <w:rPr>
-                <w:sz w:val="15"/>
-                <w:szCs w:val="15"/>
-              </w:rPr>
-              <w:t xml:space="preserve">(3,400 − 3,680) × $1.00 = $(280) (favorable: less sugar than the blend allows)</w:t>
-            </w:r>
-          </w:p>
-        </w:tc>
-      </w:tr>
-      <w:tr>
-        <w:tc>
-          <w:tcPr>
-            <w:tcW w:type="pct" w:w="2400"/>
-            <w:shd w:fill="FBFAF6" w:val="clear"/>
-            <w:tcMar>
-              <w:top w:type="dxa" w:w="50"/>
-              <w:left w:type="dxa" w:w="110"/>
-              <w:bottom w:type="dxa" w:w="50"/>
-              <w:right w:type="dxa" w:w="110"/>
-            </w:tcMar>
-          </w:tcPr>
-          <w:p>
-            <w:pPr>
-              <w:spacing w:before="28" w:after="28"/>
-            </w:pPr>
-            <w:r>
-              <w:rPr>
-                <w:sz w:val="15"/>
-                <w:szCs w:val="15"/>
-              </w:rPr>
-              <w:t xml:space="preserve">Total mix variance</w:t>
-            </w:r>
-          </w:p>
-        </w:tc>
-        <w:tc>
-          <w:tcPr>
-            <w:tcW w:type="pct" w:w="2600"/>
-            <w:shd w:fill="FFFFFF" w:val="clear"/>
-            <w:tcMar>
-              <w:top w:type="dxa" w:w="50"/>
-              <w:left w:type="dxa" w:w="110"/>
-              <w:bottom w:type="dxa" w:w="50"/>
-              <w:right w:type="dxa" w:w="110"/>
-            </w:tcMar>
-          </w:tcPr>
-          <w:p>
-            <w:pPr>
-              <w:spacing w:before="46" w:after="46"/>
-            </w:pPr>
-            <w:r>
-              <w:rPr>
-                <w:b/>
-                <w:bCs/>
-                <w:color w:val="8186EF"/>
-                <w:sz w:val="14"/>
-                <w:szCs w:val="14"/>
-              </w:rPr>
-              <w:t xml:space="preserve">(13)</w:t>
-            </w:r>
-          </w:p>
-        </w:tc>
-      </w:tr>
-    </w:tbl>
-    <w:p/>
-    <w:tbl>
-      <w:tblPr>
-        <w:tblW w:type="pct" w:w="100%"/>
-        <w:tblLayout w:type="fixed"/>
-        <w:tblBorders>
-          <w:top w:val="single" w:color="FBFAF6" w:sz="4"/>
-          <w:left w:val="single" w:color="FBFAF6" w:sz="4"/>
-          <w:bottom w:val="single" w:color="FBFAF6" w:sz="4"/>
-          <w:right w:val="single" w:color="FBFAF6" w:sz="4"/>
-          <w:insideH w:val="single" w:color="FBFAF6" w:sz="4"/>
-          <w:insideV w:val="single" w:color="FBFAF6" w:sz="4"/>
-        </w:tblBorders>
-      </w:tblPr>
-      <w:tblGrid>
-        <w:gridCol w:w="9600"/>
-      </w:tblGrid>
-      <w:tr>
-        <w:tc>
-          <w:tcPr>
-            <w:tcW w:type="pct" w:w="5000"/>
-            <w:shd w:fill="FBFAF6" w:val="clear"/>
-            <w:tcMar>
-              <w:top w:type="dxa" w:w="40"/>
-              <w:left w:type="dxa" w:w="100"/>
-              <w:bottom w:type="dxa" w:w="40"/>
-              <w:right w:type="dxa" w:w="100"/>
-            </w:tcMar>
-          </w:tcPr>
-          <w:p>
-            <w:pPr>
-              <w:spacing w:before="18" w:after="6"/>
-            </w:pPr>
-            <w:r>
-              <w:rPr>
-                <w:b/>
-                <w:bCs/>
-                <w:color w:val="6B7280"/>
-                <w:sz w:val="14"/>
-                <w:szCs w:val="14"/>
-              </w:rPr>
-              <w:t xml:space="preserve">word list</w:t>
-            </w:r>
-          </w:p>
-          <w:p>
-            <w:pPr>
-              <w:spacing w:before="0" w:after="18"/>
-            </w:pPr>
-            <w:r>
-              <w:rPr>
-                <w:b/>
-                <w:bCs/>
-                <w:color w:val="353A7C"/>
-                <w:sz w:val="16"/>
-                <w:szCs w:val="16"/>
-              </w:rPr>
-              <w:t xml:space="preserve">$700 unfavorable − $(280) favorable = $420 unfavorable   ·   Plant: more total input than the standard allows</w:t>
-            </w:r>
-          </w:p>
-        </w:tc>
-      </w:tr>
-    </w:tbl>
-    <w:p/>
-    <w:p>
-      <w:pPr>
-        <w:spacing w:before="44" w:after="10"/>
-      </w:pPr>
-      <w:r>
-        <w:rPr>
-          <w:b/>
-          <w:bCs/>
-          <w:color w:val="353A7C"/>
-          <w:sz w:val="18"/>
-          <w:szCs w:val="18"/>
-        </w:rPr>
-        <w:t xml:space="preserve">Variance — Category</w:t>
-      </w:r>
-    </w:p>
-    <w:p>
-      <w:pPr>
-        <w:spacing w:before="0" w:after="12"/>
-      </w:pPr>
-      <w:r>
-        <w:rPr>
-          <w:color w:val="6B7280"/>
-          <w:sz w:val="15"/>
-          <w:szCs w:val="15"/>
-        </w:rPr>
-        <w:t xml:space="preserve">Each stage leads to the next.</w:t>
-      </w:r>
-    </w:p>
-    <w:p>
-      <w:pPr>
-        <w:spacing w:after="40" w:before="90"/>
-        <w:jc w:val="center"/>
-      </w:pPr>
-      <w:r>
-        <w:drawing>
-          <wp:inline distT="0" distB="0" distL="0" distR="0">
-            <wp:extent cx="5734050" cy="1969200"/>
+            <wp:extent cx="5734050" cy="1810750"/>
             <wp:effectExtent t="0" r="0" b="0" l="0"/>
             <wp:docPr id="1" name="" descr="" title=""/>
             <wp:cNvGraphicFramePr>
@@ -8698,7 +8498,7 @@
                   <pic:spPr bwMode="auto">
                     <a:xfrm>
                       <a:off x="0" y="0"/>
-                      <a:ext cx="5734050" cy="1969200"/>
+                      <a:ext cx="5734050" cy="1810750"/>
                     </a:xfrm>
                     <a:prstGeom prst="rect">
                       <a:avLst/>
@@ -8766,25 +8566,281 @@
                 <w:sz w:val="16"/>
                 <w:szCs w:val="16"/>
               </w:rPr>
-              <w:t xml:space="preserve">5 liter mix variance   ·   500 ml mix variance   ·   1 liter mix variance</w:t>
+              <w:t xml:space="preserve">1 liter bottles   ·   500 ml bottles</w:t>
             </w:r>
           </w:p>
         </w:tc>
       </w:tr>
     </w:tbl>
     <w:p/>
-    <w:p>
-      <w:pPr>
-        <w:pageBreakBefore w:val="true"/>
-        <w:spacing w:after="0"/>
-      </w:pPr>
-      <w:r>
-        <w:rPr>
-          <w:sz w:val="2"/>
-        </w:rPr>
-        <w:t xml:space="preserve"> </w:t>
-      </w:r>
-    </w:p>
+    <w:tbl>
+      <w:tblPr>
+        <w:tblW w:type="pct" w:w="100%"/>
+        <w:tblLayout w:type="fixed"/>
+        <w:tblBorders>
+          <w:top w:val="single" w:color="353A7C" w:sz="6"/>
+          <w:left w:val="single" w:color="353A7C" w:sz="6"/>
+          <w:bottom w:val="single" w:color="353A7C" w:sz="6"/>
+          <w:right w:val="single" w:color="353A7C" w:sz="6"/>
+          <w:insideH w:val="single" w:color="353A7C" w:sz="6"/>
+          <w:insideV w:val="single" w:color="353A7C" w:sz="6"/>
+        </w:tblBorders>
+      </w:tblPr>
+      <w:tblGrid>
+        <w:gridCol w:w="4608"/>
+        <w:gridCol w:w="4992"/>
+      </w:tblGrid>
+      <w:tr>
+        <w:tc>
+          <w:tcPr>
+            <w:tcW w:type="pct" w:w="5000"/>
+            <w:gridSpan w:val="2"/>
+            <w:shd w:fill="353A7C" w:val="clear"/>
+            <w:tcMar>
+              <w:top w:type="dxa" w:w="60"/>
+              <w:left w:type="dxa" w:w="120"/>
+              <w:bottom w:type="dxa" w:w="60"/>
+              <w:right w:type="dxa" w:w="120"/>
+            </w:tcMar>
+          </w:tcPr>
+          <w:p>
+            <w:pPr>
+              <w:spacing w:before="40" w:after="40"/>
+            </w:pPr>
+            <w:r>
+              <w:rPr>
+                <w:b/>
+                <w:bCs/>
+                <w:color w:val="FFFFFF"/>
+                <w:sz w:val="17"/>
+                <w:szCs w:val="17"/>
+              </w:rPr>
+              <w:t xml:space="preserve">Item — Answer</w:t>
+            </w:r>
+          </w:p>
+        </w:tc>
+      </w:tr>
+      <w:tr>
+        <w:tc>
+          <w:tcPr>
+            <w:tcW w:type="pct" w:w="2400"/>
+            <w:shd w:fill="353A7C" w:val="clear"/>
+            <w:tcMar>
+              <w:top w:type="dxa" w:w="50"/>
+              <w:left w:type="dxa" w:w="110"/>
+              <w:bottom w:type="dxa" w:w="50"/>
+              <w:right w:type="dxa" w:w="110"/>
+            </w:tcMar>
+          </w:tcPr>
+          <w:p>
+            <w:pPr>
+              <w:spacing w:before="30" w:after="30"/>
+            </w:pPr>
+            <w:r>
+              <w:rPr>
+                <w:b/>
+                <w:bCs/>
+                <w:color w:val="FFFFFF"/>
+                <w:sz w:val="15"/>
+                <w:szCs w:val="15"/>
+              </w:rPr>
+              <w:t xml:space="preserve">Item</w:t>
+            </w:r>
+          </w:p>
+        </w:tc>
+        <w:tc>
+          <w:tcPr>
+            <w:tcW w:type="pct" w:w="2600"/>
+            <w:shd w:fill="353A7C" w:val="clear"/>
+            <w:tcMar>
+              <w:top w:type="dxa" w:w="50"/>
+              <w:left w:type="dxa" w:w="110"/>
+              <w:bottom w:type="dxa" w:w="50"/>
+              <w:right w:type="dxa" w:w="110"/>
+            </w:tcMar>
+          </w:tcPr>
+          <w:p>
+            <w:pPr>
+              <w:spacing w:before="30" w:after="30"/>
+            </w:pPr>
+            <w:r>
+              <w:rPr>
+                <w:b/>
+                <w:bCs/>
+                <w:color w:val="FFFFFF"/>
+                <w:sz w:val="15"/>
+                <w:szCs w:val="15"/>
+              </w:rPr>
+              <w:t xml:space="preserve">Answer</w:t>
+            </w:r>
+          </w:p>
+        </w:tc>
+      </w:tr>
+      <w:tr>
+        <w:tc>
+          <w:tcPr>
+            <w:tcW w:type="pct" w:w="2400"/>
+            <w:tcMar>
+              <w:top w:type="dxa" w:w="50"/>
+              <w:left w:type="dxa" w:w="110"/>
+              <w:bottom w:type="dxa" w:w="50"/>
+              <w:right w:type="dxa" w:w="110"/>
+            </w:tcMar>
+          </w:tcPr>
+          <w:p>
+            <w:pPr>
+              <w:spacing w:before="28" w:after="28"/>
+            </w:pPr>
+            <w:r>
+              <w:rPr>
+                <w:sz w:val="15"/>
+                <w:szCs w:val="15"/>
+              </w:rPr>
+              <w:t xml:space="preserve">Sugar mix variance</w:t>
+            </w:r>
+          </w:p>
+        </w:tc>
+        <w:tc>
+          <w:tcPr>
+            <w:tcW w:type="pct" w:w="2600"/>
+            <w:tcMar>
+              <w:top w:type="dxa" w:w="50"/>
+              <w:left w:type="dxa" w:w="110"/>
+              <w:bottom w:type="dxa" w:w="50"/>
+              <w:right w:type="dxa" w:w="110"/>
+            </w:tcMar>
+          </w:tcPr>
+          <w:p>
+            <w:pPr>
+              <w:spacing w:before="28" w:after="28"/>
+            </w:pPr>
+            <w:r>
+              <w:rPr>
+                <w:sz w:val="15"/>
+                <w:szCs w:val="15"/>
+              </w:rPr>
+              <w:t xml:space="preserve">(3,400 − 3,680) × $1.00 = $(280) (favorable: less sugar than the blend allows)</w:t>
+            </w:r>
+          </w:p>
+        </w:tc>
+      </w:tr>
+      <w:tr>
+        <w:tc>
+          <w:tcPr>
+            <w:tcW w:type="pct" w:w="2400"/>
+            <w:shd w:fill="FBFAF6" w:val="clear"/>
+            <w:tcMar>
+              <w:top w:type="dxa" w:w="50"/>
+              <w:left w:type="dxa" w:w="110"/>
+              <w:bottom w:type="dxa" w:w="50"/>
+              <w:right w:type="dxa" w:w="110"/>
+            </w:tcMar>
+          </w:tcPr>
+          <w:p>
+            <w:pPr>
+              <w:spacing w:before="28" w:after="28"/>
+            </w:pPr>
+            <w:r>
+              <w:rPr>
+                <w:sz w:val="15"/>
+                <w:szCs w:val="15"/>
+              </w:rPr>
+              <w:t xml:space="preserve">Total mix variance</w:t>
+            </w:r>
+          </w:p>
+        </w:tc>
+        <w:tc>
+          <w:tcPr>
+            <w:tcW w:type="pct" w:w="2600"/>
+            <w:shd w:fill="FFFFFF" w:val="clear"/>
+            <w:tcMar>
+              <w:top w:type="dxa" w:w="50"/>
+              <w:left w:type="dxa" w:w="110"/>
+              <w:bottom w:type="dxa" w:w="50"/>
+              <w:right w:type="dxa" w:w="110"/>
+            </w:tcMar>
+          </w:tcPr>
+          <w:p>
+            <w:pPr>
+              <w:spacing w:before="46" w:after="46"/>
+            </w:pPr>
+            <w:r>
+              <w:rPr>
+                <w:b/>
+                <w:bCs/>
+                <w:color w:val="8186EF"/>
+                <w:sz w:val="14"/>
+                <w:szCs w:val="14"/>
+              </w:rPr>
+              <w:t xml:space="preserve">(12)</w:t>
+            </w:r>
+          </w:p>
+        </w:tc>
+      </w:tr>
+    </w:tbl>
+    <w:p/>
+    <w:tbl>
+      <w:tblPr>
+        <w:tblW w:type="pct" w:w="100%"/>
+        <w:tblLayout w:type="fixed"/>
+        <w:tblBorders>
+          <w:top w:val="single" w:color="FBFAF6" w:sz="4"/>
+          <w:left w:val="single" w:color="FBFAF6" w:sz="4"/>
+          <w:bottom w:val="single" w:color="FBFAF6" w:sz="4"/>
+          <w:right w:val="single" w:color="FBFAF6" w:sz="4"/>
+          <w:insideH w:val="single" w:color="FBFAF6" w:sz="4"/>
+          <w:insideV w:val="single" w:color="FBFAF6" w:sz="4"/>
+        </w:tblBorders>
+      </w:tblPr>
+      <w:tblGrid>
+        <w:gridCol w:w="9600"/>
+      </w:tblGrid>
+      <w:tr>
+        <w:tc>
+          <w:tcPr>
+            <w:tcW w:type="pct" w:w="5000"/>
+            <w:shd w:fill="FBFAF6" w:val="clear"/>
+            <w:tcMar>
+              <w:top w:type="dxa" w:w="40"/>
+              <w:left w:type="dxa" w:w="100"/>
+              <w:bottom w:type="dxa" w:w="40"/>
+              <w:right w:type="dxa" w:w="100"/>
+            </w:tcMar>
+          </w:tcPr>
+          <w:p>
+            <w:pPr>
+              <w:spacing w:before="18" w:after="6"/>
+            </w:pPr>
+            <w:r>
+              <w:rPr>
+                <w:b/>
+                <w:bCs/>
+                <w:color w:val="6B7280"/>
+                <w:sz w:val="14"/>
+                <w:szCs w:val="14"/>
+              </w:rPr>
+              <w:t xml:space="preserve">word list</w:t>
+            </w:r>
+          </w:p>
+          <w:p>
+            <w:pPr>
+              <w:spacing w:before="0" w:after="18"/>
+            </w:pPr>
+            <w:r>
+              <w:rPr>
+                <w:b/>
+                <w:bCs/>
+                <w:color w:val="353A7C"/>
+                <w:sz w:val="16"/>
+                <w:szCs w:val="16"/>
+              </w:rPr>
+              <w:t xml:space="preserve">$700 unfavorable − $(280) favorable = $420 unfavorable   ·   Plant: more total input than the standard allows</w:t>
+            </w:r>
+          </w:p>
+        </w:tc>
+      </w:tr>
+    </w:tbl>
+    <w:p/>
     <w:p>
       <w:pPr>
         <w:spacing w:before="44" w:after="10"/>
@@ -8797,7 +8853,7 @@
           <w:sz w:val="18"/>
           <w:szCs w:val="18"/>
         </w:rPr>
-        <w:t xml:space="preserve">The English this section uses, and its Arabic</w:t>
+        <w:t xml:space="preserve">Variance — Category</w:t>
       </w:r>
     </w:p>
     <w:p>
@@ -8810,7 +8866,7 @@
           <w:sz w:val="15"/>
           <w:szCs w:val="15"/>
         </w:rPr>
-        <w:t xml:space="preserve">Each term sits against what it means.</w:t>
+        <w:t xml:space="preserve">Each stage leads to the next.</w:t>
       </w:r>
     </w:p>
     <w:p>
@@ -8821,7 +8877,7 @@
       <w:r>
         <w:drawing>
           <wp:inline distT="0" distB="0" distL="0" distR="0">
-            <wp:extent cx="5734050" cy="2708575"/>
+            <wp:extent cx="5734050" cy="1969200"/>
             <wp:effectExtent t="0" r="0" b="0" l="0"/>
             <wp:docPr id="1" name="" descr="" title=""/>
             <wp:cNvGraphicFramePr>
@@ -8846,7 +8902,7 @@
                   <pic:spPr bwMode="auto">
                     <a:xfrm>
                       <a:off x="0" y="0"/>
-                      <a:ext cx="5734050" cy="2708575"/>
+                      <a:ext cx="5734050" cy="1969200"/>
                     </a:xfrm>
                     <a:prstGeom prst="rect">
                       <a:avLst/>
@@ -8914,7 +8970,155 @@
                 <w:sz w:val="16"/>
                 <w:szCs w:val="16"/>
               </w:rPr>
-              <w:t xml:space="preserve">انحراف مردود المواد   ·   materials yield variance   ·   sales-quantity variance</w:t>
+              <w:t xml:space="preserve">5 liter mix variance   ·   500 ml mix variance   ·   1 liter mix variance</w:t>
+            </w:r>
+          </w:p>
+        </w:tc>
+      </w:tr>
+    </w:tbl>
+    <w:p/>
+    <w:p>
+      <w:pPr>
+        <w:pageBreakBefore w:val="true"/>
+        <w:spacing w:after="0"/>
+      </w:pPr>
+      <w:r>
+        <w:rPr>
+          <w:sz w:val="2"/>
+        </w:rPr>
+        <w:t xml:space="preserve"> </w:t>
+      </w:r>
+    </w:p>
+    <w:p>
+      <w:pPr>
+        <w:spacing w:before="44" w:after="10"/>
+      </w:pPr>
+      <w:r>
+        <w:rPr>
+          <w:b/>
+          <w:bCs/>
+          <w:color w:val="353A7C"/>
+          <w:sz w:val="18"/>
+          <w:szCs w:val="18"/>
+        </w:rPr>
+        <w:t xml:space="preserve">The English this section uses, and its Arabic</w:t>
+      </w:r>
+    </w:p>
+    <w:p>
+      <w:pPr>
+        <w:spacing w:before="0" w:after="12"/>
+      </w:pPr>
+      <w:r>
+        <w:rPr>
+          <w:color w:val="6B7280"/>
+          <w:sz w:val="15"/>
+          <w:szCs w:val="15"/>
+        </w:rPr>
+        <w:t xml:space="preserve">Each term sits against what it means.</w:t>
+      </w:r>
+    </w:p>
+    <w:p>
+      <w:pPr>
+        <w:spacing w:after="40" w:before="90"/>
+        <w:jc w:val="center"/>
+      </w:pPr>
+      <w:r>
+        <w:drawing>
+          <wp:inline distT="0" distB="0" distL="0" distR="0">
+            <wp:extent cx="5734050" cy="2218175"/>
+            <wp:effectExtent t="0" r="0" b="0" l="0"/>
+            <wp:docPr id="1" name="" descr="" title=""/>
+            <wp:cNvGraphicFramePr>
+              <a:graphicFrameLocks xmlns:a="http://schemas.openxmlformats.org/drawingml/2006/main" noChangeAspect="1"/>
+            </wp:cNvGraphicFramePr>
+            <a:graphic xmlns:a="http://schemas.openxmlformats.org/drawingml/2006/main">
+              <a:graphicData uri="http://schemas.openxmlformats.org/drawingml/2006/picture">
+                <pic:pic xmlns:pic="http://schemas.openxmlformats.org/drawingml/2006/picture">
+                  <pic:nvPicPr>
+                    <pic:cNvPr id="0" name="" descr=""/>
+                    <pic:cNvPicPr>
+                      <a:picLocks noChangeAspect="1" noChangeArrowheads="1"/>
+                    </pic:cNvPicPr>
+                  </pic:nvPicPr>
+                  <pic:blipFill>
+                    <a:blip r:embed="rId109" cstate="none"/>
+                    <a:srcRect/>
+                    <a:stretch>
+                      <a:fillRect/>
+                    </a:stretch>
+                  </pic:blipFill>
+                  <pic:spPr bwMode="auto">
+                    <a:xfrm>
+                      <a:off x="0" y="0"/>
+                      <a:ext cx="5734050" cy="2218175"/>
+                    </a:xfrm>
+                    <a:prstGeom prst="rect">
+                      <a:avLst/>
+                    </a:prstGeom>
+                  </pic:spPr>
+                </pic:pic>
+              </a:graphicData>
+            </a:graphic>
+          </wp:inline>
+        </w:drawing>
+      </w:r>
+    </w:p>
+    <w:tbl>
+      <w:tblPr>
+        <w:tblW w:type="pct" w:w="100%"/>
+        <w:tblLayout w:type="fixed"/>
+        <w:tblBorders>
+          <w:top w:val="single" w:color="FBFAF6" w:sz="4"/>
+          <w:left w:val="single" w:color="FBFAF6" w:sz="4"/>
+          <w:bottom w:val="single" w:color="FBFAF6" w:sz="4"/>
+          <w:right w:val="single" w:color="FBFAF6" w:sz="4"/>
+          <w:insideH w:val="single" w:color="FBFAF6" w:sz="4"/>
+          <w:insideV w:val="single" w:color="FBFAF6" w:sz="4"/>
+        </w:tblBorders>
+      </w:tblPr>
+      <w:tblGrid>
+        <w:gridCol w:w="9600"/>
+      </w:tblGrid>
+      <w:tr>
+        <w:tc>
+          <w:tcPr>
+            <w:tcW w:type="pct" w:w="5000"/>
+            <w:shd w:fill="FBFAF6" w:val="clear"/>
+            <w:tcMar>
+              <w:top w:type="dxa" w:w="40"/>
+              <w:left w:type="dxa" w:w="100"/>
+              <w:bottom w:type="dxa" w:w="40"/>
+              <w:right w:type="dxa" w:w="100"/>
+            </w:tcMar>
+          </w:tcPr>
+          <w:p>
+            <w:pPr>
+              <w:spacing w:before="18" w:after="6"/>
+            </w:pPr>
+            <w:r>
+              <w:rPr>
+                <w:b/>
+                <w:bCs/>
+                <w:color w:val="6B7280"/>
+                <w:sz w:val="14"/>
+                <w:szCs w:val="14"/>
+              </w:rPr>
+              <w:t xml:space="preserve">word list</w:t>
+            </w:r>
+          </w:p>
+          <w:p>
+            <w:pPr>
+              <w:spacing w:before="0" w:after="18"/>
+            </w:pPr>
+            <w:r>
+              <w:rPr>
+                <w:b/>
+                <w:bCs/>
+                <w:color w:val="353A7C"/>
+                <w:sz w:val="16"/>
+                <w:szCs w:val="16"/>
+              </w:rPr>
+              <w:t xml:space="preserve">sales-quantity variance   ·   materials mix variance   ·   sales-mix variance</w:t>
             </w:r>
           </w:p>
         </w:tc>
@@ -9299,14 +9503,14 @@
                 <w:sz w:val="16"/>
                 <w:szCs w:val="16"/>
               </w:rPr>
-              <w:t xml:space="preserve">10  </w:t>
-            </w:r>
-            <w:r>
-              <w:rPr>
-                <w:sz w:val="16"/>
-                <w:szCs w:val="16"/>
-              </w:rPr>
-              <w:t xml:space="preserve">proportions</w:t>
+              <w:t xml:space="preserve">9  </w:t>
+            </w:r>
+            <w:r>
+              <w:rPr>
+                <w:sz w:val="16"/>
+                <w:szCs w:val="16"/>
+              </w:rPr>
+              <w:t xml:space="preserve">margins</w:t>
             </w:r>
           </w:p>
         </w:tc>
@@ -9367,14 +9571,14 @@
                 <w:sz w:val="16"/>
                 <w:szCs w:val="16"/>
               </w:rPr>
-              <w:t xml:space="preserve">11  </w:t>
-            </w:r>
-            <w:r>
-              <w:rPr>
-                <w:sz w:val="16"/>
-                <w:szCs w:val="16"/>
-              </w:rPr>
-              <w:t xml:space="preserve">500 ml bottles</w:t>
+              <w:t xml:space="preserve">10  </w:t>
+            </w:r>
+            <w:r>
+              <w:rPr>
+                <w:sz w:val="16"/>
+                <w:szCs w:val="16"/>
+              </w:rPr>
+              <w:t xml:space="preserve">proportions</w:t>
             </w:r>
           </w:p>
         </w:tc>
@@ -9435,14 +9639,14 @@
                 <w:sz w:val="16"/>
                 <w:szCs w:val="16"/>
               </w:rPr>
-              <w:t xml:space="preserve">12  </w:t>
-            </w:r>
-            <w:r>
-              <w:rPr>
-                <w:sz w:val="16"/>
-                <w:szCs w:val="16"/>
-              </w:rPr>
-              <w:t xml:space="preserve">5 liter cans</w:t>
+              <w:t xml:space="preserve">11  </w:t>
+            </w:r>
+            <w:r>
+              <w:rPr>
+                <w:sz w:val="16"/>
+                <w:szCs w:val="16"/>
+              </w:rPr>
+              <w:t xml:space="preserve">500 ml bottles</w:t>
             </w:r>
           </w:p>
         </w:tc>
@@ -9503,7 +9707,7 @@
                 <w:sz w:val="16"/>
                 <w:szCs w:val="16"/>
               </w:rPr>
-              <w:t xml:space="preserve">13  </w:t>
+              <w:t xml:space="preserve">12  </w:t>
             </w:r>
             <w:r>
               <w:rPr>
@@ -9571,7 +9775,7 @@
                 <w:sz w:val="16"/>
                 <w:szCs w:val="16"/>
               </w:rPr>
-              <w:t xml:space="preserve">14  </w:t>
+              <w:t xml:space="preserve">13  </w:t>
             </w:r>
             <w:r>
               <w:rPr>
@@ -9639,7 +9843,7 @@
                 <w:sz w:val="16"/>
                 <w:szCs w:val="16"/>
               </w:rPr>
-              <w:t xml:space="preserve">15  </w:t>
+              <w:t xml:space="preserve">14  </w:t>
             </w:r>
             <w:r>
               <w:rPr>
@@ -9707,14 +9911,14 @@
                 <w:sz w:val="16"/>
                 <w:szCs w:val="16"/>
               </w:rPr>
-              <w:t xml:space="preserve">16  </w:t>
-            </w:r>
-            <w:r>
-              <w:rPr>
-                <w:sz w:val="16"/>
-                <w:szCs w:val="16"/>
-              </w:rPr>
-              <w:t xml:space="preserve">sales-quantity variance</w:t>
+              <w:t xml:space="preserve">15  </w:t>
+            </w:r>
+            <w:r>
+              <w:rPr>
+                <w:sz w:val="16"/>
+                <w:szCs w:val="16"/>
+              </w:rPr>
+              <w:t xml:space="preserve">sales-mix variance</w:t>
             </w:r>
           </w:p>
         </w:tc>
@@ -9775,72 +9979,14 @@
                 <w:sz w:val="16"/>
                 <w:szCs w:val="16"/>
               </w:rPr>
-              <w:t xml:space="preserve">17  </w:t>
-            </w:r>
-            <w:r>
-              <w:rPr>
-                <w:sz w:val="16"/>
-                <w:szCs w:val="16"/>
-              </w:rPr>
-              <w:t xml:space="preserve">materials yield variance</w:t>
-            </w:r>
-          </w:p>
-        </w:tc>
-      </w:tr>
-      <w:tr>
-        <w:tc>
-          <w:tcPr>
-            <w:tcW w:type="pct" w:w="2500"/>
-            <w:tcMar>
-              <w:top w:type="dxa" w:w="20"/>
-              <w:left w:type="dxa" w:w="80"/>
-              <w:bottom w:type="dxa" w:w="20"/>
-              <w:right w:type="dxa" w:w="80"/>
-            </w:tcMar>
-          </w:tcPr>
-          <w:p>
-            <w:pPr>
-              <w:spacing w:before="12" w:after="12"/>
-            </w:pPr>
-            <w:r>
-              <w:rPr>
-                <w:b/>
-                <w:bCs/>
-                <w:color w:val="8186EF"/>
-                <w:sz w:val="16"/>
-                <w:szCs w:val="16"/>
-              </w:rPr>
-              <w:t xml:space="preserve">9  </w:t>
-            </w:r>
-            <w:r>
-              <w:rPr>
-                <w:sz w:val="16"/>
-                <w:szCs w:val="16"/>
-              </w:rPr>
-              <w:t xml:space="preserve">margins</w:t>
-            </w:r>
-          </w:p>
-        </w:tc>
-        <w:tc>
-          <w:tcPr>
-            <w:tcW w:type="pct" w:w="2500"/>
-            <w:tcMar>
-              <w:top w:type="dxa" w:w="20"/>
-              <w:left w:type="dxa" w:w="80"/>
-              <w:bottom w:type="dxa" w:w="20"/>
-              <w:right w:type="dxa" w:w="80"/>
-            </w:tcMar>
-          </w:tcPr>
-          <w:p>
-            <w:pPr>
-              <w:spacing w:before="24" w:after="24"/>
-            </w:pPr>
-            <w:r>
-              <w:rPr>
-                <w:sz w:val="16"/>
-                <w:szCs w:val="16"/>
-              </w:rPr>
-              <w:t xml:space="preserve"/>
+              <w:t xml:space="preserve">16  </w:t>
+            </w:r>
+            <w:r>
+              <w:rPr>
+                <w:sz w:val="16"/>
+                <w:szCs w:val="16"/>
+              </w:rPr>
+              <w:t xml:space="preserve">materials mix variance</w:t>
             </w:r>
           </w:p>
         </w:tc>

--- a/CMA_Summaries_B3_Ch13.docx
+++ b/CMA_Summaries_B3_Ch13.docx
@@ -3240,7 +3240,7 @@
                 <w:sz w:val="16"/>
                 <w:szCs w:val="16"/>
               </w:rPr>
-              <w:t xml:space="preserve">process   ·   unchanged   ·   substituted   ·   applies</w:t>
+              <w:t xml:space="preserve">standard   ·   unchanged   ·   substituted   ·   applies</w:t>
             </w:r>
           </w:p>
         </w:tc>
@@ -3288,6 +3288,175 @@
                 <w:szCs w:val="19"/>
               </w:rPr>
               <w:t xml:space="preserve">Worked example: the halva blend</w:t>
+            </w:r>
+          </w:p>
+        </w:tc>
+      </w:tr>
+    </w:tbl>
+    <w:p/>
+    <w:p>
+      <w:pPr>
+        <w:spacing w:before="44" w:after="14"/>
+      </w:pPr>
+      <w:r>
+        <w:rPr>
+          <w:b/>
+          <w:bCs/>
+          <w:color w:val="353A7C"/>
+          <w:sz w:val="18"/>
+          <w:szCs w:val="18"/>
+        </w:rPr>
+        <w:t xml:space="preserve">Summary 2</w:t>
+      </w:r>
+      <w:r>
+        <w:rPr>
+          <w:color w:val="6B7280"/>
+          <w:sz w:val="16"/>
+          <w:szCs w:val="16"/>
+        </w:rPr>
+        <w:t xml:space="preserve">      gaps 4–5</w:t>
+      </w:r>
+    </w:p>
+    <w:p>
+      <w:pPr>
+        <w:spacing w:before="20" w:after="20" w:line="360" w:lineRule="auto"/>
+        <w:ind w:left="200"/>
+      </w:pPr>
+      <w:r>
+        <w:rPr>
+          <w:sz w:val="19"/>
+          <w:szCs w:val="19"/>
+        </w:rPr>
+        <w:t xml:space="preserve">Mix: $420 unfavorable, </w:t>
+      </w:r>
+      <w:r>
+        <w:rPr>
+          <w:b/>
+          <w:bCs/>
+          <w:color w:val="8186EF"/>
+          <w:sz w:val="15"/>
+          <w:szCs w:val="15"/>
+        </w:rPr>
+        <w:t xml:space="preserve"> (4) </w:t>
+      </w:r>
+      <w:r>
+        <w:rPr>
+          <w:u w:val="single"/>
+          <w:sz w:val="19"/>
+          <w:szCs w:val="19"/>
+        </w:rPr>
+        <w:t xml:space="preserve">           </w:t>
+      </w:r>
+      <w:r>
+        <w:rPr>
+          <w:sz w:val="19"/>
+          <w:szCs w:val="19"/>
+        </w:rPr>
+        <w:t xml:space="preserve"> </w:t>
+      </w:r>
+      <w:r>
+        <w:rPr>
+          <w:sz w:val="19"/>
+          <w:szCs w:val="19"/>
+        </w:rPr>
+        <w:t xml:space="preserve"> more of the </w:t>
+      </w:r>
+      <w:r>
+        <w:rPr>
+          <w:b/>
+          <w:bCs/>
+          <w:color w:val="8186EF"/>
+          <w:sz w:val="15"/>
+          <w:szCs w:val="15"/>
+        </w:rPr>
+        <w:t xml:space="preserve"> (5) </w:t>
+      </w:r>
+      <w:r>
+        <w:rPr>
+          <w:u w:val="single"/>
+          <w:sz w:val="19"/>
+          <w:szCs w:val="19"/>
+        </w:rPr>
+        <w:t xml:space="preserve">           </w:t>
+      </w:r>
+      <w:r>
+        <w:rPr>
+          <w:sz w:val="19"/>
+          <w:szCs w:val="19"/>
+        </w:rPr>
+        <w:t xml:space="preserve"> </w:t>
+      </w:r>
+      <w:r>
+        <w:rPr>
+          <w:sz w:val="19"/>
+          <w:szCs w:val="19"/>
+        </w:rPr>
+        <w:t xml:space="preserve"> paste was used. </w:t>
+      </w:r>
+      <w:r>
+        <w:rPr>
+          <w:sz w:val="19"/>
+          <w:szCs w:val="19"/>
+        </w:rPr>
+        <w:t xml:space="preserve">Yield: (9,200 − 9,000) × $1.90 = $380 unfavorable. </w:t>
+      </w:r>
+    </w:p>
+    <w:tbl>
+      <w:tblPr>
+        <w:tblW w:type="pct" w:w="100%"/>
+        <w:tblLayout w:type="fixed"/>
+        <w:tblBorders>
+          <w:top w:val="single" w:color="FBFAF6" w:sz="4"/>
+          <w:left w:val="single" w:color="FBFAF6" w:sz="4"/>
+          <w:bottom w:val="single" w:color="FBFAF6" w:sz="4"/>
+          <w:right w:val="single" w:color="FBFAF6" w:sz="4"/>
+          <w:insideH w:val="single" w:color="FBFAF6" w:sz="4"/>
+          <w:insideV w:val="single" w:color="FBFAF6" w:sz="4"/>
+        </w:tblBorders>
+      </w:tblPr>
+      <w:tblGrid>
+        <w:gridCol w:w="9600"/>
+      </w:tblGrid>
+      <w:tr>
+        <w:tc>
+          <w:tcPr>
+            <w:tcW w:type="pct" w:w="5000"/>
+            <w:shd w:fill="FBFAF6" w:val="clear"/>
+            <w:tcMar>
+              <w:top w:type="dxa" w:w="40"/>
+              <w:left w:type="dxa" w:w="100"/>
+              <w:bottom w:type="dxa" w:w="40"/>
+              <w:right w:type="dxa" w:w="100"/>
+            </w:tcMar>
+          </w:tcPr>
+          <w:p>
+            <w:pPr>
+              <w:spacing w:before="18" w:after="6"/>
+            </w:pPr>
+            <w:r>
+              <w:rPr>
+                <w:b/>
+                <w:bCs/>
+                <w:color w:val="6B7280"/>
+                <w:sz w:val="14"/>
+                <w:szCs w:val="14"/>
+              </w:rPr>
+              <w:t xml:space="preserve">word list</w:t>
+            </w:r>
+          </w:p>
+          <w:p>
+            <w:pPr>
+              <w:spacing w:before="0" w:after="18"/>
+            </w:pPr>
+            <w:r>
+              <w:rPr>
+                <w:b/>
+                <w:bCs/>
+                <w:color w:val="353A7C"/>
+                <w:sz w:val="16"/>
+                <w:szCs w:val="16"/>
+              </w:rPr>
+              <w:t xml:space="preserve">dearer   ·   variance   ·   because</w:t>
             </w:r>
           </w:p>
         </w:tc>
@@ -3423,7 +3592,7 @@
                 <w:sz w:val="16"/>
                 <w:szCs w:val="16"/>
               </w:rPr>
-              <w:t xml:space="preserve">Sesame paste   ·   Sugar</w:t>
+              <w:t xml:space="preserve">Materials mix variance   ·   overhead spending variance</w:t>
             </w:r>
           </w:p>
         </w:tc>
@@ -3489,7 +3658,7 @@
           <w:sz w:val="18"/>
           <w:szCs w:val="18"/>
         </w:rPr>
-        <w:t xml:space="preserve">Summary 2</w:t>
+        <w:t xml:space="preserve">Summary 3</w:t>
       </w:r>
       <w:r>
         <w:rPr>
@@ -3497,7 +3666,7 @@
           <w:sz w:val="16"/>
           <w:szCs w:val="16"/>
         </w:rPr>
-        <w:t xml:space="preserve">      gaps 5–7</w:t>
+        <w:t xml:space="preserve">      gaps 7–9</w:t>
       </w:r>
     </w:p>
     <w:p>
@@ -3527,7 +3696,7 @@
           <w:sz w:val="15"/>
           <w:szCs w:val="15"/>
         </w:rPr>
-        <w:t xml:space="preserve"> (5) </w:t>
+        <w:t xml:space="preserve"> (7) </w:t>
       </w:r>
       <w:r>
         <w:rPr>
@@ -3559,7 +3728,7 @@
           <w:sz w:val="15"/>
           <w:szCs w:val="15"/>
         </w:rPr>
-        <w:t xml:space="preserve"> (6) </w:t>
+        <w:t xml:space="preserve"> (8) </w:t>
       </w:r>
       <w:r>
         <w:rPr>
@@ -3581,7 +3750,7 @@
           <w:sz w:val="19"/>
           <w:szCs w:val="19"/>
         </w:rPr>
-        <w:t xml:space="preserve">, which is what. </w:t>
+        <w:t xml:space="preserve">. </w:t>
       </w:r>
       <w:r>
         <w:rPr>
@@ -3598,7 +3767,7 @@
           <w:sz w:val="15"/>
           <w:szCs w:val="15"/>
         </w:rPr>
-        <w:t xml:space="preserve"> (7) </w:t>
+        <w:t xml:space="preserve"> (9) </w:t>
       </w:r>
       <w:r>
         <w:rPr>
@@ -3678,7 +3847,7 @@
                 <w:sz w:val="16"/>
                 <w:szCs w:val="16"/>
               </w:rPr>
-              <w:t xml:space="preserve">weighted-average   ·   together   ·   unfavorable   ·   belongs</w:t>
+              <w:t xml:space="preserve">unfavorable   ·   belongs   ·   Complete   ·   together</w:t>
             </w:r>
           </w:p>
         </w:tc>
@@ -3744,7 +3913,7 @@
           <w:sz w:val="18"/>
           <w:szCs w:val="18"/>
         </w:rPr>
-        <w:t xml:space="preserve">Summary 3</w:t>
+        <w:t xml:space="preserve">Summary 4</w:t>
       </w:r>
       <w:r>
         <w:rPr>
@@ -3752,7 +3921,7 @@
           <w:sz w:val="16"/>
           <w:szCs w:val="16"/>
         </w:rPr>
-        <w:t xml:space="preserve">      gaps 8–9</w:t>
+        <w:t xml:space="preserve">      gaps 10–11</w:t>
       </w:r>
     </w:p>
     <w:p>
@@ -3775,7 +3944,7 @@
           <w:sz w:val="15"/>
           <w:szCs w:val="15"/>
         </w:rPr>
-        <w:t xml:space="preserve"> (8) </w:t>
+        <w:t xml:space="preserve"> (10) </w:t>
       </w:r>
       <w:r>
         <w:rPr>
@@ -3807,7 +3976,7 @@
           <w:sz w:val="15"/>
           <w:szCs w:val="15"/>
         </w:rPr>
-        <w:t xml:space="preserve"> (9) </w:t>
+        <w:t xml:space="preserve"> (11) </w:t>
       </w:r>
       <w:r>
         <w:rPr>
@@ -3887,13 +4056,25 @@
                 <w:sz w:val="16"/>
                 <w:szCs w:val="16"/>
               </w:rPr>
-              <w:t xml:space="preserve">weighted-average   ·   variance   ·   substituted</w:t>
+              <w:t xml:space="preserve">process   ·   variance   ·   weighted-average</w:t>
             </w:r>
           </w:p>
         </w:tc>
       </w:tr>
     </w:tbl>
     <w:p/>
+    <w:p>
+      <w:pPr>
+        <w:pageBreakBefore w:val="true"/>
+        <w:spacing w:after="0"/>
+      </w:pPr>
+      <w:r>
+        <w:rPr>
+          <w:sz w:val="2"/>
+        </w:rPr>
+        <w:t xml:space="preserve"> </w:t>
+      </w:r>
+    </w:p>
     <w:tbl>
       <w:tblPr>
         <w:tblW w:type="pct" w:w="100%"/>
@@ -4222,14 +4403,14 @@
                 <w:sz w:val="16"/>
                 <w:szCs w:val="16"/>
               </w:rPr>
-              <w:t xml:space="preserve">6  </w:t>
-            </w:r>
-            <w:r>
-              <w:rPr>
-                <w:sz w:val="16"/>
-                <w:szCs w:val="16"/>
-              </w:rPr>
-              <w:t xml:space="preserve">unfavorable</w:t>
+              <w:t xml:space="preserve">7  </w:t>
+            </w:r>
+            <w:r>
+              <w:rPr>
+                <w:sz w:val="16"/>
+                <w:szCs w:val="16"/>
+              </w:rPr>
+              <w:t xml:space="preserve">together</w:t>
             </w:r>
           </w:p>
         </w:tc>
@@ -4290,14 +4471,14 @@
                 <w:sz w:val="16"/>
                 <w:szCs w:val="16"/>
               </w:rPr>
-              <w:t xml:space="preserve">7  </w:t>
-            </w:r>
-            <w:r>
-              <w:rPr>
-                <w:sz w:val="16"/>
-                <w:szCs w:val="16"/>
-              </w:rPr>
-              <w:t xml:space="preserve">belongs</w:t>
+              <w:t xml:space="preserve">8  </w:t>
+            </w:r>
+            <w:r>
+              <w:rPr>
+                <w:sz w:val="16"/>
+                <w:szCs w:val="16"/>
+              </w:rPr>
+              <w:t xml:space="preserve">unfavorable</w:t>
             </w:r>
           </w:p>
         </w:tc>
@@ -4358,14 +4539,14 @@
                 <w:sz w:val="16"/>
                 <w:szCs w:val="16"/>
               </w:rPr>
-              <w:t xml:space="preserve">8  </w:t>
-            </w:r>
-            <w:r>
-              <w:rPr>
-                <w:sz w:val="16"/>
-                <w:szCs w:val="16"/>
-              </w:rPr>
-              <w:t xml:space="preserve">variance</w:t>
+              <w:t xml:space="preserve">9  </w:t>
+            </w:r>
+            <w:r>
+              <w:rPr>
+                <w:sz w:val="16"/>
+                <w:szCs w:val="16"/>
+              </w:rPr>
+              <w:t xml:space="preserve">belongs</w:t>
             </w:r>
           </w:p>
         </w:tc>
@@ -4400,7 +4581,7 @@
                 <w:sz w:val="16"/>
                 <w:szCs w:val="16"/>
               </w:rPr>
-              <w:t xml:space="preserve">Sugar</w:t>
+              <w:t xml:space="preserve">because</w:t>
             </w:r>
           </w:p>
         </w:tc>
@@ -4426,14 +4607,14 @@
                 <w:sz w:val="16"/>
                 <w:szCs w:val="16"/>
               </w:rPr>
-              <w:t xml:space="preserve">9  </w:t>
-            </w:r>
-            <w:r>
-              <w:rPr>
-                <w:sz w:val="16"/>
-                <w:szCs w:val="16"/>
-              </w:rPr>
-              <w:t xml:space="preserve">weighted-average</w:t>
+              <w:t xml:space="preserve">10  </w:t>
+            </w:r>
+            <w:r>
+              <w:rPr>
+                <w:sz w:val="16"/>
+                <w:szCs w:val="16"/>
+              </w:rPr>
+              <w:t xml:space="preserve">variance</w:t>
             </w:r>
           </w:p>
         </w:tc>
@@ -4468,7 +4649,75 @@
                 <w:sz w:val="16"/>
                 <w:szCs w:val="16"/>
               </w:rPr>
-              <w:t xml:space="preserve">together</w:t>
+              <w:t xml:space="preserve">dearer</w:t>
+            </w:r>
+          </w:p>
+        </w:tc>
+        <w:tc>
+          <w:tcPr>
+            <w:tcW w:type="pct" w:w="2500"/>
+            <w:tcMar>
+              <w:top w:type="dxa" w:w="20"/>
+              <w:left w:type="dxa" w:w="80"/>
+              <w:bottom w:type="dxa" w:w="20"/>
+              <w:right w:type="dxa" w:w="80"/>
+            </w:tcMar>
+          </w:tcPr>
+          <w:p>
+            <w:pPr>
+              <w:spacing w:before="12" w:after="12"/>
+            </w:pPr>
+            <w:r>
+              <w:rPr>
+                <w:b/>
+                <w:bCs/>
+                <w:color w:val="8186EF"/>
+                <w:sz w:val="16"/>
+                <w:szCs w:val="16"/>
+              </w:rPr>
+              <w:t xml:space="preserve">11  </w:t>
+            </w:r>
+            <w:r>
+              <w:rPr>
+                <w:sz w:val="16"/>
+                <w:szCs w:val="16"/>
+              </w:rPr>
+              <w:t xml:space="preserve">weighted-average</w:t>
+            </w:r>
+          </w:p>
+        </w:tc>
+      </w:tr>
+      <w:tr>
+        <w:tc>
+          <w:tcPr>
+            <w:tcW w:type="pct" w:w="2500"/>
+            <w:tcMar>
+              <w:top w:type="dxa" w:w="20"/>
+              <w:left w:type="dxa" w:w="80"/>
+              <w:bottom w:type="dxa" w:w="20"/>
+              <w:right w:type="dxa" w:w="80"/>
+            </w:tcMar>
+          </w:tcPr>
+          <w:p>
+            <w:pPr>
+              <w:spacing w:before="12" w:after="12"/>
+            </w:pPr>
+            <w:r>
+              <w:rPr>
+                <w:b/>
+                <w:bCs/>
+                <w:color w:val="8186EF"/>
+                <w:sz w:val="16"/>
+                <w:szCs w:val="16"/>
+              </w:rPr>
+              <w:t xml:space="preserve">6  </w:t>
+            </w:r>
+            <w:r>
+              <w:rPr>
+                <w:sz w:val="16"/>
+                <w:szCs w:val="16"/>
+              </w:rPr>
+              <w:t xml:space="preserve">Materials mix variance</w:t>
             </w:r>
           </w:p>
         </w:tc>
@@ -4558,7 +4807,7 @@
           <w:sz w:val="15"/>
           <w:szCs w:val="15"/>
         </w:rPr>
-        <w:t xml:space="preserve">Complete the blank cells. Mix and yield together make up the usage variance of $800 unfavorable, which is what. The mix variance belongs to whoever chose the blend; the yield variance to whoever ran the process.</w:t>
+        <w:t xml:space="preserve">Mix: $420 unfavorable, because more of the dearer paste was used. Yield: (9,200 − 9,000) × $1.90 = $380 unfavorable.</w:t>
       </w:r>
     </w:p>
     <w:p>
@@ -4575,6 +4824,30 @@
           <w:szCs w:val="15"/>
         </w:rPr>
         <w:t xml:space="preserve">Summary 3   </w:t>
+      </w:r>
+      <w:r>
+        <w:rPr>
+          <w:color w:val="6B7280"/>
+          <w:sz w:val="15"/>
+          <w:szCs w:val="15"/>
+        </w:rPr>
+        <w:t xml:space="preserve">Complete the blank cells. Mix and yield together make up the usage variance of $800 unfavorable. The mix variance belongs to whoever chose the blend; the yield variance to whoever ran the process.</w:t>
+      </w:r>
+    </w:p>
+    <w:p>
+      <w:pPr>
+        <w:spacing w:before="20" w:after="20"/>
+        <w:ind w:left="240" w:hanging="240"/>
+      </w:pPr>
+      <w:r>
+        <w:rPr>
+          <w:b/>
+          <w:bCs/>
+          <w:color w:val="353A7C"/>
+          <w:sz w:val="15"/>
+          <w:szCs w:val="15"/>
+        </w:rPr>
+        <w:t xml:space="preserve">Summary 4   </w:t>
       </w:r>
       <w:r>
         <w:rPr>
@@ -4831,7 +5104,7 @@
                 <w:sz w:val="16"/>
                 <w:szCs w:val="16"/>
               </w:rPr>
-              <w:t xml:space="preserve">materials   ·   inventory   ·   standards</w:t>
+              <w:t xml:space="preserve">materials   ·   delivery   ·   standards</w:t>
             </w:r>
           </w:p>
         </w:tc>
@@ -5047,7 +5320,7 @@
                 <w:sz w:val="16"/>
                 <w:szCs w:val="16"/>
               </w:rPr>
-              <w:t xml:space="preserve">spending   ·   deliveries   ·   minutes</w:t>
+              <w:t xml:space="preserve">spending   ·   deliveries   ·   standard</w:t>
             </w:r>
           </w:p>
         </w:tc>
@@ -6187,7 +6460,7 @@
           <w:sz w:val="16"/>
           <w:szCs w:val="16"/>
         </w:rPr>
-        <w:t xml:space="preserve">      gaps 14–16</w:t>
+        <w:t xml:space="preserve">      gaps 14–18</w:t>
       </w:r>
     </w:p>
     <w:p>
@@ -6200,7 +6473,7 @@
           <w:sz w:val="19"/>
           <w:szCs w:val="19"/>
         </w:rPr>
-        <w:t xml:space="preserve">The one </w:t>
+        <w:t xml:space="preserve">Mix </w:t>
       </w:r>
       <w:r>
         <w:rPr>
@@ -6218,7 +6491,7 @@
           <w:sz w:val="19"/>
           <w:szCs w:val="19"/>
         </w:rPr>
-        <w:t xml:space="preserve">            </w:t>
+        <w:t xml:space="preserve">           </w:t>
       </w:r>
       <w:r>
         <w:rPr>
@@ -6232,7 +6505,7 @@
           <w:sz w:val="19"/>
           <w:szCs w:val="19"/>
         </w:rPr>
-        <w:t xml:space="preserve"> is that a service </w:t>
+        <w:t xml:space="preserve"> appear too: a job done by senior rather than junior staff has a mix effect, exactly like a change in a </w:t>
       </w:r>
       <w:r>
         <w:rPr>
@@ -6264,14 +6537,14 @@
           <w:sz w:val="19"/>
           <w:szCs w:val="19"/>
         </w:rPr>
-        <w:t xml:space="preserve"> be stored. </w:t>
-      </w:r>
-      <w:r>
-        <w:rPr>
-          <w:sz w:val="19"/>
-          <w:szCs w:val="19"/>
-        </w:rPr>
-        <w:t xml:space="preserve">There is no stock of unsold </w:t>
+        <w:t xml:space="preserve"> blend. </w:t>
+      </w:r>
+      <w:r>
+        <w:rPr>
+          <w:sz w:val="19"/>
+          <w:szCs w:val="19"/>
+        </w:rPr>
+        <w:t xml:space="preserve">The one </w:t>
       </w:r>
       <w:r>
         <w:rPr>
@@ -6282,6 +6555,77 @@
           <w:szCs w:val="15"/>
         </w:rPr>
         <w:t xml:space="preserve"> (16) </w:t>
+      </w:r>
+      <w:r>
+        <w:rPr>
+          <w:u w:val="single"/>
+          <w:sz w:val="19"/>
+          <w:szCs w:val="19"/>
+        </w:rPr>
+        <w:t xml:space="preserve">            </w:t>
+      </w:r>
+      <w:r>
+        <w:rPr>
+          <w:sz w:val="19"/>
+          <w:szCs w:val="19"/>
+        </w:rPr>
+        <w:t xml:space="preserve"> </w:t>
+      </w:r>
+      <w:r>
+        <w:rPr>
+          <w:sz w:val="19"/>
+          <w:szCs w:val="19"/>
+        </w:rPr>
+        <w:t xml:space="preserve"> is that a service </w:t>
+      </w:r>
+      <w:r>
+        <w:rPr>
+          <w:b/>
+          <w:bCs/>
+          <w:color w:val="8186EF"/>
+          <w:sz w:val="15"/>
+          <w:szCs w:val="15"/>
+        </w:rPr>
+        <w:t xml:space="preserve"> (17) </w:t>
+      </w:r>
+      <w:r>
+        <w:rPr>
+          <w:u w:val="single"/>
+          <w:sz w:val="19"/>
+          <w:szCs w:val="19"/>
+        </w:rPr>
+        <w:t xml:space="preserve">           </w:t>
+      </w:r>
+      <w:r>
+        <w:rPr>
+          <w:sz w:val="19"/>
+          <w:szCs w:val="19"/>
+        </w:rPr>
+        <w:t xml:space="preserve"> </w:t>
+      </w:r>
+      <w:r>
+        <w:rPr>
+          <w:sz w:val="19"/>
+          <w:szCs w:val="19"/>
+        </w:rPr>
+        <w:t xml:space="preserve"> be stored. </w:t>
+      </w:r>
+      <w:r>
+        <w:rPr>
+          <w:sz w:val="19"/>
+          <w:szCs w:val="19"/>
+        </w:rPr>
+        <w:t xml:space="preserve">There is no stock of unsold </w:t>
+      </w:r>
+      <w:r>
+        <w:rPr>
+          <w:b/>
+          <w:bCs/>
+          <w:color w:val="8186EF"/>
+          <w:sz w:val="15"/>
+          <w:szCs w:val="15"/>
+        </w:rPr>
+        <w:t xml:space="preserve"> (18) </w:t>
       </w:r>
       <w:r>
         <w:rPr>
@@ -6361,7 +6705,7 @@
                 <w:sz w:val="16"/>
                 <w:szCs w:val="16"/>
               </w:rPr>
-              <w:t xml:space="preserve">service   ·   cannot   ·   deliveries   ·   difference</w:t>
+              <w:t xml:space="preserve">deliveries   ·   difference   ·   materials   ·   cannot   ·   variances   ·   allowing</w:t>
             </w:r>
           </w:p>
         </w:tc>
@@ -6644,14 +6988,14 @@
                 <w:sz w:val="16"/>
                 <w:szCs w:val="16"/>
               </w:rPr>
-              <w:t xml:space="preserve">9  </w:t>
-            </w:r>
-            <w:r>
-              <w:rPr>
-                <w:sz w:val="16"/>
-                <w:szCs w:val="16"/>
-              </w:rPr>
-              <w:t xml:space="preserve">Wage paid to drivers and warehouse staff</w:t>
+              <w:t xml:space="preserve">10  </w:t>
+            </w:r>
+            <w:r>
+              <w:rPr>
+                <w:sz w:val="16"/>
+                <w:szCs w:val="16"/>
+              </w:rPr>
+              <w:t xml:space="preserve">Same formula: (AH − SH allowed) × standard rate</w:t>
             </w:r>
           </w:p>
         </w:tc>
@@ -6712,14 +7056,14 @@
                 <w:sz w:val="16"/>
                 <w:szCs w:val="16"/>
               </w:rPr>
-              <w:t xml:space="preserve">10  </w:t>
-            </w:r>
-            <w:r>
-              <w:rPr>
-                <w:sz w:val="16"/>
-                <w:szCs w:val="16"/>
-              </w:rPr>
-              <w:t xml:space="preserve">Same formula: (AH − SH allowed) × standard rate</w:t>
+              <w:t xml:space="preserve">11  </w:t>
+            </w:r>
+            <w:r>
+              <w:rPr>
+                <w:sz w:val="16"/>
+                <w:szCs w:val="16"/>
+              </w:rPr>
+              <w:t xml:space="preserve">Fuel, vehicle running costs, utilities</w:t>
             </w:r>
           </w:p>
         </w:tc>
@@ -6780,14 +7124,14 @@
                 <w:sz w:val="16"/>
                 <w:szCs w:val="16"/>
               </w:rPr>
-              <w:t xml:space="preserve">11  </w:t>
-            </w:r>
-            <w:r>
-              <w:rPr>
-                <w:sz w:val="16"/>
-                <w:szCs w:val="16"/>
-              </w:rPr>
-              <w:t xml:space="preserve">Fuel, vehicle running costs, utilities</w:t>
+              <w:t xml:space="preserve">12  </w:t>
+            </w:r>
+            <w:r>
+              <w:rPr>
+                <w:sz w:val="16"/>
+                <w:szCs w:val="16"/>
+              </w:rPr>
+              <w:t xml:space="preserve">Share of senior and junior staff, or of service types</w:t>
             </w:r>
           </w:p>
         </w:tc>
@@ -6848,14 +7192,14 @@
                 <w:sz w:val="16"/>
                 <w:szCs w:val="16"/>
               </w:rPr>
-              <w:t xml:space="preserve">12  </w:t>
-            </w:r>
-            <w:r>
-              <w:rPr>
-                <w:sz w:val="16"/>
-                <w:szCs w:val="16"/>
-              </w:rPr>
-              <w:t xml:space="preserve">Share of senior and junior staff, or of service types</w:t>
+              <w:t xml:space="preserve">13  </w:t>
+            </w:r>
+            <w:r>
+              <w:rPr>
+                <w:sz w:val="16"/>
+                <w:szCs w:val="16"/>
+              </w:rPr>
+              <w:t xml:space="preserve">variances</w:t>
             </w:r>
           </w:p>
         </w:tc>
@@ -6916,7 +7260,7 @@
                 <w:sz w:val="16"/>
                 <w:szCs w:val="16"/>
               </w:rPr>
-              <w:t xml:space="preserve">13  </w:t>
+              <w:t xml:space="preserve">14  </w:t>
             </w:r>
             <w:r>
               <w:rPr>
@@ -6984,14 +7328,14 @@
                 <w:sz w:val="16"/>
                 <w:szCs w:val="16"/>
               </w:rPr>
-              <w:t xml:space="preserve">14  </w:t>
-            </w:r>
-            <w:r>
-              <w:rPr>
-                <w:sz w:val="16"/>
-                <w:szCs w:val="16"/>
-              </w:rPr>
-              <w:t xml:space="preserve">difference</w:t>
+              <w:t xml:space="preserve">15  </w:t>
+            </w:r>
+            <w:r>
+              <w:rPr>
+                <w:sz w:val="16"/>
+                <w:szCs w:val="16"/>
+              </w:rPr>
+              <w:t xml:space="preserve">materials</w:t>
             </w:r>
           </w:p>
         </w:tc>
@@ -7052,14 +7396,14 @@
                 <w:sz w:val="16"/>
                 <w:szCs w:val="16"/>
               </w:rPr>
-              <w:t xml:space="preserve">15  </w:t>
-            </w:r>
-            <w:r>
-              <w:rPr>
-                <w:sz w:val="16"/>
-                <w:szCs w:val="16"/>
-              </w:rPr>
-              <w:t xml:space="preserve">cannot</w:t>
+              <w:t xml:space="preserve">16  </w:t>
+            </w:r>
+            <w:r>
+              <w:rPr>
+                <w:sz w:val="16"/>
+                <w:szCs w:val="16"/>
+              </w:rPr>
+              <w:t xml:space="preserve">difference</w:t>
             </w:r>
           </w:p>
         </w:tc>
@@ -7120,7 +7464,75 @@
                 <w:sz w:val="16"/>
                 <w:szCs w:val="16"/>
               </w:rPr>
-              <w:t xml:space="preserve">16  </w:t>
+              <w:t xml:space="preserve">17  </w:t>
+            </w:r>
+            <w:r>
+              <w:rPr>
+                <w:sz w:val="16"/>
+                <w:szCs w:val="16"/>
+              </w:rPr>
+              <w:t xml:space="preserve">cannot</w:t>
+            </w:r>
+          </w:p>
+        </w:tc>
+      </w:tr>
+      <w:tr>
+        <w:tc>
+          <w:tcPr>
+            <w:tcW w:type="pct" w:w="2500"/>
+            <w:tcMar>
+              <w:top w:type="dxa" w:w="20"/>
+              <w:left w:type="dxa" w:w="80"/>
+              <w:bottom w:type="dxa" w:w="20"/>
+              <w:right w:type="dxa" w:w="80"/>
+            </w:tcMar>
+          </w:tcPr>
+          <w:p>
+            <w:pPr>
+              <w:spacing w:before="12" w:after="12"/>
+            </w:pPr>
+            <w:r>
+              <w:rPr>
+                <w:b/>
+                <w:bCs/>
+                <w:color w:val="8186EF"/>
+                <w:sz w:val="16"/>
+                <w:szCs w:val="16"/>
+              </w:rPr>
+              <w:t xml:space="preserve">9  </w:t>
+            </w:r>
+            <w:r>
+              <w:rPr>
+                <w:sz w:val="16"/>
+                <w:szCs w:val="16"/>
+              </w:rPr>
+              <w:t xml:space="preserve">Wage paid to drivers and warehouse staff</w:t>
+            </w:r>
+          </w:p>
+        </w:tc>
+        <w:tc>
+          <w:tcPr>
+            <w:tcW w:type="pct" w:w="2500"/>
+            <w:tcMar>
+              <w:top w:type="dxa" w:w="20"/>
+              <w:left w:type="dxa" w:w="80"/>
+              <w:bottom w:type="dxa" w:w="20"/>
+              <w:right w:type="dxa" w:w="80"/>
+            </w:tcMar>
+          </w:tcPr>
+          <w:p>
+            <w:pPr>
+              <w:spacing w:before="12" w:after="12"/>
+            </w:pPr>
+            <w:r>
+              <w:rPr>
+                <w:b/>
+                <w:bCs/>
+                <w:color w:val="8186EF"/>
+                <w:sz w:val="16"/>
+                <w:szCs w:val="16"/>
+              </w:rPr>
+              <w:t xml:space="preserve">18  </w:t>
             </w:r>
             <w:r>
               <w:rPr>
@@ -7218,7 +7630,7 @@
           <w:sz w:val="15"/>
           <w:szCs w:val="15"/>
         </w:rPr>
-        <w:t xml:space="preserve">The one difference is that a service cannot be stored. There is no stock of unsold deliveries, so the usage variance never carries into inventory; it affects the period in which the work was done.</w:t>
+        <w:t xml:space="preserve">Mix variances appear too: a job done by senior rather than junior staff has a mix effect, exactly like a change in a materials blend. The one difference is that a service cannot be stored. There is no stock of unsold deliveries, so the usage variance never carries into inventory; it affects the period in which the work was done.</w:t>
       </w:r>
     </w:p>
     <w:p>
@@ -10337,7 +10749,7 @@
               <w:sz w:val="16"/>
               <w:szCs w:val="16"/>
             </w:rPr>
-            <w:t xml:space="preserve"> of 1</w:t>
+            <w:t xml:space="preserve"> of 2</w:t>
           </w:r>
         </w:p>
       </w:tc>

--- a/CMA_Summaries_B3_Ch13.docx
+++ b/CMA_Summaries_B3_Ch13.docx
@@ -231,7 +231,7 @@
           <w:sz w:val="16"/>
           <w:szCs w:val="16"/>
         </w:rPr>
-        <w:t xml:space="preserve">      gaps 3–8</w:t>
+        <w:t xml:space="preserve">      gaps 3–6</w:t>
       </w:r>
     </w:p>
     <w:p>
@@ -276,7 +276,28 @@
           <w:sz w:val="19"/>
           <w:szCs w:val="19"/>
         </w:rPr>
-        <w:t xml:space="preserve"> sells more than one product, the </w:t>
+        <w:t xml:space="preserve"> sells more than one product, the sales-volume variance: the total number of units, and the proportions in which they were sold. </w:t>
+      </w:r>
+      <w:r>
+        <w:rPr>
+          <w:sz w:val="19"/>
+          <w:szCs w:val="19"/>
+        </w:rPr>
+        <w:t xml:space="preserve">The sales-mix variance measures the proportions. </w:t>
+      </w:r>
+      <w:r>
+        <w:rPr>
+          <w:sz w:val="19"/>
+          <w:szCs w:val="19"/>
+        </w:rPr>
+        <w:t xml:space="preserve">It asks what the contribution margin would have been if the actual total units had been sold in the budgeted mix. </w:t>
+      </w:r>
+      <w:r>
+        <w:rPr>
+          <w:sz w:val="19"/>
+          <w:szCs w:val="19"/>
+        </w:rPr>
+        <w:t xml:space="preserve">The </w:t>
       </w:r>
       <w:r>
         <w:rPr>
@@ -294,7 +315,7 @@
           <w:sz w:val="19"/>
           <w:szCs w:val="19"/>
         </w:rPr>
-        <w:t xml:space="preserve">              </w:t>
+        <w:t xml:space="preserve">                </w:t>
       </w:r>
       <w:r>
         <w:rPr>
@@ -308,14 +329,7 @@
           <w:sz w:val="19"/>
           <w:szCs w:val="19"/>
         </w:rPr>
-        <w:t xml:space="preserve"> variance: the total number of units, and the proportions in which they were sold. </w:t>
-      </w:r>
-      <w:r>
-        <w:rPr>
-          <w:sz w:val="19"/>
-          <w:szCs w:val="19"/>
-        </w:rPr>
-        <w:t xml:space="preserve">The </w:t>
+        <w:t xml:space="preserve"> variance measures the total, </w:t>
       </w:r>
       <w:r>
         <w:rPr>
@@ -347,14 +361,7 @@
           <w:sz w:val="19"/>
           <w:szCs w:val="19"/>
         </w:rPr>
-        <w:t xml:space="preserve"> variance measures the proportions. </w:t>
-      </w:r>
-      <w:r>
-        <w:rPr>
-          <w:sz w:val="19"/>
-          <w:szCs w:val="19"/>
-        </w:rPr>
-        <w:t xml:space="preserve">It asks what the contribution margin would have been if the </w:t>
+        <w:t xml:space="preserve"> at the budgeted </w:t>
       </w:r>
       <w:r>
         <w:rPr>
@@ -365,77 +372,6 @@
           <w:szCs w:val="15"/>
         </w:rPr>
         <w:t xml:space="preserve"> (6) </w:t>
-      </w:r>
-      <w:r>
-        <w:rPr>
-          <w:u w:val="single"/>
-          <w:sz w:val="19"/>
-          <w:szCs w:val="19"/>
-        </w:rPr>
-        <w:t xml:space="preserve">           </w:t>
-      </w:r>
-      <w:r>
-        <w:rPr>
-          <w:sz w:val="19"/>
-          <w:szCs w:val="19"/>
-        </w:rPr>
-        <w:t xml:space="preserve"> </w:t>
-      </w:r>
-      <w:r>
-        <w:rPr>
-          <w:sz w:val="19"/>
-          <w:szCs w:val="19"/>
-        </w:rPr>
-        <w:t xml:space="preserve"> total units had been sold in the budgeted mix. </w:t>
-      </w:r>
-      <w:r>
-        <w:rPr>
-          <w:sz w:val="19"/>
-          <w:szCs w:val="19"/>
-        </w:rPr>
-        <w:t xml:space="preserve">The </w:t>
-      </w:r>
-      <w:r>
-        <w:rPr>
-          <w:b/>
-          <w:bCs/>
-          <w:color w:val="8186EF"/>
-          <w:sz w:val="15"/>
-          <w:szCs w:val="15"/>
-        </w:rPr>
-        <w:t xml:space="preserve"> (7) </w:t>
-      </w:r>
-      <w:r>
-        <w:rPr>
-          <w:u w:val="single"/>
-          <w:sz w:val="19"/>
-          <w:szCs w:val="19"/>
-        </w:rPr>
-        <w:t xml:space="preserve">                </w:t>
-      </w:r>
-      <w:r>
-        <w:rPr>
-          <w:sz w:val="19"/>
-          <w:szCs w:val="19"/>
-        </w:rPr>
-        <w:t xml:space="preserve"> </w:t>
-      </w:r>
-      <w:r>
-        <w:rPr>
-          <w:sz w:val="19"/>
-          <w:szCs w:val="19"/>
-        </w:rPr>
-        <w:t xml:space="preserve"> variance measures the total, valued at the budgeted </w:t>
-      </w:r>
-      <w:r>
-        <w:rPr>
-          <w:b/>
-          <w:bCs/>
-          <w:color w:val="8186EF"/>
-          <w:sz w:val="15"/>
-          <w:szCs w:val="15"/>
-        </w:rPr>
-        <w:t xml:space="preserve"> (8) </w:t>
       </w:r>
       <w:r>
         <w:rPr>
@@ -522,7 +458,913 @@
                 <w:sz w:val="16"/>
                 <w:szCs w:val="16"/>
               </w:rPr>
-              <w:t xml:space="preserve">weighted-average   ·   actual   ·   revenue   ·   division   ·   sales-quantity   ·   sales-volume   ·   sales-mix</w:t>
+              <w:t xml:space="preserve">weighted-average   ·   division   ·   sales-mix   ·   sales-quantity   ·   valued</w:t>
+            </w:r>
+          </w:p>
+        </w:tc>
+      </w:tr>
+    </w:tbl>
+    <w:p/>
+    <w:tbl>
+      <w:tblPr>
+        <w:tblW w:type="pct" w:w="100%"/>
+        <w:tblLayout w:type="fixed"/>
+        <w:tblBorders>
+          <w:top w:val="single" w:color="353A7C" w:sz="6"/>
+          <w:left w:val="single" w:color="353A7C" w:sz="6"/>
+          <w:bottom w:val="single" w:color="353A7C" w:sz="6"/>
+          <w:right w:val="single" w:color="353A7C" w:sz="6"/>
+          <w:insideH w:val="single" w:color="353A7C" w:sz="6"/>
+          <w:insideV w:val="single" w:color="353A7C" w:sz="6"/>
+        </w:tblBorders>
+      </w:tblPr>
+      <w:tblGrid>
+        <w:gridCol w:w="2624"/>
+        <w:gridCol w:w="1484"/>
+        <w:gridCol w:w="864"/>
+        <w:gridCol w:w="1484"/>
+        <w:gridCol w:w="864"/>
+        <w:gridCol w:w="2280"/>
+      </w:tblGrid>
+      <w:tr>
+        <w:tc>
+          <w:tcPr>
+            <w:tcW w:type="pct" w:w="5000"/>
+            <w:gridSpan w:val="6"/>
+            <w:shd w:fill="353A7C" w:val="clear"/>
+            <w:tcMar>
+              <w:top w:type="dxa" w:w="60"/>
+              <w:left w:type="dxa" w:w="120"/>
+              <w:bottom w:type="dxa" w:w="60"/>
+              <w:right w:type="dxa" w:w="120"/>
+            </w:tcMar>
+          </w:tcPr>
+          <w:p>
+            <w:pPr>
+              <w:spacing w:before="40" w:after="40"/>
+            </w:pPr>
+            <w:r>
+              <w:rPr>
+                <w:b/>
+                <w:bCs/>
+                <w:color w:val="FFFFFF"/>
+                <w:sz w:val="17"/>
+                <w:szCs w:val="17"/>
+              </w:rPr>
+              <w:t xml:space="preserve">Budgeted and actual sales mix for the month</w:t>
+            </w:r>
+          </w:p>
+        </w:tc>
+      </w:tr>
+      <w:tr>
+        <w:tc>
+          <w:tcPr>
+            <w:tcW w:type="pct" w:w="1367"/>
+            <w:shd w:fill="353A7C" w:val="clear"/>
+            <w:tcMar>
+              <w:top w:type="dxa" w:w="50"/>
+              <w:left w:type="dxa" w:w="110"/>
+              <w:bottom w:type="dxa" w:w="50"/>
+              <w:right w:type="dxa" w:w="110"/>
+            </w:tcMar>
+          </w:tcPr>
+          <w:p>
+            <w:pPr>
+              <w:spacing w:before="30" w:after="30"/>
+            </w:pPr>
+            <w:r>
+              <w:rPr>
+                <w:b/>
+                <w:bCs/>
+                <w:color w:val="FFFFFF"/>
+                <w:sz w:val="15"/>
+                <w:szCs w:val="15"/>
+              </w:rPr>
+              <w:t xml:space="preserve">Tahini &amp; Spreads, one month</w:t>
+            </w:r>
+          </w:p>
+        </w:tc>
+        <w:tc>
+          <w:tcPr>
+            <w:tcW w:type="pct" w:w="773"/>
+            <w:shd w:fill="353A7C" w:val="clear"/>
+            <w:tcMar>
+              <w:top w:type="dxa" w:w="50"/>
+              <w:left w:type="dxa" w:w="110"/>
+              <w:bottom w:type="dxa" w:w="50"/>
+              <w:right w:type="dxa" w:w="110"/>
+            </w:tcMar>
+          </w:tcPr>
+          <w:p>
+            <w:pPr>
+              <w:spacing w:before="30" w:after="30"/>
+            </w:pPr>
+            <w:r>
+              <w:rPr>
+                <w:b/>
+                <w:bCs/>
+                <w:color w:val="FFFFFF"/>
+                <w:sz w:val="15"/>
+                <w:szCs w:val="15"/>
+              </w:rPr>
+              <w:t xml:space="preserve">Budget units</w:t>
+            </w:r>
+          </w:p>
+        </w:tc>
+        <w:tc>
+          <w:tcPr>
+            <w:tcW w:type="pct" w:w="450"/>
+            <w:shd w:fill="353A7C" w:val="clear"/>
+            <w:tcMar>
+              <w:top w:type="dxa" w:w="50"/>
+              <w:left w:type="dxa" w:w="110"/>
+              <w:bottom w:type="dxa" w:w="50"/>
+              <w:right w:type="dxa" w:w="110"/>
+            </w:tcMar>
+          </w:tcPr>
+          <w:p>
+            <w:pPr>
+              <w:spacing w:before="30" w:after="30"/>
+            </w:pPr>
+            <w:r>
+              <w:rPr>
+                <w:b/>
+                <w:bCs/>
+                <w:color w:val="FFFFFF"/>
+                <w:sz w:val="15"/>
+                <w:szCs w:val="15"/>
+              </w:rPr>
+              <w:t xml:space="preserve">Mix</w:t>
+            </w:r>
+          </w:p>
+        </w:tc>
+        <w:tc>
+          <w:tcPr>
+            <w:tcW w:type="pct" w:w="773"/>
+            <w:shd w:fill="353A7C" w:val="clear"/>
+            <w:tcMar>
+              <w:top w:type="dxa" w:w="50"/>
+              <w:left w:type="dxa" w:w="110"/>
+              <w:bottom w:type="dxa" w:w="50"/>
+              <w:right w:type="dxa" w:w="110"/>
+            </w:tcMar>
+          </w:tcPr>
+          <w:p>
+            <w:pPr>
+              <w:spacing w:before="30" w:after="30"/>
+            </w:pPr>
+            <w:r>
+              <w:rPr>
+                <w:b/>
+                <w:bCs/>
+                <w:color w:val="FFFFFF"/>
+                <w:sz w:val="15"/>
+                <w:szCs w:val="15"/>
+              </w:rPr>
+              <w:t xml:space="preserve">Actual units</w:t>
+            </w:r>
+          </w:p>
+        </w:tc>
+        <w:tc>
+          <w:tcPr>
+            <w:tcW w:type="pct" w:w="450"/>
+            <w:shd w:fill="353A7C" w:val="clear"/>
+            <w:tcMar>
+              <w:top w:type="dxa" w:w="50"/>
+              <w:left w:type="dxa" w:w="110"/>
+              <w:bottom w:type="dxa" w:w="50"/>
+              <w:right w:type="dxa" w:w="110"/>
+            </w:tcMar>
+          </w:tcPr>
+          <w:p>
+            <w:pPr>
+              <w:spacing w:before="30" w:after="30"/>
+            </w:pPr>
+            <w:r>
+              <w:rPr>
+                <w:b/>
+                <w:bCs/>
+                <w:color w:val="FFFFFF"/>
+                <w:sz w:val="15"/>
+                <w:szCs w:val="15"/>
+              </w:rPr>
+              <w:t xml:space="preserve">Mix</w:t>
+            </w:r>
+          </w:p>
+        </w:tc>
+        <w:tc>
+          <w:tcPr>
+            <w:tcW w:type="pct" w:w="1188"/>
+            <w:shd w:fill="353A7C" w:val="clear"/>
+            <w:tcMar>
+              <w:top w:type="dxa" w:w="50"/>
+              <w:left w:type="dxa" w:w="110"/>
+              <w:bottom w:type="dxa" w:w="50"/>
+              <w:right w:type="dxa" w:w="110"/>
+            </w:tcMar>
+          </w:tcPr>
+          <w:p>
+            <w:pPr>
+              <w:spacing w:before="30" w:after="30"/>
+            </w:pPr>
+            <w:r>
+              <w:rPr>
+                <w:b/>
+                <w:bCs/>
+                <w:color w:val="FFFFFF"/>
+                <w:sz w:val="15"/>
+                <w:szCs w:val="15"/>
+              </w:rPr>
+              <w:t xml:space="preserve">Budgeted margin</w:t>
+            </w:r>
+          </w:p>
+        </w:tc>
+      </w:tr>
+      <w:tr>
+        <w:tc>
+          <w:tcPr>
+            <w:tcW w:type="pct" w:w="1367"/>
+            <w:shd w:fill="FFFFFF" w:val="clear"/>
+            <w:tcMar>
+              <w:top w:type="dxa" w:w="50"/>
+              <w:left w:type="dxa" w:w="110"/>
+              <w:bottom w:type="dxa" w:w="50"/>
+              <w:right w:type="dxa" w:w="110"/>
+            </w:tcMar>
+          </w:tcPr>
+          <w:p>
+            <w:pPr>
+              <w:spacing w:before="46" w:after="46"/>
+            </w:pPr>
+            <w:r>
+              <w:rPr>
+                <w:b/>
+                <w:bCs/>
+                <w:color w:val="8186EF"/>
+                <w:sz w:val="14"/>
+                <w:szCs w:val="14"/>
+              </w:rPr>
+              <w:t xml:space="preserve">(7)</w:t>
+            </w:r>
+          </w:p>
+        </w:tc>
+        <w:tc>
+          <w:tcPr>
+            <w:tcW w:type="pct" w:w="773"/>
+            <w:tcMar>
+              <w:top w:type="dxa" w:w="50"/>
+              <w:left w:type="dxa" w:w="110"/>
+              <w:bottom w:type="dxa" w:w="50"/>
+              <w:right w:type="dxa" w:w="110"/>
+            </w:tcMar>
+          </w:tcPr>
+          <w:p>
+            <w:pPr>
+              <w:spacing w:before="28" w:after="28"/>
+            </w:pPr>
+            <w:r>
+              <w:rPr>
+                <w:sz w:val="15"/>
+                <w:szCs w:val="15"/>
+              </w:rPr>
+              <w:t xml:space="preserve">120,000</w:t>
+            </w:r>
+          </w:p>
+        </w:tc>
+        <w:tc>
+          <w:tcPr>
+            <w:tcW w:type="pct" w:w="450"/>
+            <w:tcMar>
+              <w:top w:type="dxa" w:w="50"/>
+              <w:left w:type="dxa" w:w="110"/>
+              <w:bottom w:type="dxa" w:w="50"/>
+              <w:right w:type="dxa" w:w="110"/>
+            </w:tcMar>
+          </w:tcPr>
+          <w:p>
+            <w:pPr>
+              <w:spacing w:before="28" w:after="28"/>
+            </w:pPr>
+            <w:r>
+              <w:rPr>
+                <w:sz w:val="15"/>
+                <w:szCs w:val="15"/>
+              </w:rPr>
+              <w:t xml:space="preserve">60%</w:t>
+            </w:r>
+          </w:p>
+        </w:tc>
+        <w:tc>
+          <w:tcPr>
+            <w:tcW w:type="pct" w:w="773"/>
+            <w:tcMar>
+              <w:top w:type="dxa" w:w="50"/>
+              <w:left w:type="dxa" w:w="110"/>
+              <w:bottom w:type="dxa" w:w="50"/>
+              <w:right w:type="dxa" w:w="110"/>
+            </w:tcMar>
+          </w:tcPr>
+          <w:p>
+            <w:pPr>
+              <w:spacing w:before="28" w:after="28"/>
+            </w:pPr>
+            <w:r>
+              <w:rPr>
+                <w:sz w:val="15"/>
+                <w:szCs w:val="15"/>
+              </w:rPr>
+              <w:t xml:space="preserve">117,000</w:t>
+            </w:r>
+          </w:p>
+        </w:tc>
+        <w:tc>
+          <w:tcPr>
+            <w:tcW w:type="pct" w:w="450"/>
+            <w:tcMar>
+              <w:top w:type="dxa" w:w="50"/>
+              <w:left w:type="dxa" w:w="110"/>
+              <w:bottom w:type="dxa" w:w="50"/>
+              <w:right w:type="dxa" w:w="110"/>
+            </w:tcMar>
+          </w:tcPr>
+          <w:p>
+            <w:pPr>
+              <w:spacing w:before="28" w:after="28"/>
+            </w:pPr>
+            <w:r>
+              <w:rPr>
+                <w:sz w:val="15"/>
+                <w:szCs w:val="15"/>
+              </w:rPr>
+              <w:t xml:space="preserve">65%</w:t>
+            </w:r>
+          </w:p>
+        </w:tc>
+        <w:tc>
+          <w:tcPr>
+            <w:tcW w:type="pct" w:w="1188"/>
+            <w:tcMar>
+              <w:top w:type="dxa" w:w="50"/>
+              <w:left w:type="dxa" w:w="110"/>
+              <w:bottom w:type="dxa" w:w="50"/>
+              <w:right w:type="dxa" w:w="110"/>
+            </w:tcMar>
+          </w:tcPr>
+          <w:p>
+            <w:pPr>
+              <w:spacing w:before="28" w:after="28"/>
+            </w:pPr>
+            <w:r>
+              <w:rPr>
+                <w:sz w:val="15"/>
+                <w:szCs w:val="15"/>
+              </w:rPr>
+              <w:t xml:space="preserve">$1.50</w:t>
+            </w:r>
+          </w:p>
+        </w:tc>
+      </w:tr>
+      <w:tr>
+        <w:tc>
+          <w:tcPr>
+            <w:tcW w:type="pct" w:w="1367"/>
+            <w:shd w:fill="FBFAF6" w:val="clear"/>
+            <w:tcMar>
+              <w:top w:type="dxa" w:w="50"/>
+              <w:left w:type="dxa" w:w="110"/>
+              <w:bottom w:type="dxa" w:w="50"/>
+              <w:right w:type="dxa" w:w="110"/>
+            </w:tcMar>
+          </w:tcPr>
+          <w:p>
+            <w:pPr>
+              <w:spacing w:before="28" w:after="28"/>
+            </w:pPr>
+            <w:r>
+              <w:rPr>
+                <w:sz w:val="15"/>
+                <w:szCs w:val="15"/>
+              </w:rPr>
+              <w:t xml:space="preserve">Tahini 1 kg jars</w:t>
+            </w:r>
+          </w:p>
+        </w:tc>
+        <w:tc>
+          <w:tcPr>
+            <w:tcW w:type="pct" w:w="773"/>
+            <w:shd w:fill="FBFAF6" w:val="clear"/>
+            <w:tcMar>
+              <w:top w:type="dxa" w:w="50"/>
+              <w:left w:type="dxa" w:w="110"/>
+              <w:bottom w:type="dxa" w:w="50"/>
+              <w:right w:type="dxa" w:w="110"/>
+            </w:tcMar>
+          </w:tcPr>
+          <w:p>
+            <w:pPr>
+              <w:spacing w:before="28" w:after="28"/>
+            </w:pPr>
+            <w:r>
+              <w:rPr>
+                <w:sz w:val="15"/>
+                <w:szCs w:val="15"/>
+              </w:rPr>
+              <w:t xml:space="preserve">50,000</w:t>
+            </w:r>
+          </w:p>
+        </w:tc>
+        <w:tc>
+          <w:tcPr>
+            <w:tcW w:type="pct" w:w="450"/>
+            <w:shd w:fill="FBFAF6" w:val="clear"/>
+            <w:tcMar>
+              <w:top w:type="dxa" w:w="50"/>
+              <w:left w:type="dxa" w:w="110"/>
+              <w:bottom w:type="dxa" w:w="50"/>
+              <w:right w:type="dxa" w:w="110"/>
+            </w:tcMar>
+          </w:tcPr>
+          <w:p>
+            <w:pPr>
+              <w:spacing w:before="28" w:after="28"/>
+            </w:pPr>
+            <w:r>
+              <w:rPr>
+                <w:sz w:val="15"/>
+                <w:szCs w:val="15"/>
+              </w:rPr>
+              <w:t xml:space="preserve">25%</w:t>
+            </w:r>
+          </w:p>
+        </w:tc>
+        <w:tc>
+          <w:tcPr>
+            <w:tcW w:type="pct" w:w="773"/>
+            <w:shd w:fill="FBFAF6" w:val="clear"/>
+            <w:tcMar>
+              <w:top w:type="dxa" w:w="50"/>
+              <w:left w:type="dxa" w:w="110"/>
+              <w:bottom w:type="dxa" w:w="50"/>
+              <w:right w:type="dxa" w:w="110"/>
+            </w:tcMar>
+          </w:tcPr>
+          <w:p>
+            <w:pPr>
+              <w:spacing w:before="28" w:after="28"/>
+            </w:pPr>
+            <w:r>
+              <w:rPr>
+                <w:sz w:val="15"/>
+                <w:szCs w:val="15"/>
+              </w:rPr>
+              <w:t xml:space="preserve">45,000</w:t>
+            </w:r>
+          </w:p>
+        </w:tc>
+        <w:tc>
+          <w:tcPr>
+            <w:tcW w:type="pct" w:w="450"/>
+            <w:shd w:fill="FBFAF6" w:val="clear"/>
+            <w:tcMar>
+              <w:top w:type="dxa" w:w="50"/>
+              <w:left w:type="dxa" w:w="110"/>
+              <w:bottom w:type="dxa" w:w="50"/>
+              <w:right w:type="dxa" w:w="110"/>
+            </w:tcMar>
+          </w:tcPr>
+          <w:p>
+            <w:pPr>
+              <w:spacing w:before="28" w:after="28"/>
+            </w:pPr>
+            <w:r>
+              <w:rPr>
+                <w:sz w:val="15"/>
+                <w:szCs w:val="15"/>
+              </w:rPr>
+              <w:t xml:space="preserve">25%</w:t>
+            </w:r>
+          </w:p>
+        </w:tc>
+        <w:tc>
+          <w:tcPr>
+            <w:tcW w:type="pct" w:w="1188"/>
+            <w:shd w:fill="FBFAF6" w:val="clear"/>
+            <w:tcMar>
+              <w:top w:type="dxa" w:w="50"/>
+              <w:left w:type="dxa" w:w="110"/>
+              <w:bottom w:type="dxa" w:w="50"/>
+              <w:right w:type="dxa" w:w="110"/>
+            </w:tcMar>
+          </w:tcPr>
+          <w:p>
+            <w:pPr>
+              <w:spacing w:before="28" w:after="28"/>
+            </w:pPr>
+            <w:r>
+              <w:rPr>
+                <w:sz w:val="15"/>
+                <w:szCs w:val="15"/>
+              </w:rPr>
+              <w:t xml:space="preserve">$2.40</w:t>
+            </w:r>
+          </w:p>
+        </w:tc>
+      </w:tr>
+      <w:tr>
+        <w:tc>
+          <w:tcPr>
+            <w:tcW w:type="pct" w:w="1367"/>
+            <w:shd w:fill="FFFFFF" w:val="clear"/>
+            <w:tcMar>
+              <w:top w:type="dxa" w:w="50"/>
+              <w:left w:type="dxa" w:w="110"/>
+              <w:bottom w:type="dxa" w:w="50"/>
+              <w:right w:type="dxa" w:w="110"/>
+            </w:tcMar>
+          </w:tcPr>
+          <w:p>
+            <w:pPr>
+              <w:spacing w:before="46" w:after="46"/>
+            </w:pPr>
+            <w:r>
+              <w:rPr>
+                <w:b/>
+                <w:bCs/>
+                <w:color w:val="8186EF"/>
+                <w:sz w:val="14"/>
+                <w:szCs w:val="14"/>
+              </w:rPr>
+              <w:t xml:space="preserve">(8)</w:t>
+            </w:r>
+          </w:p>
+        </w:tc>
+        <w:tc>
+          <w:tcPr>
+            <w:tcW w:type="pct" w:w="773"/>
+            <w:tcMar>
+              <w:top w:type="dxa" w:w="50"/>
+              <w:left w:type="dxa" w:w="110"/>
+              <w:bottom w:type="dxa" w:w="50"/>
+              <w:right w:type="dxa" w:w="110"/>
+            </w:tcMar>
+          </w:tcPr>
+          <w:p>
+            <w:pPr>
+              <w:spacing w:before="28" w:after="28"/>
+            </w:pPr>
+            <w:r>
+              <w:rPr>
+                <w:sz w:val="15"/>
+                <w:szCs w:val="15"/>
+              </w:rPr>
+              <w:t xml:space="preserve">30,000</w:t>
+            </w:r>
+          </w:p>
+        </w:tc>
+        <w:tc>
+          <w:tcPr>
+            <w:tcW w:type="pct" w:w="450"/>
+            <w:tcMar>
+              <w:top w:type="dxa" w:w="50"/>
+              <w:left w:type="dxa" w:w="110"/>
+              <w:bottom w:type="dxa" w:w="50"/>
+              <w:right w:type="dxa" w:w="110"/>
+            </w:tcMar>
+          </w:tcPr>
+          <w:p>
+            <w:pPr>
+              <w:spacing w:before="28" w:after="28"/>
+            </w:pPr>
+            <w:r>
+              <w:rPr>
+                <w:sz w:val="15"/>
+                <w:szCs w:val="15"/>
+              </w:rPr>
+              <w:t xml:space="preserve">15%</w:t>
+            </w:r>
+          </w:p>
+        </w:tc>
+        <w:tc>
+          <w:tcPr>
+            <w:tcW w:type="pct" w:w="773"/>
+            <w:tcMar>
+              <w:top w:type="dxa" w:w="50"/>
+              <w:left w:type="dxa" w:w="110"/>
+              <w:bottom w:type="dxa" w:w="50"/>
+              <w:right w:type="dxa" w:w="110"/>
+            </w:tcMar>
+          </w:tcPr>
+          <w:p>
+            <w:pPr>
+              <w:spacing w:before="28" w:after="28"/>
+            </w:pPr>
+            <w:r>
+              <w:rPr>
+                <w:sz w:val="15"/>
+                <w:szCs w:val="15"/>
+              </w:rPr>
+              <w:t xml:space="preserve">18,000</w:t>
+            </w:r>
+          </w:p>
+        </w:tc>
+        <w:tc>
+          <w:tcPr>
+            <w:tcW w:type="pct" w:w="450"/>
+            <w:tcMar>
+              <w:top w:type="dxa" w:w="50"/>
+              <w:left w:type="dxa" w:w="110"/>
+              <w:bottom w:type="dxa" w:w="50"/>
+              <w:right w:type="dxa" w:w="110"/>
+            </w:tcMar>
+          </w:tcPr>
+          <w:p>
+            <w:pPr>
+              <w:spacing w:before="28" w:after="28"/>
+            </w:pPr>
+            <w:r>
+              <w:rPr>
+                <w:sz w:val="15"/>
+                <w:szCs w:val="15"/>
+              </w:rPr>
+              <w:t xml:space="preserve">10%</w:t>
+            </w:r>
+          </w:p>
+        </w:tc>
+        <w:tc>
+          <w:tcPr>
+            <w:tcW w:type="pct" w:w="1188"/>
+            <w:tcMar>
+              <w:top w:type="dxa" w:w="50"/>
+              <w:left w:type="dxa" w:w="110"/>
+              <w:bottom w:type="dxa" w:w="50"/>
+              <w:right w:type="dxa" w:w="110"/>
+            </w:tcMar>
+          </w:tcPr>
+          <w:p>
+            <w:pPr>
+              <w:spacing w:before="28" w:after="28"/>
+            </w:pPr>
+            <w:r>
+              <w:rPr>
+                <w:sz w:val="15"/>
+                <w:szCs w:val="15"/>
+              </w:rPr>
+              <w:t xml:space="preserve">$2.00</w:t>
+            </w:r>
+          </w:p>
+        </w:tc>
+      </w:tr>
+      <w:tr>
+        <w:tc>
+          <w:tcPr>
+            <w:tcW w:type="pct" w:w="1367"/>
+            <w:shd w:fill="FBFAF6" w:val="clear"/>
+            <w:tcMar>
+              <w:top w:type="dxa" w:w="50"/>
+              <w:left w:type="dxa" w:w="110"/>
+              <w:bottom w:type="dxa" w:w="50"/>
+              <w:right w:type="dxa" w:w="110"/>
+            </w:tcMar>
+          </w:tcPr>
+          <w:p>
+            <w:pPr>
+              <w:spacing w:before="28" w:after="28"/>
+            </w:pPr>
+            <w:r>
+              <w:rPr>
+                <w:sz w:val="15"/>
+                <w:szCs w:val="15"/>
+              </w:rPr>
+              <w:t xml:space="preserve">Total</w:t>
+            </w:r>
+          </w:p>
+        </w:tc>
+        <w:tc>
+          <w:tcPr>
+            <w:tcW w:type="pct" w:w="773"/>
+            <w:shd w:fill="FBFAF6" w:val="clear"/>
+            <w:tcMar>
+              <w:top w:type="dxa" w:w="50"/>
+              <w:left w:type="dxa" w:w="110"/>
+              <w:bottom w:type="dxa" w:w="50"/>
+              <w:right w:type="dxa" w:w="110"/>
+            </w:tcMar>
+          </w:tcPr>
+          <w:p>
+            <w:pPr>
+              <w:spacing w:before="28" w:after="28"/>
+            </w:pPr>
+            <w:r>
+              <w:rPr>
+                <w:sz w:val="15"/>
+                <w:szCs w:val="15"/>
+              </w:rPr>
+              <w:t xml:space="preserve">200,000</w:t>
+            </w:r>
+          </w:p>
+        </w:tc>
+        <w:tc>
+          <w:tcPr>
+            <w:tcW w:type="pct" w:w="450"/>
+            <w:shd w:fill="FBFAF6" w:val="clear"/>
+            <w:tcMar>
+              <w:top w:type="dxa" w:w="50"/>
+              <w:left w:type="dxa" w:w="110"/>
+              <w:bottom w:type="dxa" w:w="50"/>
+              <w:right w:type="dxa" w:w="110"/>
+            </w:tcMar>
+          </w:tcPr>
+          <w:p>
+            <w:pPr>
+              <w:spacing w:before="28" w:after="28"/>
+            </w:pPr>
+            <w:r>
+              <w:rPr>
+                <w:sz w:val="15"/>
+                <w:szCs w:val="15"/>
+              </w:rPr>
+              <w:t xml:space="preserve">100%</w:t>
+            </w:r>
+          </w:p>
+        </w:tc>
+        <w:tc>
+          <w:tcPr>
+            <w:tcW w:type="pct" w:w="773"/>
+            <w:shd w:fill="FBFAF6" w:val="clear"/>
+            <w:tcMar>
+              <w:top w:type="dxa" w:w="50"/>
+              <w:left w:type="dxa" w:w="110"/>
+              <w:bottom w:type="dxa" w:w="50"/>
+              <w:right w:type="dxa" w:w="110"/>
+            </w:tcMar>
+          </w:tcPr>
+          <w:p>
+            <w:pPr>
+              <w:spacing w:before="28" w:after="28"/>
+            </w:pPr>
+            <w:r>
+              <w:rPr>
+                <w:sz w:val="15"/>
+                <w:szCs w:val="15"/>
+              </w:rPr>
+              <w:t xml:space="preserve">180,000</w:t>
+            </w:r>
+          </w:p>
+        </w:tc>
+        <w:tc>
+          <w:tcPr>
+            <w:tcW w:type="pct" w:w="450"/>
+            <w:shd w:fill="FBFAF6" w:val="clear"/>
+            <w:tcMar>
+              <w:top w:type="dxa" w:w="50"/>
+              <w:left w:type="dxa" w:w="110"/>
+              <w:bottom w:type="dxa" w:w="50"/>
+              <w:right w:type="dxa" w:w="110"/>
+            </w:tcMar>
+          </w:tcPr>
+          <w:p>
+            <w:pPr>
+              <w:spacing w:before="28" w:after="28"/>
+            </w:pPr>
+            <w:r>
+              <w:rPr>
+                <w:sz w:val="15"/>
+                <w:szCs w:val="15"/>
+              </w:rPr>
+              <w:t xml:space="preserve">100%</w:t>
+            </w:r>
+          </w:p>
+        </w:tc>
+        <w:tc>
+          <w:tcPr>
+            <w:tcW w:type="pct" w:w="1188"/>
+            <w:shd w:fill="FBFAF6" w:val="clear"/>
+            <w:tcMar>
+              <w:top w:type="dxa" w:w="50"/>
+              <w:left w:type="dxa" w:w="110"/>
+              <w:bottom w:type="dxa" w:w="50"/>
+              <w:right w:type="dxa" w:w="110"/>
+            </w:tcMar>
+          </w:tcPr>
+          <w:p>
+            <w:pPr>
+              <w:spacing w:before="28" w:after="28"/>
+            </w:pPr>
+            <w:r>
+              <w:rPr>
+                <w:sz w:val="15"/>
+                <w:szCs w:val="15"/>
+              </w:rPr>
+              <w:t xml:space="preserve">$1.80 average</w:t>
+            </w:r>
+          </w:p>
+        </w:tc>
+      </w:tr>
+    </w:tbl>
+    <w:p/>
+    <w:tbl>
+      <w:tblPr>
+        <w:tblW w:type="pct" w:w="100%"/>
+        <w:tblLayout w:type="fixed"/>
+        <w:tblBorders>
+          <w:top w:val="single" w:color="FBFAF6" w:sz="4"/>
+          <w:left w:val="single" w:color="FBFAF6" w:sz="4"/>
+          <w:bottom w:val="single" w:color="FBFAF6" w:sz="4"/>
+          <w:right w:val="single" w:color="FBFAF6" w:sz="4"/>
+          <w:insideH w:val="single" w:color="FBFAF6" w:sz="4"/>
+          <w:insideV w:val="single" w:color="FBFAF6" w:sz="4"/>
+        </w:tblBorders>
+      </w:tblPr>
+      <w:tblGrid>
+        <w:gridCol w:w="9600"/>
+      </w:tblGrid>
+      <w:tr>
+        <w:tc>
+          <w:tcPr>
+            <w:tcW w:type="pct" w:w="5000"/>
+            <w:shd w:fill="FBFAF6" w:val="clear"/>
+            <w:tcMar>
+              <w:top w:type="dxa" w:w="40"/>
+              <w:left w:type="dxa" w:w="100"/>
+              <w:bottom w:type="dxa" w:w="40"/>
+              <w:right w:type="dxa" w:w="100"/>
+            </w:tcMar>
+          </w:tcPr>
+          <w:p>
+            <w:pPr>
+              <w:spacing w:before="18" w:after="6"/>
+            </w:pPr>
+            <w:r>
+              <w:rPr>
+                <w:b/>
+                <w:bCs/>
+                <w:color w:val="6B7280"/>
+                <w:sz w:val="14"/>
+                <w:szCs w:val="14"/>
+              </w:rPr>
+              <w:t xml:space="preserve">word list</w:t>
+            </w:r>
+          </w:p>
+          <w:p>
+            <w:pPr>
+              <w:spacing w:before="0" w:after="18"/>
+            </w:pPr>
+            <w:r>
+              <w:rPr>
+                <w:b/>
+                <w:bCs/>
+                <w:color w:val="353A7C"/>
+                <w:sz w:val="16"/>
+                <w:szCs w:val="16"/>
+              </w:rPr>
+              <w:t xml:space="preserve">Tahini 500 g jars   ·   13,500 F   ·   Halva packs</w:t>
+            </w:r>
+          </w:p>
+        </w:tc>
+      </w:tr>
+    </w:tbl>
+    <w:p/>
+    <w:tbl>
+      <w:tblPr>
+        <w:tblW w:type="pct" w:w="100%"/>
+        <w:tblLayout w:type="fixed"/>
+        <w:tblBorders>
+          <w:top w:val="single" w:color="353A7C" w:sz="4"/>
+          <w:left w:val="single" w:color="353A7C" w:sz="4"/>
+          <w:bottom w:val="single" w:color="353A7C" w:sz="4"/>
+          <w:right w:val="single" w:color="353A7C" w:sz="4"/>
+          <w:insideH w:val="single" w:color="353A7C" w:sz="4"/>
+          <w:insideV w:val="single" w:color="353A7C" w:sz="4"/>
+        </w:tblBorders>
+      </w:tblPr>
+      <w:tblGrid>
+        <w:gridCol w:w="9600"/>
+      </w:tblGrid>
+      <w:tr>
+        <w:tc>
+          <w:tcPr>
+            <w:tcW w:type="pct" w:w="5000"/>
+            <w:shd w:fill="F2F4FB" w:val="clear"/>
+            <w:tcMar>
+              <w:top w:type="dxa" w:w="50"/>
+              <w:left w:type="dxa" w:w="110"/>
+              <w:bottom w:type="dxa" w:w="50"/>
+              <w:right w:type="dxa" w:w="110"/>
+            </w:tcMar>
+          </w:tcPr>
+          <w:p>
+            <w:pPr>
+              <w:spacing w:before="30" w:after="30"/>
+            </w:pPr>
+            <w:r>
+              <w:rPr>
+                <w:b/>
+                <w:bCs/>
+                <w:color w:val="353A7C"/>
+                <w:sz w:val="19"/>
+                <w:szCs w:val="19"/>
+              </w:rPr>
+              <w:t xml:space="preserve">Worked example: the mix and quantity variances</w:t>
             </w:r>
           </w:p>
         </w:tc>
@@ -531,7 +1373,7 @@
     <w:p/>
     <w:p>
       <w:pPr>
-        <w:spacing w:before="44" w:after="10"/>
+        <w:spacing w:before="44" w:after="14"/>
       </w:pPr>
       <w:r>
         <w:rPr>
@@ -541,7 +1383,227 @@
           <w:sz w:val="18"/>
           <w:szCs w:val="18"/>
         </w:rPr>
-        <w:t xml:space="preserve">Budgeted and actual sales mix for the month</w:t>
+        <w:t xml:space="preserve">Summary 2</w:t>
+      </w:r>
+      <w:r>
+        <w:rPr>
+          <w:color w:val="6B7280"/>
+          <w:sz w:val="16"/>
+          <w:szCs w:val="16"/>
+        </w:rPr>
+        <w:t xml:space="preserve">      gaps 9–11</w:t>
+      </w:r>
+    </w:p>
+    <w:p>
+      <w:pPr>
+        <w:spacing w:before="20" w:after="20" w:line="360" w:lineRule="auto"/>
+        <w:ind w:left="200"/>
+      </w:pPr>
+      <w:r>
+        <w:rPr>
+          <w:sz w:val="19"/>
+          <w:szCs w:val="19"/>
+        </w:rPr>
+        <w:t xml:space="preserve">In the budgeted mix, the actual 180,000 units would have </w:t>
+      </w:r>
+      <w:r>
+        <w:rPr>
+          <w:b/>
+          <w:bCs/>
+          <w:color w:val="8186EF"/>
+          <w:sz w:val="15"/>
+          <w:szCs w:val="15"/>
+        </w:rPr>
+        <w:t xml:space="preserve"> (9) </w:t>
+      </w:r>
+      <w:r>
+        <w:rPr>
+          <w:u w:val="single"/>
+          <w:sz w:val="19"/>
+          <w:szCs w:val="19"/>
+        </w:rPr>
+        <w:t xml:space="preserve">           </w:t>
+      </w:r>
+      <w:r>
+        <w:rPr>
+          <w:sz w:val="19"/>
+          <w:szCs w:val="19"/>
+        </w:rPr>
+        <w:t xml:space="preserve"> </w:t>
+      </w:r>
+      <w:r>
+        <w:rPr>
+          <w:sz w:val="19"/>
+          <w:szCs w:val="19"/>
+        </w:rPr>
+        <w:t xml:space="preserve"> 108,000 of the small jars, not 117,000. </w:t>
+      </w:r>
+      <w:r>
+        <w:rPr>
+          <w:sz w:val="19"/>
+          <w:szCs w:val="19"/>
+        </w:rPr>
+        <w:t xml:space="preserve">Applying each </w:t>
+      </w:r>
+      <w:r>
+        <w:rPr>
+          <w:b/>
+          <w:bCs/>
+          <w:color w:val="8186EF"/>
+          <w:sz w:val="15"/>
+          <w:szCs w:val="15"/>
+        </w:rPr>
+        <w:t xml:space="preserve"> (10) </w:t>
+      </w:r>
+      <w:r>
+        <w:rPr>
+          <w:u w:val="single"/>
+          <w:sz w:val="19"/>
+          <w:szCs w:val="19"/>
+        </w:rPr>
+        <w:t xml:space="preserve">           </w:t>
+      </w:r>
+      <w:r>
+        <w:rPr>
+          <w:sz w:val="19"/>
+          <w:szCs w:val="19"/>
+        </w:rPr>
+        <w:t xml:space="preserve"> </w:t>
+      </w:r>
+      <w:r>
+        <w:rPr>
+          <w:sz w:val="19"/>
+          <w:szCs w:val="19"/>
+        </w:rPr>
+        <w:t xml:space="preserve"> budgeted margin gives a mix variance of $4,500 unfavorable. </w:t>
+      </w:r>
+      <w:r>
+        <w:rPr>
+          <w:sz w:val="19"/>
+          <w:szCs w:val="19"/>
+        </w:rPr>
+        <w:t xml:space="preserve">The </w:t>
+      </w:r>
+      <w:r>
+        <w:rPr>
+          <w:b/>
+          <w:bCs/>
+          <w:color w:val="8186EF"/>
+          <w:sz w:val="15"/>
+          <w:szCs w:val="15"/>
+        </w:rPr>
+        <w:t xml:space="preserve"> (11) </w:t>
+      </w:r>
+      <w:r>
+        <w:rPr>
+          <w:u w:val="single"/>
+          <w:sz w:val="19"/>
+          <w:szCs w:val="19"/>
+        </w:rPr>
+        <w:t xml:space="preserve">           </w:t>
+      </w:r>
+      <w:r>
+        <w:rPr>
+          <w:sz w:val="19"/>
+          <w:szCs w:val="19"/>
+        </w:rPr>
+        <w:t xml:space="preserve"> </w:t>
+      </w:r>
+      <w:r>
+        <w:rPr>
+          <w:sz w:val="19"/>
+          <w:szCs w:val="19"/>
+        </w:rPr>
+        <w:t xml:space="preserve"> variance is (180,000 − 200,000) × $1.80 = $36,000 unfavorable. </w:t>
+      </w:r>
+    </w:p>
+    <w:tbl>
+      <w:tblPr>
+        <w:tblW w:type="pct" w:w="100%"/>
+        <w:tblLayout w:type="fixed"/>
+        <w:tblBorders>
+          <w:top w:val="single" w:color="FBFAF6" w:sz="4"/>
+          <w:left w:val="single" w:color="FBFAF6" w:sz="4"/>
+          <w:bottom w:val="single" w:color="FBFAF6" w:sz="4"/>
+          <w:right w:val="single" w:color="FBFAF6" w:sz="4"/>
+          <w:insideH w:val="single" w:color="FBFAF6" w:sz="4"/>
+          <w:insideV w:val="single" w:color="FBFAF6" w:sz="4"/>
+        </w:tblBorders>
+      </w:tblPr>
+      <w:tblGrid>
+        <w:gridCol w:w="9600"/>
+      </w:tblGrid>
+      <w:tr>
+        <w:tc>
+          <w:tcPr>
+            <w:tcW w:type="pct" w:w="5000"/>
+            <w:shd w:fill="FBFAF6" w:val="clear"/>
+            <w:tcMar>
+              <w:top w:type="dxa" w:w="40"/>
+              <w:left w:type="dxa" w:w="100"/>
+              <w:bottom w:type="dxa" w:w="40"/>
+              <w:right w:type="dxa" w:w="100"/>
+            </w:tcMar>
+          </w:tcPr>
+          <w:p>
+            <w:pPr>
+              <w:spacing w:before="18" w:after="6"/>
+            </w:pPr>
+            <w:r>
+              <w:rPr>
+                <w:b/>
+                <w:bCs/>
+                <w:color w:val="6B7280"/>
+                <w:sz w:val="14"/>
+                <w:szCs w:val="14"/>
+              </w:rPr>
+              <w:t xml:space="preserve">word list</w:t>
+            </w:r>
+          </w:p>
+          <w:p>
+            <w:pPr>
+              <w:spacing w:before="0" w:after="18"/>
+            </w:pPr>
+            <w:r>
+              <w:rPr>
+                <w:b/>
+                <w:bCs/>
+                <w:color w:val="353A7C"/>
+                <w:sz w:val="16"/>
+                <w:szCs w:val="16"/>
+              </w:rPr>
+              <w:t xml:space="preserve">cheapest   ·   included   ·   quantity   ·   product's</w:t>
+            </w:r>
+          </w:p>
+        </w:tc>
+      </w:tr>
+    </w:tbl>
+    <w:p/>
+    <w:p>
+      <w:pPr>
+        <w:pageBreakBefore w:val="true"/>
+        <w:spacing w:after="0"/>
+      </w:pPr>
+      <w:r>
+        <w:rPr>
+          <w:sz w:val="2"/>
+        </w:rPr>
+        <w:t xml:space="preserve"> </w:t>
+      </w:r>
+    </w:p>
+    <w:p>
+      <w:pPr>
+        <w:spacing w:before="44" w:after="10"/>
+      </w:pPr>
+      <w:r>
+        <w:rPr>
+          <w:b/>
+          <w:bCs/>
+          <w:color w:val="353A7C"/>
+          <w:sz w:val="18"/>
+          <w:szCs w:val="18"/>
+        </w:rPr>
+        <w:t xml:space="preserve">Worked example: the sales-mix and sales-quantity variances</w:t>
       </w:r>
     </w:p>
     <w:p>
@@ -554,7 +1616,7 @@
           <w:sz w:val="15"/>
           <w:szCs w:val="15"/>
         </w:rPr>
-        <w:t xml:space="preserve">The parts add up to the total; the bars are to scale.</w:t>
+        <w:t xml:space="preserve">The bars are drawn to scale.</w:t>
       </w:r>
     </w:p>
     <w:p>
@@ -565,7 +1627,7 @@
       <w:r>
         <w:drawing>
           <wp:inline distT="0" distB="0" distL="0" distR="0">
-            <wp:extent cx="5734050" cy="1810750"/>
+            <wp:extent cx="5734050" cy="2512425"/>
             <wp:effectExtent t="0" r="0" b="0" l="0"/>
             <wp:docPr id="1" name="" descr="" title=""/>
             <wp:cNvGraphicFramePr>
@@ -590,7 +1652,7 @@
                   <pic:spPr bwMode="auto">
                     <a:xfrm>
                       <a:off x="0" y="0"/>
-                      <a:ext cx="5734050" cy="1810750"/>
+                      <a:ext cx="5734050" cy="2512425"/>
                     </a:xfrm>
                     <a:prstGeom prst="rect">
                       <a:avLst/>
@@ -658,54 +1720,7 @@
                 <w:sz w:val="16"/>
                 <w:szCs w:val="16"/>
               </w:rPr>
-              <w:t xml:space="preserve">Halva packs   ·   sales-quantity variance</w:t>
-            </w:r>
-          </w:p>
-        </w:tc>
-      </w:tr>
-    </w:tbl>
-    <w:p/>
-    <w:tbl>
-      <w:tblPr>
-        <w:tblW w:type="pct" w:w="100%"/>
-        <w:tblLayout w:type="fixed"/>
-        <w:tblBorders>
-          <w:top w:val="single" w:color="353A7C" w:sz="4"/>
-          <w:left w:val="single" w:color="353A7C" w:sz="4"/>
-          <w:bottom w:val="single" w:color="353A7C" w:sz="4"/>
-          <w:right w:val="single" w:color="353A7C" w:sz="4"/>
-          <w:insideH w:val="single" w:color="353A7C" w:sz="4"/>
-          <w:insideV w:val="single" w:color="353A7C" w:sz="4"/>
-        </w:tblBorders>
-      </w:tblPr>
-      <w:tblGrid>
-        <w:gridCol w:w="9600"/>
-      </w:tblGrid>
-      <w:tr>
-        <w:tc>
-          <w:tcPr>
-            <w:tcW w:type="pct" w:w="5000"/>
-            <w:shd w:fill="F2F4FB" w:val="clear"/>
-            <w:tcMar>
-              <w:top w:type="dxa" w:w="50"/>
-              <w:left w:type="dxa" w:w="110"/>
-              <w:bottom w:type="dxa" w:w="50"/>
-              <w:right w:type="dxa" w:w="110"/>
-            </w:tcMar>
-          </w:tcPr>
-          <w:p>
-            <w:pPr>
-              <w:spacing w:before="30" w:after="30"/>
-            </w:pPr>
-            <w:r>
-              <w:rPr>
-                <w:b/>
-                <w:bCs/>
-                <w:color w:val="353A7C"/>
-                <w:sz w:val="19"/>
-                <w:szCs w:val="19"/>
-              </w:rPr>
-              <w:t xml:space="preserve">Worked example: the mix and quantity variances</w:t>
+              <w:t xml:space="preserve">Tahini 500 g jars   ·   Tahini 1 kg jars</w:t>
             </w:r>
           </w:p>
         </w:tc>
@@ -714,19 +1729,20 @@
     <w:p/>
     <w:p>
       <w:pPr>
-        <w:pageBreakBefore w:val="true"/>
-        <w:spacing w:after="0"/>
+        <w:spacing w:before="20" w:after="20" w:line="360" w:lineRule="auto"/>
+        <w:ind w:left="200"/>
       </w:pPr>
       <w:r>
         <w:rPr>
-          <w:sz w:val="2"/>
-        </w:rPr>
-        <w:t xml:space="preserve"> </w:t>
+          <w:sz w:val="19"/>
+          <w:szCs w:val="19"/>
+        </w:rPr>
+        <w:t xml:space="preserve">The two parts add to the sales-volume variance of $40,500 unfavorable.</w:t>
       </w:r>
     </w:p>
     <w:p>
       <w:pPr>
-        <w:spacing w:before="44" w:after="14"/>
+        <w:spacing w:before="44" w:after="10"/>
       </w:pPr>
       <w:r>
         <w:rPr>
@@ -736,215 +1752,7 @@
           <w:sz w:val="18"/>
           <w:szCs w:val="18"/>
         </w:rPr>
-        <w:t xml:space="preserve">Summary 2</w:t>
-      </w:r>
-      <w:r>
-        <w:rPr>
-          <w:color w:val="6B7280"/>
-          <w:sz w:val="16"/>
-          <w:szCs w:val="16"/>
-        </w:rPr>
-        <w:t xml:space="preserve">      gaps 10–12</w:t>
-      </w:r>
-    </w:p>
-    <w:p>
-      <w:pPr>
-        <w:spacing w:before="20" w:after="20" w:line="360" w:lineRule="auto"/>
-        <w:ind w:left="200"/>
-      </w:pPr>
-      <w:r>
-        <w:rPr>
-          <w:sz w:val="19"/>
-          <w:szCs w:val="19"/>
-        </w:rPr>
-        <w:t xml:space="preserve">In the budgeted mix, the actual 180,000 units would have </w:t>
-      </w:r>
-      <w:r>
-        <w:rPr>
-          <w:b/>
-          <w:bCs/>
-          <w:color w:val="8186EF"/>
-          <w:sz w:val="15"/>
-          <w:szCs w:val="15"/>
-        </w:rPr>
-        <w:t xml:space="preserve"> (10) </w:t>
-      </w:r>
-      <w:r>
-        <w:rPr>
-          <w:u w:val="single"/>
-          <w:sz w:val="19"/>
-          <w:szCs w:val="19"/>
-        </w:rPr>
-        <w:t xml:space="preserve">           </w:t>
-      </w:r>
-      <w:r>
-        <w:rPr>
-          <w:sz w:val="19"/>
-          <w:szCs w:val="19"/>
-        </w:rPr>
-        <w:t xml:space="preserve"> </w:t>
-      </w:r>
-      <w:r>
-        <w:rPr>
-          <w:sz w:val="19"/>
-          <w:szCs w:val="19"/>
-        </w:rPr>
-        <w:t xml:space="preserve"> 108,000 of the small jars, not 117,000. </w:t>
-      </w:r>
-      <w:r>
-        <w:rPr>
-          <w:sz w:val="19"/>
-          <w:szCs w:val="19"/>
-        </w:rPr>
-        <w:t xml:space="preserve">Applying each </w:t>
-      </w:r>
-      <w:r>
-        <w:rPr>
-          <w:b/>
-          <w:bCs/>
-          <w:color w:val="8186EF"/>
-          <w:sz w:val="15"/>
-          <w:szCs w:val="15"/>
-        </w:rPr>
-        <w:t xml:space="preserve"> (11) </w:t>
-      </w:r>
-      <w:r>
-        <w:rPr>
-          <w:u w:val="single"/>
-          <w:sz w:val="19"/>
-          <w:szCs w:val="19"/>
-        </w:rPr>
-        <w:t xml:space="preserve">           </w:t>
-      </w:r>
-      <w:r>
-        <w:rPr>
-          <w:sz w:val="19"/>
-          <w:szCs w:val="19"/>
-        </w:rPr>
-        <w:t xml:space="preserve"> </w:t>
-      </w:r>
-      <w:r>
-        <w:rPr>
-          <w:sz w:val="19"/>
-          <w:szCs w:val="19"/>
-        </w:rPr>
-        <w:t xml:space="preserve"> budgeted margin gives a mix variance of $4,500 unfavorable. </w:t>
-      </w:r>
-      <w:r>
-        <w:rPr>
-          <w:sz w:val="19"/>
-          <w:szCs w:val="19"/>
-        </w:rPr>
-        <w:t xml:space="preserve">The </w:t>
-      </w:r>
-      <w:r>
-        <w:rPr>
-          <w:b/>
-          <w:bCs/>
-          <w:color w:val="8186EF"/>
-          <w:sz w:val="15"/>
-          <w:szCs w:val="15"/>
-        </w:rPr>
-        <w:t xml:space="preserve"> (12) </w:t>
-      </w:r>
-      <w:r>
-        <w:rPr>
-          <w:u w:val="single"/>
-          <w:sz w:val="19"/>
-          <w:szCs w:val="19"/>
-        </w:rPr>
-        <w:t xml:space="preserve">           </w:t>
-      </w:r>
-      <w:r>
-        <w:rPr>
-          <w:sz w:val="19"/>
-          <w:szCs w:val="19"/>
-        </w:rPr>
-        <w:t xml:space="preserve"> </w:t>
-      </w:r>
-      <w:r>
-        <w:rPr>
-          <w:sz w:val="19"/>
-          <w:szCs w:val="19"/>
-        </w:rPr>
-        <w:t xml:space="preserve"> variance is (180,000 − 200,000) × $1.80 = $36,000 unfavorable. </w:t>
-      </w:r>
-    </w:p>
-    <w:tbl>
-      <w:tblPr>
-        <w:tblW w:type="pct" w:w="100%"/>
-        <w:tblLayout w:type="fixed"/>
-        <w:tblBorders>
-          <w:top w:val="single" w:color="FBFAF6" w:sz="4"/>
-          <w:left w:val="single" w:color="FBFAF6" w:sz="4"/>
-          <w:bottom w:val="single" w:color="FBFAF6" w:sz="4"/>
-          <w:right w:val="single" w:color="FBFAF6" w:sz="4"/>
-          <w:insideH w:val="single" w:color="FBFAF6" w:sz="4"/>
-          <w:insideV w:val="single" w:color="FBFAF6" w:sz="4"/>
-        </w:tblBorders>
-      </w:tblPr>
-      <w:tblGrid>
-        <w:gridCol w:w="9600"/>
-      </w:tblGrid>
-      <w:tr>
-        <w:tc>
-          <w:tcPr>
-            <w:tcW w:type="pct" w:w="5000"/>
-            <w:shd w:fill="FBFAF6" w:val="clear"/>
-            <w:tcMar>
-              <w:top w:type="dxa" w:w="40"/>
-              <w:left w:type="dxa" w:w="100"/>
-              <w:bottom w:type="dxa" w:w="40"/>
-              <w:right w:type="dxa" w:w="100"/>
-            </w:tcMar>
-          </w:tcPr>
-          <w:p>
-            <w:pPr>
-              <w:spacing w:before="18" w:after="6"/>
-            </w:pPr>
-            <w:r>
-              <w:rPr>
-                <w:b/>
-                <w:bCs/>
-                <w:color w:val="6B7280"/>
-                <w:sz w:val="14"/>
-                <w:szCs w:val="14"/>
-              </w:rPr>
-              <w:t xml:space="preserve">word list</w:t>
-            </w:r>
-          </w:p>
-          <w:p>
-            <w:pPr>
-              <w:spacing w:before="0" w:after="18"/>
-            </w:pPr>
-            <w:r>
-              <w:rPr>
-                <w:b/>
-                <w:bCs/>
-                <w:color w:val="353A7C"/>
-                <w:sz w:val="16"/>
-                <w:szCs w:val="16"/>
-              </w:rPr>
-              <w:t xml:space="preserve">cheapest   ·   included   ·   quantity   ·   product's</w:t>
-            </w:r>
-          </w:p>
-        </w:tc>
-      </w:tr>
-    </w:tbl>
-    <w:p/>
-    <w:p>
-      <w:pPr>
-        <w:spacing w:before="44" w:after="10"/>
-      </w:pPr>
-      <w:r>
-        <w:rPr>
-          <w:b/>
-          <w:bCs/>
-          <w:color w:val="353A7C"/>
-          <w:sz w:val="18"/>
-          <w:szCs w:val="18"/>
-        </w:rPr>
-        <w:t xml:space="preserve">Worked example: the sales-mix and sales-quantity variances</w:t>
+        <w:t xml:space="preserve">The same volume variance, product by product</w:t>
       </w:r>
     </w:p>
     <w:p>
@@ -968,7 +1776,7 @@
       <w:r>
         <w:drawing>
           <wp:inline distT="0" distB="0" distL="0" distR="0">
-            <wp:extent cx="5734050" cy="1644775"/>
+            <wp:extent cx="5734050" cy="2067275"/>
             <wp:effectExtent t="0" r="0" b="0" l="0"/>
             <wp:docPr id="1" name="" descr="" title=""/>
             <wp:cNvGraphicFramePr>
@@ -993,7 +1801,7 @@
                   <pic:spPr bwMode="auto">
                     <a:xfrm>
                       <a:off x="0" y="0"/>
-                      <a:ext cx="5734050" cy="1644775"/>
+                      <a:ext cx="5734050" cy="2067275"/>
                     </a:xfrm>
                     <a:prstGeom prst="rect">
                       <a:avLst/>
@@ -1070,20 +1878,7 @@
     <w:p/>
     <w:p>
       <w:pPr>
-        <w:spacing w:before="20" w:after="20" w:line="360" w:lineRule="auto"/>
-        <w:ind w:left="200"/>
-      </w:pPr>
-      <w:r>
-        <w:rPr>
-          <w:sz w:val="19"/>
-          <w:szCs w:val="19"/>
-        </w:rPr>
-        <w:t xml:space="preserve">The two parts add to the sales-volume variance of $40,500 unfavorable.</w:t>
-      </w:r>
-    </w:p>
-    <w:p>
-      <w:pPr>
-        <w:spacing w:before="44" w:after="10"/>
+        <w:spacing w:before="44" w:after="14"/>
       </w:pPr>
       <w:r>
         <w:rPr>
@@ -1093,66 +1888,138 @@
           <w:sz w:val="18"/>
           <w:szCs w:val="18"/>
         </w:rPr>
-        <w:t xml:space="preserve">The same volume variance, product by product</w:t>
+        <w:t xml:space="preserve">Summary 3</w:t>
+      </w:r>
+      <w:r>
+        <w:rPr>
+          <w:color w:val="6B7280"/>
+          <w:sz w:val="16"/>
+          <w:szCs w:val="16"/>
+        </w:rPr>
+        <w:t xml:space="preserve">      gaps 14–16</w:t>
       </w:r>
     </w:p>
     <w:p>
       <w:pPr>
-        <w:spacing w:before="0" w:after="12"/>
+        <w:spacing w:before="20" w:after="20" w:line="360" w:lineRule="auto"/>
+        <w:ind w:left="200"/>
       </w:pPr>
       <w:r>
         <w:rPr>
-          <w:color w:val="6B7280"/>
+          <w:sz w:val="19"/>
+          <w:szCs w:val="19"/>
+        </w:rPr>
+        <w:t xml:space="preserve">The mix </w:t>
+      </w:r>
+      <w:r>
+        <w:rPr>
+          <w:b/>
+          <w:bCs/>
+          <w:color w:val="8186EF"/>
           <w:sz w:val="15"/>
           <w:szCs w:val="15"/>
         </w:rPr>
-        <w:t xml:space="preserve">The bars are drawn to scale.</w:t>
-      </w:r>
-    </w:p>
-    <w:p>
-      <w:pPr>
-        <w:spacing w:after="40" w:before="90"/>
-        <w:jc w:val="center"/>
-      </w:pPr>
-      <w:r>
-        <w:drawing>
-          <wp:inline distT="0" distB="0" distL="0" distR="0">
-            <wp:extent cx="5734050" cy="1644775"/>
-            <wp:effectExtent t="0" r="0" b="0" l="0"/>
-            <wp:docPr id="1" name="" descr="" title=""/>
-            <wp:cNvGraphicFramePr>
-              <a:graphicFrameLocks xmlns:a="http://schemas.openxmlformats.org/drawingml/2006/main" noChangeAspect="1"/>
-            </wp:cNvGraphicFramePr>
-            <a:graphic xmlns:a="http://schemas.openxmlformats.org/drawingml/2006/main">
-              <a:graphicData uri="http://schemas.openxmlformats.org/drawingml/2006/picture">
-                <pic:pic xmlns:pic="http://schemas.openxmlformats.org/drawingml/2006/picture">
-                  <pic:nvPicPr>
-                    <pic:cNvPr id="0" name="" descr=""/>
-                    <pic:cNvPicPr>
-                      <a:picLocks noChangeAspect="1" noChangeArrowheads="1"/>
-                    </pic:cNvPicPr>
-                  </pic:nvPicPr>
-                  <pic:blipFill>
-                    <a:blip r:embed="rId104" cstate="none"/>
-                    <a:srcRect/>
-                    <a:stretch>
-                      <a:fillRect/>
-                    </a:stretch>
-                  </pic:blipFill>
-                  <pic:spPr bwMode="auto">
-                    <a:xfrm>
-                      <a:off x="0" y="0"/>
-                      <a:ext cx="5734050" cy="1644775"/>
-                    </a:xfrm>
-                    <a:prstGeom prst="rect">
-                      <a:avLst/>
-                    </a:prstGeom>
-                  </pic:spPr>
-                </pic:pic>
-              </a:graphicData>
-            </a:graphic>
-          </wp:inline>
-        </w:drawing>
+        <w:t xml:space="preserve"> (14) </w:t>
+      </w:r>
+      <w:r>
+        <w:rPr>
+          <w:u w:val="single"/>
+          <w:sz w:val="19"/>
+          <w:szCs w:val="19"/>
+        </w:rPr>
+        <w:t xml:space="preserve">           </w:t>
+      </w:r>
+      <w:r>
+        <w:rPr>
+          <w:sz w:val="19"/>
+          <w:szCs w:val="19"/>
+        </w:rPr>
+        <w:t xml:space="preserve"> </w:t>
+      </w:r>
+      <w:r>
+        <w:rPr>
+          <w:sz w:val="19"/>
+          <w:szCs w:val="19"/>
+        </w:rPr>
+        <w:t xml:space="preserve"> because the products earn different margins. </w:t>
+      </w:r>
+      <w:r>
+        <w:rPr>
+          <w:sz w:val="19"/>
+          <w:szCs w:val="19"/>
+        </w:rPr>
+        <w:t xml:space="preserve">Selling a larger share of the cheapest jars costs contribution margin even when the total number of units is </w:t>
+      </w:r>
+      <w:r>
+        <w:rPr>
+          <w:b/>
+          <w:bCs/>
+          <w:color w:val="8186EF"/>
+          <w:sz w:val="15"/>
+          <w:szCs w:val="15"/>
+        </w:rPr>
+        <w:t xml:space="preserve"> (15) </w:t>
+      </w:r>
+      <w:r>
+        <w:rPr>
+          <w:u w:val="single"/>
+          <w:sz w:val="19"/>
+          <w:szCs w:val="19"/>
+        </w:rPr>
+        <w:t xml:space="preserve">           </w:t>
+      </w:r>
+      <w:r>
+        <w:rPr>
+          <w:sz w:val="19"/>
+          <w:szCs w:val="19"/>
+        </w:rPr>
+        <w:t xml:space="preserve"> </w:t>
+      </w:r>
+      <w:r>
+        <w:rPr>
+          <w:sz w:val="19"/>
+          <w:szCs w:val="19"/>
+        </w:rPr>
+        <w:t xml:space="preserve">. </w:t>
+      </w:r>
+      <w:r>
+        <w:rPr>
+          <w:sz w:val="19"/>
+          <w:szCs w:val="19"/>
+        </w:rPr>
+        <w:t xml:space="preserve">The effect on </w:t>
+      </w:r>
+      <w:r>
+        <w:rPr>
+          <w:b/>
+          <w:bCs/>
+          <w:color w:val="8186EF"/>
+          <w:sz w:val="15"/>
+          <w:szCs w:val="15"/>
+        </w:rPr>
+        <w:t xml:space="preserve"> (16) </w:t>
+      </w:r>
+      <w:r>
+        <w:rPr>
+          <w:u w:val="single"/>
+          <w:sz w:val="19"/>
+          <w:szCs w:val="19"/>
+        </w:rPr>
+        <w:t xml:space="preserve">           </w:t>
+      </w:r>
+      <w:r>
+        <w:rPr>
+          <w:sz w:val="19"/>
+          <w:szCs w:val="19"/>
+        </w:rPr>
+        <w:t xml:space="preserve"> </w:t>
+      </w:r>
+      <w:r>
+        <w:rPr>
+          <w:sz w:val="19"/>
+          <w:szCs w:val="19"/>
+        </w:rPr>
+        <w:t xml:space="preserve"> follows the same logic, using selling prices. </w:t>
       </w:r>
     </w:p>
     <w:tbl>
@@ -1210,215 +2077,7 @@
                 <w:sz w:val="16"/>
                 <w:szCs w:val="16"/>
               </w:rPr>
-              <w:t xml:space="preserve">Tahini 1 kg jars   ·   Tahini 500 g jars</w:t>
-            </w:r>
-          </w:p>
-        </w:tc>
-      </w:tr>
-    </w:tbl>
-    <w:p/>
-    <w:p>
-      <w:pPr>
-        <w:spacing w:before="44" w:after="14"/>
-      </w:pPr>
-      <w:r>
-        <w:rPr>
-          <w:b/>
-          <w:bCs/>
-          <w:color w:val="353A7C"/>
-          <w:sz w:val="18"/>
-          <w:szCs w:val="18"/>
-        </w:rPr>
-        <w:t xml:space="preserve">Summary 3</w:t>
-      </w:r>
-      <w:r>
-        <w:rPr>
-          <w:color w:val="6B7280"/>
-          <w:sz w:val="16"/>
-          <w:szCs w:val="16"/>
-        </w:rPr>
-        <w:t xml:space="preserve">      gaps 15–17</w:t>
-      </w:r>
-    </w:p>
-    <w:p>
-      <w:pPr>
-        <w:spacing w:before="20" w:after="20" w:line="360" w:lineRule="auto"/>
-        <w:ind w:left="200"/>
-      </w:pPr>
-      <w:r>
-        <w:rPr>
-          <w:sz w:val="19"/>
-          <w:szCs w:val="19"/>
-        </w:rPr>
-        <w:t xml:space="preserve">The mix matters because the products earn </w:t>
-      </w:r>
-      <w:r>
-        <w:rPr>
-          <w:b/>
-          <w:bCs/>
-          <w:color w:val="8186EF"/>
-          <w:sz w:val="15"/>
-          <w:szCs w:val="15"/>
-        </w:rPr>
-        <w:t xml:space="preserve"> (15) </w:t>
-      </w:r>
-      <w:r>
-        <w:rPr>
-          <w:u w:val="single"/>
-          <w:sz w:val="19"/>
-          <w:szCs w:val="19"/>
-        </w:rPr>
-        <w:t xml:space="preserve">           </w:t>
-      </w:r>
-      <w:r>
-        <w:rPr>
-          <w:sz w:val="19"/>
-          <w:szCs w:val="19"/>
-        </w:rPr>
-        <w:t xml:space="preserve"> </w:t>
-      </w:r>
-      <w:r>
-        <w:rPr>
-          <w:sz w:val="19"/>
-          <w:szCs w:val="19"/>
-        </w:rPr>
-        <w:t xml:space="preserve"> margins. </w:t>
-      </w:r>
-      <w:r>
-        <w:rPr>
-          <w:sz w:val="19"/>
-          <w:szCs w:val="19"/>
-        </w:rPr>
-        <w:t xml:space="preserve">Selling a larger share of the cheapest jars costs </w:t>
-      </w:r>
-      <w:r>
-        <w:rPr>
-          <w:b/>
-          <w:bCs/>
-          <w:color w:val="8186EF"/>
-          <w:sz w:val="15"/>
-          <w:szCs w:val="15"/>
-        </w:rPr>
-        <w:t xml:space="preserve"> (16) </w:t>
-      </w:r>
-      <w:r>
-        <w:rPr>
-          <w:u w:val="single"/>
-          <w:sz w:val="19"/>
-          <w:szCs w:val="19"/>
-        </w:rPr>
-        <w:t xml:space="preserve">              </w:t>
-      </w:r>
-      <w:r>
-        <w:rPr>
-          <w:sz w:val="19"/>
-          <w:szCs w:val="19"/>
-        </w:rPr>
-        <w:t xml:space="preserve"> </w:t>
-      </w:r>
-      <w:r>
-        <w:rPr>
-          <w:sz w:val="19"/>
-          <w:szCs w:val="19"/>
-        </w:rPr>
-        <w:t xml:space="preserve"> margin even when the total number of units is unchanged. </w:t>
-      </w:r>
-      <w:r>
-        <w:rPr>
-          <w:sz w:val="19"/>
-          <w:szCs w:val="19"/>
-        </w:rPr>
-        <w:t xml:space="preserve">The effect on </w:t>
-      </w:r>
-      <w:r>
-        <w:rPr>
-          <w:b/>
-          <w:bCs/>
-          <w:color w:val="8186EF"/>
-          <w:sz w:val="15"/>
-          <w:szCs w:val="15"/>
-        </w:rPr>
-        <w:t xml:space="preserve"> (17) </w:t>
-      </w:r>
-      <w:r>
-        <w:rPr>
-          <w:u w:val="single"/>
-          <w:sz w:val="19"/>
-          <w:szCs w:val="19"/>
-        </w:rPr>
-        <w:t xml:space="preserve">           </w:t>
-      </w:r>
-      <w:r>
-        <w:rPr>
-          <w:sz w:val="19"/>
-          <w:szCs w:val="19"/>
-        </w:rPr>
-        <w:t xml:space="preserve"> </w:t>
-      </w:r>
-      <w:r>
-        <w:rPr>
-          <w:sz w:val="19"/>
-          <w:szCs w:val="19"/>
-        </w:rPr>
-        <w:t xml:space="preserve"> follows the same logic, using selling prices. </w:t>
-      </w:r>
-    </w:p>
-    <w:tbl>
-      <w:tblPr>
-        <w:tblW w:type="pct" w:w="100%"/>
-        <w:tblLayout w:type="fixed"/>
-        <w:tblBorders>
-          <w:top w:val="single" w:color="FBFAF6" w:sz="4"/>
-          <w:left w:val="single" w:color="FBFAF6" w:sz="4"/>
-          <w:bottom w:val="single" w:color="FBFAF6" w:sz="4"/>
-          <w:right w:val="single" w:color="FBFAF6" w:sz="4"/>
-          <w:insideH w:val="single" w:color="FBFAF6" w:sz="4"/>
-          <w:insideV w:val="single" w:color="FBFAF6" w:sz="4"/>
-        </w:tblBorders>
-      </w:tblPr>
-      <w:tblGrid>
-        <w:gridCol w:w="9600"/>
-      </w:tblGrid>
-      <w:tr>
-        <w:tc>
-          <w:tcPr>
-            <w:tcW w:type="pct" w:w="5000"/>
-            <w:shd w:fill="FBFAF6" w:val="clear"/>
-            <w:tcMar>
-              <w:top w:type="dxa" w:w="40"/>
-              <w:left w:type="dxa" w:w="100"/>
-              <w:bottom w:type="dxa" w:w="40"/>
-              <w:right w:type="dxa" w:w="100"/>
-            </w:tcMar>
-          </w:tcPr>
-          <w:p>
-            <w:pPr>
-              <w:spacing w:before="18" w:after="6"/>
-            </w:pPr>
-            <w:r>
-              <w:rPr>
-                <w:b/>
-                <w:bCs/>
-                <w:color w:val="6B7280"/>
-                <w:sz w:val="14"/>
-                <w:szCs w:val="14"/>
-              </w:rPr>
-              <w:t xml:space="preserve">word list</w:t>
-            </w:r>
-          </w:p>
-          <w:p>
-            <w:pPr>
-              <w:spacing w:before="0" w:after="18"/>
-            </w:pPr>
-            <w:r>
-              <w:rPr>
-                <w:b/>
-                <w:bCs/>
-                <w:color w:val="353A7C"/>
-                <w:sz w:val="16"/>
-                <w:szCs w:val="16"/>
-              </w:rPr>
-              <w:t xml:space="preserve">different   ·   follows   ·   revenue   ·   contribution</w:t>
+              <w:t xml:space="preserve">matters   ·   follows   ·   revenue   ·   unchanged</w:t>
             </w:r>
           </w:p>
         </w:tc>
@@ -1504,7 +2163,7 @@
           <w:sz w:val="16"/>
           <w:szCs w:val="16"/>
         </w:rPr>
-        <w:t xml:space="preserve">      gaps 18–19</w:t>
+        <w:t xml:space="preserve">      gaps 17–18</w:t>
       </w:r>
     </w:p>
     <w:p>
@@ -1517,7 +2176,7 @@
           <w:sz w:val="19"/>
           <w:szCs w:val="19"/>
         </w:rPr>
-        <w:t xml:space="preserve">The sales-mix variance is always </w:t>
+        <w:t xml:space="preserve">The </w:t>
       </w:r>
       <w:r>
         <w:rPr>
@@ -1527,7 +2186,7 @@
           <w:sz w:val="15"/>
           <w:szCs w:val="15"/>
         </w:rPr>
-        <w:t xml:space="preserve"> (18) </w:t>
+        <w:t xml:space="preserve"> (17) </w:t>
       </w:r>
       <w:r>
         <w:rPr>
@@ -1535,7 +2194,7 @@
           <w:sz w:val="19"/>
           <w:szCs w:val="19"/>
         </w:rPr>
-        <w:t xml:space="preserve">            </w:t>
+        <w:t xml:space="preserve">           </w:t>
       </w:r>
       <w:r>
         <w:rPr>
@@ -1549,14 +2208,7 @@
           <w:sz w:val="19"/>
           <w:szCs w:val="19"/>
         </w:rPr>
-        <w:t xml:space="preserve"> on the actual total units. </w:t>
-      </w:r>
-      <w:r>
-        <w:rPr>
-          <w:sz w:val="19"/>
-          <w:szCs w:val="19"/>
-        </w:rPr>
-        <w:t xml:space="preserve">Using the budgeted total turns it into a different variance and the two parts will not add to the </w:t>
+        <w:t xml:space="preserve"> variance is always </w:t>
       </w:r>
       <w:r>
         <w:rPr>
@@ -1566,7 +2218,7 @@
           <w:sz w:val="15"/>
           <w:szCs w:val="15"/>
         </w:rPr>
-        <w:t xml:space="preserve"> (19) </w:t>
+        <w:t xml:space="preserve"> (18) </w:t>
       </w:r>
       <w:r>
         <w:rPr>
@@ -1574,7 +2226,7 @@
           <w:sz w:val="19"/>
           <w:szCs w:val="19"/>
         </w:rPr>
-        <w:t xml:space="preserve">              </w:t>
+        <w:t xml:space="preserve">            </w:t>
       </w:r>
       <w:r>
         <w:rPr>
@@ -1588,7 +2240,14 @@
           <w:sz w:val="19"/>
           <w:szCs w:val="19"/>
         </w:rPr>
-        <w:t xml:space="preserve"> variance. </w:t>
+        <w:t xml:space="preserve"> on the actual total units. </w:t>
+      </w:r>
+      <w:r>
+        <w:rPr>
+          <w:sz w:val="19"/>
+          <w:szCs w:val="19"/>
+        </w:rPr>
+        <w:t xml:space="preserve">Using the budgeted total turns it into a different variance and the two parts will not add to the sales-volume variance. </w:t>
       </w:r>
     </w:p>
     <w:tbl>
@@ -1646,7 +2305,7 @@
                 <w:sz w:val="16"/>
                 <w:szCs w:val="16"/>
               </w:rPr>
-              <w:t xml:space="preserve">sales-volume   ·   Applying   ·   calculated</w:t>
+              <w:t xml:space="preserve">calculated   ·   quantity   ·   sales-mix</w:t>
             </w:r>
           </w:p>
         </w:tc>
@@ -1705,7 +2364,7 @@
                     </pic:cNvPicPr>
                   </pic:nvPicPr>
                   <pic:blipFill>
-                    <a:blip r:embed="rId105" cstate="none"/>
+                    <a:blip r:embed="rId104" cstate="none"/>
                     <a:srcRect/>
                     <a:stretch>
                       <a:fillRect/>
@@ -2167,7 +2826,7 @@
                 <w:sz w:val="16"/>
                 <w:szCs w:val="16"/>
               </w:rPr>
-              <w:t xml:space="preserve">12  </w:t>
+              <w:t xml:space="preserve">11  </w:t>
             </w:r>
             <w:r>
               <w:rPr>
@@ -2235,14 +2894,14 @@
                 <w:sz w:val="16"/>
                 <w:szCs w:val="16"/>
               </w:rPr>
-              <w:t xml:space="preserve">13  </w:t>
-            </w:r>
-            <w:r>
-              <w:rPr>
-                <w:sz w:val="16"/>
-                <w:szCs w:val="16"/>
-              </w:rPr>
-              <w:t xml:space="preserve">Tahini 1 kg jars</w:t>
+              <w:t xml:space="preserve">12  </w:t>
+            </w:r>
+            <w:r>
+              <w:rPr>
+                <w:sz w:val="16"/>
+                <w:szCs w:val="16"/>
+              </w:rPr>
+              <w:t xml:space="preserve">Tahini 500 g jars</w:t>
             </w:r>
           </w:p>
         </w:tc>
@@ -2303,7 +2962,7 @@
                 <w:sz w:val="16"/>
                 <w:szCs w:val="16"/>
               </w:rPr>
-              <w:t xml:space="preserve">14  </w:t>
+              <w:t xml:space="preserve">13  </w:t>
             </w:r>
             <w:r>
               <w:rPr>
@@ -2345,7 +3004,7 @@
                 <w:sz w:val="16"/>
                 <w:szCs w:val="16"/>
               </w:rPr>
-              <w:t xml:space="preserve">sales-volume</w:t>
+              <w:t xml:space="preserve">sales-quantity</w:t>
             </w:r>
           </w:p>
         </w:tc>
@@ -2371,14 +3030,14 @@
                 <w:sz w:val="16"/>
                 <w:szCs w:val="16"/>
               </w:rPr>
-              <w:t xml:space="preserve">15  </w:t>
-            </w:r>
-            <w:r>
-              <w:rPr>
-                <w:sz w:val="16"/>
-                <w:szCs w:val="16"/>
-              </w:rPr>
-              <w:t xml:space="preserve">different</w:t>
+              <w:t xml:space="preserve">14  </w:t>
+            </w:r>
+            <w:r>
+              <w:rPr>
+                <w:sz w:val="16"/>
+                <w:szCs w:val="16"/>
+              </w:rPr>
+              <w:t xml:space="preserve">matters</w:t>
             </w:r>
           </w:p>
         </w:tc>
@@ -2413,7 +3072,7 @@
                 <w:sz w:val="16"/>
                 <w:szCs w:val="16"/>
               </w:rPr>
-              <w:t xml:space="preserve">sales-mix</w:t>
+              <w:t xml:space="preserve">valued</w:t>
             </w:r>
           </w:p>
         </w:tc>
@@ -2439,14 +3098,14 @@
                 <w:sz w:val="16"/>
                 <w:szCs w:val="16"/>
               </w:rPr>
-              <w:t xml:space="preserve">16  </w:t>
-            </w:r>
-            <w:r>
-              <w:rPr>
-                <w:sz w:val="16"/>
-                <w:szCs w:val="16"/>
-              </w:rPr>
-              <w:t xml:space="preserve">contribution</w:t>
+              <w:t xml:space="preserve">15  </w:t>
+            </w:r>
+            <w:r>
+              <w:rPr>
+                <w:sz w:val="16"/>
+                <w:szCs w:val="16"/>
+              </w:rPr>
+              <w:t xml:space="preserve">unchanged</w:t>
             </w:r>
           </w:p>
         </w:tc>
@@ -2481,7 +3140,7 @@
                 <w:sz w:val="16"/>
                 <w:szCs w:val="16"/>
               </w:rPr>
-              <w:t xml:space="preserve">actual</w:t>
+              <w:t xml:space="preserve">weighted-average</w:t>
             </w:r>
           </w:p>
         </w:tc>
@@ -2507,7 +3166,7 @@
                 <w:sz w:val="16"/>
                 <w:szCs w:val="16"/>
               </w:rPr>
-              <w:t xml:space="preserve">17  </w:t>
+              <w:t xml:space="preserve">16  </w:t>
             </w:r>
             <w:r>
               <w:rPr>
@@ -2549,7 +3208,7 @@
                 <w:sz w:val="16"/>
                 <w:szCs w:val="16"/>
               </w:rPr>
-              <w:t xml:space="preserve">sales-quantity</w:t>
+              <w:t xml:space="preserve">Tahini 500 g jars</w:t>
             </w:r>
           </w:p>
         </w:tc>
@@ -2575,14 +3234,14 @@
                 <w:sz w:val="16"/>
                 <w:szCs w:val="16"/>
               </w:rPr>
-              <w:t xml:space="preserve">18  </w:t>
-            </w:r>
-            <w:r>
-              <w:rPr>
-                <w:sz w:val="16"/>
-                <w:szCs w:val="16"/>
-              </w:rPr>
-              <w:t xml:space="preserve">calculated</w:t>
+              <w:t xml:space="preserve">17  </w:t>
+            </w:r>
+            <w:r>
+              <w:rPr>
+                <w:sz w:val="16"/>
+                <w:szCs w:val="16"/>
+              </w:rPr>
+              <w:t xml:space="preserve">sales-mix</w:t>
             </w:r>
           </w:p>
         </w:tc>
@@ -2617,7 +3276,7 @@
                 <w:sz w:val="16"/>
                 <w:szCs w:val="16"/>
               </w:rPr>
-              <w:t xml:space="preserve">weighted-average</w:t>
+              <w:t xml:space="preserve">Halva packs</w:t>
             </w:r>
           </w:p>
         </w:tc>
@@ -2643,14 +3302,14 @@
                 <w:sz w:val="16"/>
                 <w:szCs w:val="16"/>
               </w:rPr>
-              <w:t xml:space="preserve">19  </w:t>
-            </w:r>
-            <w:r>
-              <w:rPr>
-                <w:sz w:val="16"/>
-                <w:szCs w:val="16"/>
-              </w:rPr>
-              <w:t xml:space="preserve">sales-volume</w:t>
+              <w:t xml:space="preserve">18  </w:t>
+            </w:r>
+            <w:r>
+              <w:rPr>
+                <w:sz w:val="16"/>
+                <w:szCs w:val="16"/>
+              </w:rPr>
+              <w:t xml:space="preserve">calculated</w:t>
             </w:r>
           </w:p>
         </w:tc>
@@ -2685,7 +3344,7 @@
                 <w:sz w:val="16"/>
                 <w:szCs w:val="16"/>
               </w:rPr>
-              <w:t xml:space="preserve">Halva packs</w:t>
+              <w:t xml:space="preserve">included</w:t>
             </w:r>
           </w:p>
         </w:tc>
@@ -2711,7 +3370,7 @@
                 <w:sz w:val="16"/>
                 <w:szCs w:val="16"/>
               </w:rPr>
-              <w:t xml:space="preserve">20  </w:t>
+              <w:t xml:space="preserve">19  </w:t>
             </w:r>
             <w:r>
               <w:rPr>
@@ -2753,7 +3412,7 @@
                 <w:sz w:val="16"/>
                 <w:szCs w:val="16"/>
               </w:rPr>
-              <w:t xml:space="preserve">included</w:t>
+              <w:t xml:space="preserve">product's</w:t>
             </w:r>
           </w:p>
         </w:tc>
@@ -2779,7 +3438,7 @@
                 <w:sz w:val="16"/>
                 <w:szCs w:val="16"/>
               </w:rPr>
-              <w:t xml:space="preserve">21  </w:t>
+              <w:t xml:space="preserve">20  </w:t>
             </w:r>
             <w:r>
               <w:rPr>
@@ -2787,64 +3446,6 @@
                 <w:szCs w:val="16"/>
               </w:rPr>
               <w:t xml:space="preserve">weighted-average contribution margin</w:t>
-            </w:r>
-          </w:p>
-        </w:tc>
-      </w:tr>
-      <w:tr>
-        <w:tc>
-          <w:tcPr>
-            <w:tcW w:type="pct" w:w="2500"/>
-            <w:tcMar>
-              <w:top w:type="dxa" w:w="20"/>
-              <w:left w:type="dxa" w:w="80"/>
-              <w:bottom w:type="dxa" w:w="20"/>
-              <w:right w:type="dxa" w:w="80"/>
-            </w:tcMar>
-          </w:tcPr>
-          <w:p>
-            <w:pPr>
-              <w:spacing w:before="12" w:after="12"/>
-            </w:pPr>
-            <w:r>
-              <w:rPr>
-                <w:b/>
-                <w:bCs/>
-                <w:color w:val="8186EF"/>
-                <w:sz w:val="16"/>
-                <w:szCs w:val="16"/>
-              </w:rPr>
-              <w:t xml:space="preserve">11  </w:t>
-            </w:r>
-            <w:r>
-              <w:rPr>
-                <w:sz w:val="16"/>
-                <w:szCs w:val="16"/>
-              </w:rPr>
-              <w:t xml:space="preserve">product's</w:t>
-            </w:r>
-          </w:p>
-        </w:tc>
-        <w:tc>
-          <w:tcPr>
-            <w:tcW w:type="pct" w:w="2500"/>
-            <w:tcMar>
-              <w:top w:type="dxa" w:w="20"/>
-              <w:left w:type="dxa" w:w="80"/>
-              <w:bottom w:type="dxa" w:w="20"/>
-              <w:right w:type="dxa" w:w="80"/>
-            </w:tcMar>
-          </w:tcPr>
-          <w:p>
-            <w:pPr>
-              <w:spacing w:before="24" w:after="24"/>
-            </w:pPr>
-            <w:r>
-              <w:rPr>
-                <w:sz w:val="16"/>
-                <w:szCs w:val="16"/>
-              </w:rPr>
-              <w:t xml:space="preserve"/>
             </w:r>
           </w:p>
         </w:tc>
@@ -3499,7 +4100,7 @@
       <w:r>
         <w:drawing>
           <wp:inline distT="0" distB="0" distL="0" distR="0">
-            <wp:extent cx="5734050" cy="1644775"/>
+            <wp:extent cx="5734050" cy="2316250"/>
             <wp:effectExtent t="0" r="0" b="0" l="0"/>
             <wp:docPr id="1" name="" descr="" title=""/>
             <wp:cNvGraphicFramePr>
@@ -3515,7 +4116,7 @@
                     </pic:cNvPicPr>
                   </pic:nvPicPr>
                   <pic:blipFill>
-                    <a:blip r:embed="rId106" cstate="none"/>
+                    <a:blip r:embed="rId105" cstate="none"/>
                     <a:srcRect/>
                     <a:stretch>
                       <a:fillRect/>
@@ -3524,7 +4125,7 @@
                   <pic:spPr bwMode="auto">
                     <a:xfrm>
                       <a:off x="0" y="0"/>
-                      <a:ext cx="5734050" cy="1644775"/>
+                      <a:ext cx="5734050" cy="2316250"/>
                     </a:xfrm>
                     <a:prstGeom prst="rect">
                       <a:avLst/>
@@ -3718,7 +4319,14 @@
           <w:sz w:val="19"/>
           <w:szCs w:val="19"/>
         </w:rPr>
-        <w:t xml:space="preserve"> make up the usage variance of $800 </w:t>
+        <w:t xml:space="preserve"> make up the usage variance of $800 unfavorable. </w:t>
+      </w:r>
+      <w:r>
+        <w:rPr>
+          <w:sz w:val="19"/>
+          <w:szCs w:val="19"/>
+        </w:rPr>
+        <w:t xml:space="preserve">The mix variance </w:t>
       </w:r>
       <w:r>
         <w:rPr>
@@ -3736,7 +4344,7 @@
           <w:sz w:val="19"/>
           <w:szCs w:val="19"/>
         </w:rPr>
-        <w:t xml:space="preserve">             </w:t>
+        <w:t xml:space="preserve">           </w:t>
       </w:r>
       <w:r>
         <w:rPr>
@@ -3750,14 +4358,7 @@
           <w:sz w:val="19"/>
           <w:szCs w:val="19"/>
         </w:rPr>
-        <w:t xml:space="preserve">. </w:t>
-      </w:r>
-      <w:r>
-        <w:rPr>
-          <w:sz w:val="19"/>
-          <w:szCs w:val="19"/>
-        </w:rPr>
-        <w:t xml:space="preserve">The mix variance </w:t>
+        <w:t xml:space="preserve"> to whoever chose the blend; the yield variance to whoever ran the </w:t>
       </w:r>
       <w:r>
         <w:rPr>
@@ -3789,7 +4390,7 @@
           <w:sz w:val="19"/>
           <w:szCs w:val="19"/>
         </w:rPr>
-        <w:t xml:space="preserve"> to whoever chose the blend; the yield variance to whoever ran the process. </w:t>
+        <w:t xml:space="preserve">. </w:t>
       </w:r>
     </w:p>
     <w:tbl>
@@ -3847,7 +4448,7 @@
                 <w:sz w:val="16"/>
                 <w:szCs w:val="16"/>
               </w:rPr>
-              <w:t xml:space="preserve">unfavorable   ·   belongs   ·   Complete   ·   together</w:t>
+              <w:t xml:space="preserve">belongs   ·   process   ·   Complete   ·   together</w:t>
             </w:r>
           </w:p>
         </w:tc>
@@ -3903,6 +4504,18 @@
     <w:p/>
     <w:p>
       <w:pPr>
+        <w:pageBreakBefore w:val="true"/>
+        <w:spacing w:after="0"/>
+      </w:pPr>
+      <w:r>
+        <w:rPr>
+          <w:sz w:val="2"/>
+        </w:rPr>
+        <w:t xml:space="preserve"> </w:t>
+      </w:r>
+    </w:p>
+    <w:p>
+      <w:pPr>
         <w:spacing w:before="44" w:after="14"/>
       </w:pPr>
       <w:r>
@@ -3934,7 +4547,7 @@
           <w:sz w:val="19"/>
           <w:szCs w:val="19"/>
         </w:rPr>
-        <w:t xml:space="preserve">The yield </w:t>
+        <w:t xml:space="preserve">The yield variance is valued at the </w:t>
       </w:r>
       <w:r>
         <w:rPr>
@@ -3952,7 +4565,7 @@
           <w:sz w:val="19"/>
           <w:szCs w:val="19"/>
         </w:rPr>
-        <w:t xml:space="preserve">           </w:t>
+        <w:t xml:space="preserve">                  </w:t>
       </w:r>
       <w:r>
         <w:rPr>
@@ -3966,7 +4579,7 @@
           <w:sz w:val="19"/>
           <w:szCs w:val="19"/>
         </w:rPr>
-        <w:t xml:space="preserve"> is valued at the </w:t>
+        <w:t xml:space="preserve"> standard price of the blend, $1.90 a </w:t>
       </w:r>
       <w:r>
         <w:rPr>
@@ -3984,7 +4597,7 @@
           <w:sz w:val="19"/>
           <w:szCs w:val="19"/>
         </w:rPr>
-        <w:t xml:space="preserve">                  </w:t>
+        <w:t xml:space="preserve">           </w:t>
       </w:r>
       <w:r>
         <w:rPr>
@@ -3998,7 +4611,7 @@
           <w:sz w:val="19"/>
           <w:szCs w:val="19"/>
         </w:rPr>
-        <w:t xml:space="preserve"> standard price of the blend, $1.90 a kilogram here, not at the price of one input. </w:t>
+        <w:t xml:space="preserve"> here, not at the price of one input. </w:t>
       </w:r>
     </w:p>
     <w:tbl>
@@ -4056,25 +4669,13 @@
                 <w:sz w:val="16"/>
                 <w:szCs w:val="16"/>
               </w:rPr>
-              <w:t xml:space="preserve">process   ·   variance   ·   weighted-average</w:t>
+              <w:t xml:space="preserve">because   ·   weighted-average   ·   kilogram</w:t>
             </w:r>
           </w:p>
         </w:tc>
       </w:tr>
     </w:tbl>
     <w:p/>
-    <w:p>
-      <w:pPr>
-        <w:pageBreakBefore w:val="true"/>
-        <w:spacing w:after="0"/>
-      </w:pPr>
-      <w:r>
-        <w:rPr>
-          <w:sz w:val="2"/>
-        </w:rPr>
-        <w:t xml:space="preserve"> </w:t>
-      </w:r>
-    </w:p>
     <w:tbl>
       <w:tblPr>
         <w:tblW w:type="pct" w:w="100%"/>
@@ -4478,7 +5079,7 @@
                 <w:sz w:val="16"/>
                 <w:szCs w:val="16"/>
               </w:rPr>
-              <w:t xml:space="preserve">unfavorable</w:t>
+              <w:t xml:space="preserve">belongs</w:t>
             </w:r>
           </w:p>
         </w:tc>
@@ -4546,7 +5147,7 @@
                 <w:sz w:val="16"/>
                 <w:szCs w:val="16"/>
               </w:rPr>
-              <w:t xml:space="preserve">belongs</w:t>
+              <w:t xml:space="preserve">process</w:t>
             </w:r>
           </w:p>
         </w:tc>
@@ -4614,7 +5215,7 @@
                 <w:sz w:val="16"/>
                 <w:szCs w:val="16"/>
               </w:rPr>
-              <w:t xml:space="preserve">variance</w:t>
+              <w:t xml:space="preserve">weighted-average</w:t>
             </w:r>
           </w:p>
         </w:tc>
@@ -4682,7 +5283,7 @@
                 <w:sz w:val="16"/>
                 <w:szCs w:val="16"/>
               </w:rPr>
-              <w:t xml:space="preserve">weighted-average</w:t>
+              <w:t xml:space="preserve">kilogram</w:t>
             </w:r>
           </w:p>
         </w:tc>
@@ -4975,7 +5576,7 @@
           <w:sz w:val="19"/>
           <w:szCs w:val="19"/>
         </w:rPr>
-        <w:t xml:space="preserve">A service company has no finished goods, but it still has </w:t>
+        <w:t xml:space="preserve">A service company has no </w:t>
       </w:r>
       <w:r>
         <w:rPr>
@@ -5007,14 +5608,7 @@
           <w:sz w:val="19"/>
           <w:szCs w:val="19"/>
         </w:rPr>
-        <w:t xml:space="preserve">: hours per delivery, hours per audit, minutes per call. </w:t>
-      </w:r>
-      <w:r>
-        <w:rPr>
-          <w:sz w:val="19"/>
-          <w:szCs w:val="19"/>
-        </w:rPr>
-        <w:t xml:space="preserve">Every variance in, with labor hours in place of </w:t>
+        <w:t xml:space="preserve"> goods, but it still has </w:t>
       </w:r>
       <w:r>
         <w:rPr>
@@ -5046,7 +5640,14 @@
           <w:sz w:val="19"/>
           <w:szCs w:val="19"/>
         </w:rPr>
-        <w:t xml:space="preserve">. </w:t>
+        <w:t xml:space="preserve">: hours per delivery, hours per audit, minutes per call. </w:t>
+      </w:r>
+      <w:r>
+        <w:rPr>
+          <w:sz w:val="19"/>
+          <w:szCs w:val="19"/>
+        </w:rPr>
+        <w:t xml:space="preserve">Every variance in, with labor hours in place of materials. </w:t>
       </w:r>
     </w:p>
     <w:tbl>
@@ -5104,7 +5705,7 @@
                 <w:sz w:val="16"/>
                 <w:szCs w:val="16"/>
               </w:rPr>
-              <w:t xml:space="preserve">materials   ·   delivery   ·   standards</w:t>
+              <w:t xml:space="preserve">standards   ·   applied   ·   finished</w:t>
             </w:r>
           </w:p>
         </w:tc>
@@ -5191,7 +5792,7 @@
           <w:sz w:val="19"/>
           <w:szCs w:val="19"/>
         </w:rPr>
-        <w:t xml:space="preserve">Levant made 2,400 </w:t>
+        <w:t xml:space="preserve">Levant made 2,400 deliveries, </w:t>
       </w:r>
       <w:r>
         <w:rPr>
@@ -5209,7 +5810,7 @@
           <w:sz w:val="19"/>
           <w:szCs w:val="19"/>
         </w:rPr>
-        <w:t xml:space="preserve">            </w:t>
+        <w:t xml:space="preserve">           </w:t>
       </w:r>
       <w:r>
         <w:rPr>
@@ -5223,14 +5824,14 @@
           <w:sz w:val="19"/>
           <w:szCs w:val="19"/>
         </w:rPr>
-        <w:t xml:space="preserve">, allowing 1,200 hours at $10.00; it worked 1,260 hours at $10.40. </w:t>
-      </w:r>
-      <w:r>
-        <w:rPr>
-          <w:sz w:val="19"/>
-          <w:szCs w:val="19"/>
-        </w:rPr>
-        <w:t xml:space="preserve">The overhead </w:t>
+        <w:t xml:space="preserve"> 1,200 hours at $10.00; it worked 1,260 hours at $10.40. </w:t>
+      </w:r>
+      <w:r>
+        <w:rPr>
+          <w:sz w:val="19"/>
+          <w:szCs w:val="19"/>
+        </w:rPr>
+        <w:t xml:space="preserve">The overhead spending variance </w:t>
       </w:r>
       <w:r>
         <w:rPr>
@@ -5262,7 +5863,7 @@
           <w:sz w:val="19"/>
           <w:szCs w:val="19"/>
         </w:rPr>
-        <w:t xml:space="preserve"> variance compares actual variable overhead with the standard rate applied to the hours worked. </w:t>
+        <w:t xml:space="preserve"> actual variable overhead with the standard rate applied to the hours worked. </w:t>
       </w:r>
     </w:p>
     <w:tbl>
@@ -5320,7 +5921,7 @@
                 <w:sz w:val="16"/>
                 <w:szCs w:val="16"/>
               </w:rPr>
-              <w:t xml:space="preserve">spending   ·   deliveries   ·   standard</w:t>
+              <w:t xml:space="preserve">compares   ·   allowing   ·   exactly</w:t>
             </w:r>
           </w:p>
         </w:tc>
@@ -5819,7 +6420,7 @@
                 <w:sz w:val="16"/>
                 <w:szCs w:val="16"/>
               </w:rPr>
-              <w:t xml:space="preserve">504 U   ·   Fuel, vehicle running costs, utilities   ·   (1,260 − 1,200) hours × $6.00   ·   420 U   ·   (1,260 − 1,200) hours × $10.00</w:t>
+              <w:t xml:space="preserve">504 U   ·   Hours per delivery or per order   ·   (1,260 − 1,200) hours × $6.00   ·   420 U   ·   (1,260 − 1,200) hours × $10.00</w:t>
             </w:r>
           </w:p>
         </w:tc>
@@ -5984,7 +6585,6 @@
         <w:tc>
           <w:tcPr>
             <w:tcW w:type="pct" w:w="2042"/>
-            <w:shd w:fill="FFFFFF" w:val="clear"/>
             <w:tcMar>
               <w:top w:type="dxa" w:w="50"/>
               <w:left w:type="dxa" w:w="110"/>
@@ -5994,23 +6594,21 @@
           </w:tcPr>
           <w:p>
             <w:pPr>
-              <w:spacing w:before="46" w:after="46"/>
-            </w:pPr>
-            <w:r>
-              <w:rPr>
-                <w:b/>
-                <w:bCs/>
-                <w:color w:val="8186EF"/>
-                <w:sz w:val="14"/>
-                <w:szCs w:val="14"/>
-              </w:rPr>
-              <w:t xml:space="preserve">(9)</w:t>
+              <w:spacing w:before="28" w:after="28"/>
+            </w:pPr>
+            <w:r>
+              <w:rPr>
+                <w:sz w:val="15"/>
+                <w:szCs w:val="15"/>
+              </w:rPr>
+              <w:t xml:space="preserve">Wage paid to drivers and warehouse staff</w:t>
             </w:r>
           </w:p>
         </w:tc>
         <w:tc>
           <w:tcPr>
             <w:tcW w:type="pct" w:w="2200"/>
+            <w:shd w:fill="FFFFFF" w:val="clear"/>
             <w:tcMar>
               <w:top w:type="dxa" w:w="50"/>
               <w:left w:type="dxa" w:w="110"/>
@@ -6020,14 +6618,17 @@
           </w:tcPr>
           <w:p>
             <w:pPr>
-              <w:spacing w:before="28" w:after="28"/>
-            </w:pPr>
-            <w:r>
-              <w:rPr>
-                <w:sz w:val="15"/>
-                <w:szCs w:val="15"/>
-              </w:rPr>
-              <w:t xml:space="preserve">Same formula: (AR − SR) × actual hours</w:t>
+              <w:spacing w:before="46" w:after="46"/>
+            </w:pPr>
+            <w:r>
+              <w:rPr>
+                <w:b/>
+                <w:bCs/>
+                <w:color w:val="8186EF"/>
+                <w:sz w:val="14"/>
+                <w:szCs w:val="14"/>
+              </w:rPr>
+              <w:t xml:space="preserve">(9)</w:t>
             </w:r>
           </w:p>
         </w:tc>
@@ -6212,7 +6813,7 @@
         <w:tc>
           <w:tcPr>
             <w:tcW w:type="pct" w:w="2042"/>
-            <w:shd w:fill="FFFFFF" w:val="clear"/>
+            <w:shd w:fill="FBFAF6" w:val="clear"/>
             <w:tcMar>
               <w:top w:type="dxa" w:w="50"/>
               <w:left w:type="dxa" w:w="110"/>
@@ -6222,24 +6823,21 @@
           </w:tcPr>
           <w:p>
             <w:pPr>
-              <w:spacing w:before="46" w:after="46"/>
-            </w:pPr>
-            <w:r>
-              <w:rPr>
-                <w:b/>
-                <w:bCs/>
-                <w:color w:val="8186EF"/>
-                <w:sz w:val="14"/>
-                <w:szCs w:val="14"/>
-              </w:rPr>
-              <w:t xml:space="preserve">(12)</w:t>
+              <w:spacing w:before="28" w:after="28"/>
+            </w:pPr>
+            <w:r>
+              <w:rPr>
+                <w:sz w:val="15"/>
+                <w:szCs w:val="15"/>
+              </w:rPr>
+              <w:t xml:space="preserve">Share of senior and junior staff, or of service types</w:t>
             </w:r>
           </w:p>
         </w:tc>
         <w:tc>
           <w:tcPr>
             <w:tcW w:type="pct" w:w="2200"/>
-            <w:shd w:fill="FBFAF6" w:val="clear"/>
+            <w:shd w:fill="FFFFFF" w:val="clear"/>
             <w:tcMar>
               <w:top w:type="dxa" w:w="50"/>
               <w:left w:type="dxa" w:w="110"/>
@@ -6249,14 +6847,17 @@
           </w:tcPr>
           <w:p>
             <w:pPr>
-              <w:spacing w:before="28" w:after="28"/>
-            </w:pPr>
-            <w:r>
-              <w:rPr>
-                <w:sz w:val="15"/>
-                <w:szCs w:val="15"/>
-              </w:rPr>
-              <w:t xml:space="preserve">Same formula as a materials or sales mix</w:t>
+              <w:spacing w:before="46" w:after="46"/>
+            </w:pPr>
+            <w:r>
+              <w:rPr>
+                <w:b/>
+                <w:bCs/>
+                <w:color w:val="8186EF"/>
+                <w:sz w:val="14"/>
+                <w:szCs w:val="14"/>
+              </w:rPr>
+              <w:t xml:space="preserve">(12)</w:t>
             </w:r>
           </w:p>
         </w:tc>
@@ -6288,6 +6889,7 @@
         <w:tc>
           <w:tcPr>
             <w:tcW w:type="pct" w:w="2042"/>
+            <w:shd w:fill="FFFFFF" w:val="clear"/>
             <w:tcMar>
               <w:top w:type="dxa" w:w="50"/>
               <w:left w:type="dxa" w:w="110"/>
@@ -6297,14 +6899,17 @@
           </w:tcPr>
           <w:p>
             <w:pPr>
-              <w:spacing w:before="28" w:after="28"/>
-            </w:pPr>
-            <w:r>
-              <w:rPr>
-                <w:sz w:val="15"/>
-                <w:szCs w:val="15"/>
-              </w:rPr>
-              <w:t xml:space="preserve">Services are consumed as produced</w:t>
+              <w:spacing w:before="46" w:after="46"/>
+            </w:pPr>
+            <w:r>
+              <w:rPr>
+                <w:b/>
+                <w:bCs/>
+                <w:color w:val="8186EF"/>
+                <w:sz w:val="14"/>
+                <w:szCs w:val="14"/>
+              </w:rPr>
+              <w:t xml:space="preserve">(13)</w:t>
             </w:r>
           </w:p>
         </w:tc>
@@ -6327,39 +6932,7 @@
                 <w:sz w:val="15"/>
                 <w:szCs w:val="15"/>
               </w:rPr>
-              <w:t xml:space="preserve">There is no usage variance for stock, but input </w:t>
-            </w:r>
-            <w:r>
-              <w:rPr>
-                <w:b/>
-                <w:bCs/>
-                <w:color w:val="8186EF"/>
-                <w:sz w:val="14"/>
-                <w:szCs w:val="14"/>
-              </w:rPr>
-              <w:t xml:space="preserve"> (13) </w:t>
-            </w:r>
-            <w:r>
-              <w:rPr>
-                <w:u w:val="single"/>
-                <w:sz w:val="15"/>
-                <w:szCs w:val="15"/>
-              </w:rPr>
-              <w:t xml:space="preserve">              </w:t>
-            </w:r>
-            <w:r>
-              <w:rPr>
-                <w:sz w:val="15"/>
-                <w:szCs w:val="15"/>
-              </w:rPr>
-              <w:t xml:space="preserve"> </w:t>
-            </w:r>
-            <w:r>
-              <w:rPr>
-                <w:sz w:val="15"/>
-                <w:szCs w:val="15"/>
-              </w:rPr>
-              <w:t xml:space="preserve"> remain</w:t>
+              <w:t xml:space="preserve">There is no usage variance for stock, but input variances remain</w:t>
             </w:r>
           </w:p>
         </w:tc>
@@ -6421,7 +6994,7 @@
                 <w:sz w:val="16"/>
                 <w:szCs w:val="16"/>
               </w:rPr>
-              <w:t xml:space="preserve">Share of senior and junior staff, or of service types   ·   Same formula: (AH − SH allowed) × standard rate   ·   variances   ·   materials yield variance   ·   Wage paid to drivers and warehouse staff   ·   Fuel, vehicle running costs, utilities</w:t>
+              <w:t xml:space="preserve">Same formula as a materials or sales mix   ·   Same formula: (AH − SH allowed) × standard rate   ·   Services are consumed as produced   ·   Actual overhead − standard rate × actual hours   ·   Same formula: (AR − SR) × actual hours   ·   Fuel, vehicle running costs, utilities</w:t>
             </w:r>
           </w:p>
         </w:tc>
@@ -6473,7 +7046,7 @@
           <w:sz w:val="19"/>
           <w:szCs w:val="19"/>
         </w:rPr>
-        <w:t xml:space="preserve">Mix </w:t>
+        <w:t xml:space="preserve">Mix variances </w:t>
       </w:r>
       <w:r>
         <w:rPr>
@@ -6505,7 +7078,7 @@
           <w:sz w:val="19"/>
           <w:szCs w:val="19"/>
         </w:rPr>
-        <w:t xml:space="preserve"> appear too: a job done by senior rather than junior staff has a mix effect, exactly like a change in a </w:t>
+        <w:t xml:space="preserve"> too: a job done by senior rather than junior staff has a mix effect, </w:t>
       </w:r>
       <w:r>
         <w:rPr>
@@ -6537,7 +7110,7 @@
           <w:sz w:val="19"/>
           <w:szCs w:val="19"/>
         </w:rPr>
-        <w:t xml:space="preserve"> blend. </w:t>
+        <w:t xml:space="preserve"> like a change in a materials blend. </w:t>
       </w:r>
       <w:r>
         <w:rPr>
@@ -6615,7 +7188,7 @@
           <w:sz w:val="19"/>
           <w:szCs w:val="19"/>
         </w:rPr>
-        <w:t xml:space="preserve">There is no stock of unsold </w:t>
+        <w:t xml:space="preserve">There is no stock of unsold deliveries, so the usage variance never </w:t>
       </w:r>
       <w:r>
         <w:rPr>
@@ -6633,7 +7206,7 @@
           <w:sz w:val="19"/>
           <w:szCs w:val="19"/>
         </w:rPr>
-        <w:t xml:space="preserve">            </w:t>
+        <w:t xml:space="preserve">           </w:t>
       </w:r>
       <w:r>
         <w:rPr>
@@ -6647,7 +7220,7 @@
           <w:sz w:val="19"/>
           <w:szCs w:val="19"/>
         </w:rPr>
-        <w:t xml:space="preserve">, so the usage variance never carries into inventory; it affects the period in which the work was done. </w:t>
+        <w:t xml:space="preserve"> into inventory; it affects the period in which the work was done. </w:t>
       </w:r>
     </w:p>
     <w:tbl>
@@ -6705,7 +7278,7 @@
                 <w:sz w:val="16"/>
                 <w:szCs w:val="16"/>
               </w:rPr>
-              <w:t xml:space="preserve">deliveries   ·   difference   ·   materials   ·   cannot   ·   variances   ·   allowing</w:t>
+              <w:t xml:space="preserve">carries   ·   difference   ·   exactly   ·   cannot   ·   appear   ·   allowing</w:t>
             </w:r>
           </w:p>
         </w:tc>
@@ -6962,7 +7535,7 @@
                 <w:sz w:val="16"/>
                 <w:szCs w:val="16"/>
               </w:rPr>
-              <w:t xml:space="preserve">standards</w:t>
+              <w:t xml:space="preserve">finished</w:t>
             </w:r>
           </w:p>
         </w:tc>
@@ -7030,7 +7603,7 @@
                 <w:sz w:val="16"/>
                 <w:szCs w:val="16"/>
               </w:rPr>
-              <w:t xml:space="preserve">materials</w:t>
+              <w:t xml:space="preserve">standards</w:t>
             </w:r>
           </w:p>
         </w:tc>
@@ -7098,7 +7671,7 @@
                 <w:sz w:val="16"/>
                 <w:szCs w:val="16"/>
               </w:rPr>
-              <w:t xml:space="preserve">deliveries</w:t>
+              <w:t xml:space="preserve">allowing</w:t>
             </w:r>
           </w:p>
         </w:tc>
@@ -7131,7 +7704,7 @@
                 <w:sz w:val="16"/>
                 <w:szCs w:val="16"/>
               </w:rPr>
-              <w:t xml:space="preserve">Share of senior and junior staff, or of service types</w:t>
+              <w:t xml:space="preserve">Same formula as a materials or sales mix</w:t>
             </w:r>
           </w:p>
         </w:tc>
@@ -7166,7 +7739,7 @@
                 <w:sz w:val="16"/>
                 <w:szCs w:val="16"/>
               </w:rPr>
-              <w:t xml:space="preserve">spending</w:t>
+              <w:t xml:space="preserve">compares</w:t>
             </w:r>
           </w:p>
         </w:tc>
@@ -7199,7 +7772,7 @@
                 <w:sz w:val="16"/>
                 <w:szCs w:val="16"/>
               </w:rPr>
-              <w:t xml:space="preserve">variances</w:t>
+              <w:t xml:space="preserve">Services are consumed as produced</w:t>
             </w:r>
           </w:p>
         </w:tc>
@@ -7267,7 +7840,7 @@
                 <w:sz w:val="16"/>
                 <w:szCs w:val="16"/>
               </w:rPr>
-              <w:t xml:space="preserve">variances</w:t>
+              <w:t xml:space="preserve">appear</w:t>
             </w:r>
           </w:p>
         </w:tc>
@@ -7335,7 +7908,7 @@
                 <w:sz w:val="16"/>
                 <w:szCs w:val="16"/>
               </w:rPr>
-              <w:t xml:space="preserve">materials</w:t>
+              <w:t xml:space="preserve">exactly</w:t>
             </w:r>
           </w:p>
         </w:tc>
@@ -7506,7 +8079,7 @@
                 <w:sz w:val="16"/>
                 <w:szCs w:val="16"/>
               </w:rPr>
-              <w:t xml:space="preserve">Wage paid to drivers and warehouse staff</w:t>
+              <w:t xml:space="preserve">Same formula: (AR − SR) × actual hours</w:t>
             </w:r>
           </w:p>
         </w:tc>
@@ -7539,7 +8112,7 @@
                 <w:sz w:val="16"/>
                 <w:szCs w:val="16"/>
               </w:rPr>
-              <w:t xml:space="preserve">deliveries</w:t>
+              <w:t xml:space="preserve">carries</w:t>
             </w:r>
           </w:p>
         </w:tc>
@@ -7888,7 +8461,6 @@
         <w:tc>
           <w:tcPr>
             <w:tcW w:type="pct" w:w="758"/>
-            <w:shd w:fill="FFFFFF" w:val="clear"/>
             <w:tcMar>
               <w:top w:type="dxa" w:w="50"/>
               <w:left w:type="dxa" w:w="110"/>
@@ -7898,23 +8470,21 @@
           </w:tcPr>
           <w:p>
             <w:pPr>
-              <w:spacing w:before="46" w:after="46"/>
-            </w:pPr>
-            <w:r>
-              <w:rPr>
-                <w:b/>
-                <w:bCs/>
-                <w:color w:val="8186EF"/>
-                <w:sz w:val="14"/>
-                <w:szCs w:val="14"/>
-              </w:rPr>
-              <w:t xml:space="preserve">(1)</w:t>
+              <w:spacing w:before="28" w:after="28"/>
+            </w:pPr>
+            <w:r>
+              <w:rPr>
+                <w:sz w:val="15"/>
+                <w:szCs w:val="15"/>
+              </w:rPr>
+              <w:t xml:space="preserve">4,500 U</w:t>
             </w:r>
           </w:p>
         </w:tc>
         <w:tc>
           <w:tcPr>
             <w:tcW w:type="pct" w:w="2200"/>
+            <w:shd w:fill="FFFFFF" w:val="clear"/>
             <w:tcMar>
               <w:top w:type="dxa" w:w="50"/>
               <w:left w:type="dxa" w:w="110"/>
@@ -7924,14 +8494,17 @@
           </w:tcPr>
           <w:p>
             <w:pPr>
-              <w:spacing w:before="28" w:after="28"/>
-            </w:pPr>
-            <w:r>
-              <w:rPr>
-                <w:sz w:val="15"/>
-                <w:szCs w:val="15"/>
-              </w:rPr>
-              <w:t xml:space="preserve">Sales team: the product mix moved to cheaper jars</w:t>
+              <w:spacing w:before="46" w:after="46"/>
+            </w:pPr>
+            <w:r>
+              <w:rPr>
+                <w:b/>
+                <w:bCs/>
+                <w:color w:val="8186EF"/>
+                <w:sz w:val="14"/>
+                <w:szCs w:val="14"/>
+              </w:rPr>
+              <w:t xml:space="preserve">(1)</w:t>
             </w:r>
           </w:p>
         </w:tc>
@@ -7964,7 +8537,7 @@
         <w:tc>
           <w:tcPr>
             <w:tcW w:type="pct" w:w="758"/>
-            <w:shd w:fill="FFFFFF" w:val="clear"/>
+            <w:shd w:fill="FBFAF6" w:val="clear"/>
             <w:tcMar>
               <w:top w:type="dxa" w:w="50"/>
               <w:left w:type="dxa" w:w="110"/>
@@ -7974,17 +8547,14 @@
           </w:tcPr>
           <w:p>
             <w:pPr>
-              <w:spacing w:before="46" w:after="46"/>
-            </w:pPr>
-            <w:r>
-              <w:rPr>
-                <w:b/>
-                <w:bCs/>
-                <w:color w:val="8186EF"/>
-                <w:sz w:val="14"/>
-                <w:szCs w:val="14"/>
-              </w:rPr>
-              <w:t xml:space="preserve">(2)</w:t>
+              <w:spacing w:before="28" w:after="28"/>
+            </w:pPr>
+            <w:r>
+              <w:rPr>
+                <w:sz w:val="15"/>
+                <w:szCs w:val="15"/>
+              </w:rPr>
+              <w:t xml:space="preserve">36,000 U</w:t>
             </w:r>
           </w:p>
         </w:tc>
@@ -8008,7 +8578,39 @@
                 <w:sz w:val="15"/>
                 <w:szCs w:val="15"/>
               </w:rPr>
-              <w:t xml:space="preserve">Sales team and market: fewer units in total</w:t>
+              <w:t xml:space="preserve"/>
+            </w:r>
+            <w:r>
+              <w:rPr>
+                <w:b/>
+                <w:bCs/>
+                <w:color w:val="8186EF"/>
+                <w:sz w:val="14"/>
+                <w:szCs w:val="14"/>
+              </w:rPr>
+              <w:t xml:space="preserve"> (2) </w:t>
+            </w:r>
+            <w:r>
+              <w:rPr>
+                <w:u w:val="single"/>
+                <w:sz w:val="15"/>
+                <w:szCs w:val="15"/>
+              </w:rPr>
+              <w:t xml:space="preserve">              </w:t>
+            </w:r>
+            <w:r>
+              <w:rPr>
+                <w:sz w:val="15"/>
+                <w:szCs w:val="15"/>
+              </w:rPr>
+              <w:t xml:space="preserve"> </w:t>
+            </w:r>
+            <w:r>
+              <w:rPr>
+                <w:sz w:val="15"/>
+                <w:szCs w:val="15"/>
+              </w:rPr>
+              <w:t xml:space="preserve">: fewer units in total</w:t>
             </w:r>
           </w:p>
         </w:tc>
@@ -8040,6 +8642,7 @@
         <w:tc>
           <w:tcPr>
             <w:tcW w:type="pct" w:w="758"/>
+            <w:shd w:fill="FFFFFF" w:val="clear"/>
             <w:tcMar>
               <w:top w:type="dxa" w:w="50"/>
               <w:left w:type="dxa" w:w="110"/>
@@ -8049,14 +8652,17 @@
           </w:tcPr>
           <w:p>
             <w:pPr>
-              <w:spacing w:before="28" w:after="28"/>
-            </w:pPr>
-            <w:r>
-              <w:rPr>
-                <w:sz w:val="15"/>
-                <w:szCs w:val="15"/>
-              </w:rPr>
-              <w:t xml:space="preserve">420 U</w:t>
+              <w:spacing w:before="46" w:after="46"/>
+            </w:pPr>
+            <w:r>
+              <w:rPr>
+                <w:b/>
+                <w:bCs/>
+                <w:color w:val="8186EF"/>
+                <w:sz w:val="14"/>
+                <w:szCs w:val="14"/>
+              </w:rPr>
+              <w:t xml:space="preserve">(3)</w:t>
             </w:r>
           </w:p>
         </w:tc>
@@ -8079,39 +8685,7 @@
                 <w:sz w:val="15"/>
                 <w:szCs w:val="15"/>
               </w:rPr>
-              <w:t xml:space="preserve"/>
-            </w:r>
-            <w:r>
-              <w:rPr>
-                <w:b/>
-                <w:bCs/>
-                <w:color w:val="8186EF"/>
-                <w:sz w:val="14"/>
-                <w:szCs w:val="14"/>
-              </w:rPr>
-              <w:t xml:space="preserve"> (3) </w:t>
-            </w:r>
-            <w:r>
-              <w:rPr>
-                <w:u w:val="single"/>
-                <w:sz w:val="15"/>
-                <w:szCs w:val="15"/>
-              </w:rPr>
-              <w:t xml:space="preserve">              </w:t>
-            </w:r>
-            <w:r>
-              <w:rPr>
-                <w:sz w:val="15"/>
-                <w:szCs w:val="15"/>
-              </w:rPr>
-              <w:t xml:space="preserve"> </w:t>
-            </w:r>
-            <w:r>
-              <w:rPr>
-                <w:sz w:val="15"/>
-                <w:szCs w:val="15"/>
-              </w:rPr>
-              <w:t xml:space="preserve">: more paste, less sugar than the recipe</w:t>
+              <w:t xml:space="preserve">Plant: more paste, less sugar than the recipe</w:t>
             </w:r>
           </w:p>
         </w:tc>
@@ -8144,7 +8718,7 @@
         <w:tc>
           <w:tcPr>
             <w:tcW w:type="pct" w:w="758"/>
-            <w:shd w:fill="FFFFFF" w:val="clear"/>
+            <w:shd w:fill="FBFAF6" w:val="clear"/>
             <w:tcMar>
               <w:top w:type="dxa" w:w="50"/>
               <w:left w:type="dxa" w:w="110"/>
@@ -8154,17 +8728,14 @@
           </w:tcPr>
           <w:p>
             <w:pPr>
-              <w:spacing w:before="46" w:after="46"/>
-            </w:pPr>
-            <w:r>
-              <w:rPr>
-                <w:b/>
-                <w:bCs/>
-                <w:color w:val="8186EF"/>
-                <w:sz w:val="14"/>
-                <w:szCs w:val="14"/>
-              </w:rPr>
-              <w:t xml:space="preserve">(4)</w:t>
+              <w:spacing w:before="28" w:after="28"/>
+            </w:pPr>
+            <w:r>
+              <w:rPr>
+                <w:sz w:val="15"/>
+                <w:szCs w:val="15"/>
+              </w:rPr>
+              <w:t xml:space="preserve">380 U</w:t>
             </w:r>
           </w:p>
         </w:tc>
@@ -8188,7 +8759,39 @@
                 <w:sz w:val="15"/>
                 <w:szCs w:val="15"/>
               </w:rPr>
-              <w:t xml:space="preserve">Plant: more total input than the standard allows</w:t>
+              <w:t xml:space="preserve"/>
+            </w:r>
+            <w:r>
+              <w:rPr>
+                <w:b/>
+                <w:bCs/>
+                <w:color w:val="8186EF"/>
+                <w:sz w:val="14"/>
+                <w:szCs w:val="14"/>
+              </w:rPr>
+              <w:t xml:space="preserve"> (4) </w:t>
+            </w:r>
+            <w:r>
+              <w:rPr>
+                <w:u w:val="single"/>
+                <w:sz w:val="15"/>
+                <w:szCs w:val="15"/>
+              </w:rPr>
+              <w:t xml:space="preserve">              </w:t>
+            </w:r>
+            <w:r>
+              <w:rPr>
+                <w:sz w:val="15"/>
+                <w:szCs w:val="15"/>
+              </w:rPr>
+              <w:t xml:space="preserve"> </w:t>
+            </w:r>
+            <w:r>
+              <w:rPr>
+                <w:sz w:val="15"/>
+                <w:szCs w:val="15"/>
+              </w:rPr>
+              <w:t xml:space="preserve">: more total input than the standard allows</w:t>
             </w:r>
           </w:p>
         </w:tc>
@@ -8243,6 +8846,7 @@
         <w:tc>
           <w:tcPr>
             <w:tcW w:type="pct" w:w="2200"/>
+            <w:shd w:fill="FFFFFF" w:val="clear"/>
             <w:tcMar>
               <w:top w:type="dxa" w:w="50"/>
               <w:left w:type="dxa" w:w="110"/>
@@ -8252,14 +8856,17 @@
           </w:tcPr>
           <w:p>
             <w:pPr>
-              <w:spacing w:before="28" w:after="28"/>
-            </w:pPr>
-            <w:r>
-              <w:rPr>
-                <w:sz w:val="15"/>
-                <w:szCs w:val="15"/>
-              </w:rPr>
-              <w:t xml:space="preserve">Levant: rate, efficiency and spending together</w:t>
+              <w:spacing w:before="46" w:after="46"/>
+            </w:pPr>
+            <w:r>
+              <w:rPr>
+                <w:b/>
+                <w:bCs/>
+                <w:color w:val="8186EF"/>
+                <w:sz w:val="14"/>
+                <w:szCs w:val="14"/>
+              </w:rPr>
+              <w:t xml:space="preserve">(5)</w:t>
             </w:r>
           </w:p>
         </w:tc>
@@ -8321,7 +8928,7 @@
                 <w:sz w:val="16"/>
                 <w:szCs w:val="16"/>
               </w:rPr>
-              <w:t xml:space="preserve">Variance   ·   36,000 U   ·   380 U   ·   Plant   ·   4,500 U</w:t>
+              <w:t xml:space="preserve">Sales team and market   ·   overhead spending variance   ·   Levant: rate, efficiency and spending together   ·   Plant   ·   420 U   ·   Sales team: the product mix moved to cheaper jars</w:t>
             </w:r>
           </w:p>
         </w:tc>
@@ -8348,7 +8955,7 @@
           <w:sz w:val="16"/>
           <w:szCs w:val="16"/>
         </w:rPr>
-        <w:t xml:space="preserve">      gaps 5–7</w:t>
+        <w:t xml:space="preserve">      gaps 6–8</w:t>
       </w:r>
     </w:p>
     <w:p>
@@ -8361,7 +8968,7 @@
           <w:sz w:val="19"/>
           <w:szCs w:val="19"/>
         </w:rPr>
-        <w:t xml:space="preserve">The largest number is the </w:t>
+        <w:t xml:space="preserve">The </w:t>
       </w:r>
       <w:r>
         <w:rPr>
@@ -8371,7 +8978,7 @@
           <w:sz w:val="15"/>
           <w:szCs w:val="15"/>
         </w:rPr>
-        <w:t xml:space="preserve"> (5) </w:t>
+        <w:t xml:space="preserve"> (6) </w:t>
       </w:r>
       <w:r>
         <w:rPr>
@@ -8393,7 +9000,7 @@
           <w:sz w:val="19"/>
           <w:szCs w:val="19"/>
         </w:rPr>
-        <w:t xml:space="preserve"> variance: the </w:t>
+        <w:t xml:space="preserve"> number is the quantity variance: the </w:t>
       </w:r>
       <w:r>
         <w:rPr>
@@ -8403,7 +9010,7 @@
           <w:sz w:val="15"/>
           <w:szCs w:val="15"/>
         </w:rPr>
-        <w:t xml:space="preserve"> (6) </w:t>
+        <w:t xml:space="preserve"> (7) </w:t>
       </w:r>
       <w:r>
         <w:rPr>
@@ -8442,7 +9049,7 @@
           <w:sz w:val="15"/>
           <w:szCs w:val="15"/>
         </w:rPr>
-        <w:t xml:space="preserve"> (7) </w:t>
+        <w:t xml:space="preserve"> (8) </w:t>
       </w:r>
       <w:r>
         <w:rPr>
@@ -8522,7 +9129,7 @@
                 <w:sz w:val="16"/>
                 <w:szCs w:val="16"/>
               </w:rPr>
-              <w:t xml:space="preserve">furthest   ·   budgeted   ·   division   ·   quantity</w:t>
+              <w:t xml:space="preserve">furthest   ·   sales-volume   ·   division   ·   largest</w:t>
             </w:r>
           </w:p>
         </w:tc>
@@ -8656,7 +9263,7 @@
           <w:sz w:val="16"/>
           <w:szCs w:val="16"/>
         </w:rPr>
-        <w:t xml:space="preserve">      gaps 8–10</w:t>
+        <w:t xml:space="preserve">      gaps 9–11</w:t>
       </w:r>
     </w:p>
     <w:p>
@@ -8679,7 +9286,7 @@
           <w:sz w:val="15"/>
           <w:szCs w:val="15"/>
         </w:rPr>
-        <w:t xml:space="preserve"> (8) </w:t>
+        <w:t xml:space="preserve"> (9) </w:t>
       </w:r>
       <w:r>
         <w:rPr>
@@ -8711,7 +9318,7 @@
           <w:sz w:val="15"/>
           <w:szCs w:val="15"/>
         </w:rPr>
-        <w:t xml:space="preserve"> (9) </w:t>
+        <w:t xml:space="preserve"> (10) </w:t>
       </w:r>
       <w:r>
         <w:rPr>
@@ -8750,7 +9357,7 @@
           <w:sz w:val="15"/>
           <w:szCs w:val="15"/>
         </w:rPr>
-        <w:t xml:space="preserve"> (10) </w:t>
+        <w:t xml:space="preserve"> (11) </w:t>
       </w:r>
       <w:r>
         <w:rPr>
@@ -8874,7 +9481,7 @@
           <w:sz w:val="15"/>
           <w:szCs w:val="15"/>
         </w:rPr>
-        <w:t xml:space="preserve">The parts add up to the total; the bars are to scale.</w:t>
+        <w:t xml:space="preserve">The bars are drawn to scale.</w:t>
       </w:r>
     </w:p>
     <w:p>
@@ -8885,7 +9492,411 @@
       <w:r>
         <w:drawing>
           <wp:inline distT="0" distB="0" distL="0" distR="0">
-            <wp:extent cx="5734050" cy="1810750"/>
+            <wp:extent cx="5734050" cy="2067275"/>
+            <wp:effectExtent t="0" r="0" b="0" l="0"/>
+            <wp:docPr id="1" name="" descr="" title=""/>
+            <wp:cNvGraphicFramePr>
+              <a:graphicFrameLocks xmlns:a="http://schemas.openxmlformats.org/drawingml/2006/main" noChangeAspect="1"/>
+            </wp:cNvGraphicFramePr>
+            <a:graphic xmlns:a="http://schemas.openxmlformats.org/drawingml/2006/main">
+              <a:graphicData uri="http://schemas.openxmlformats.org/drawingml/2006/picture">
+                <pic:pic xmlns:pic="http://schemas.openxmlformats.org/drawingml/2006/picture">
+                  <pic:nvPicPr>
+                    <pic:cNvPr id="0" name="" descr=""/>
+                    <pic:cNvPicPr>
+                      <a:picLocks noChangeAspect="1" noChangeArrowheads="1"/>
+                    </pic:cNvPicPr>
+                  </pic:nvPicPr>
+                  <pic:blipFill>
+                    <a:blip r:embed="rId106" cstate="none"/>
+                    <a:srcRect/>
+                    <a:stretch>
+                      <a:fillRect/>
+                    </a:stretch>
+                  </pic:blipFill>
+                  <pic:spPr bwMode="auto">
+                    <a:xfrm>
+                      <a:off x="0" y="0"/>
+                      <a:ext cx="5734050" cy="2067275"/>
+                    </a:xfrm>
+                    <a:prstGeom prst="rect">
+                      <a:avLst/>
+                    </a:prstGeom>
+                  </pic:spPr>
+                </pic:pic>
+              </a:graphicData>
+            </a:graphic>
+          </wp:inline>
+        </w:drawing>
+      </w:r>
+    </w:p>
+    <w:tbl>
+      <w:tblPr>
+        <w:tblW w:type="pct" w:w="100%"/>
+        <w:tblLayout w:type="fixed"/>
+        <w:tblBorders>
+          <w:top w:val="single" w:color="FBFAF6" w:sz="4"/>
+          <w:left w:val="single" w:color="FBFAF6" w:sz="4"/>
+          <w:bottom w:val="single" w:color="FBFAF6" w:sz="4"/>
+          <w:right w:val="single" w:color="FBFAF6" w:sz="4"/>
+          <w:insideH w:val="single" w:color="FBFAF6" w:sz="4"/>
+          <w:insideV w:val="single" w:color="FBFAF6" w:sz="4"/>
+        </w:tblBorders>
+      </w:tblPr>
+      <w:tblGrid>
+        <w:gridCol w:w="9600"/>
+      </w:tblGrid>
+      <w:tr>
+        <w:tc>
+          <w:tcPr>
+            <w:tcW w:type="pct" w:w="5000"/>
+            <w:shd w:fill="FBFAF6" w:val="clear"/>
+            <w:tcMar>
+              <w:top w:type="dxa" w:w="40"/>
+              <w:left w:type="dxa" w:w="100"/>
+              <w:bottom w:type="dxa" w:w="40"/>
+              <w:right w:type="dxa" w:w="100"/>
+            </w:tcMar>
+          </w:tcPr>
+          <w:p>
+            <w:pPr>
+              <w:spacing w:before="18" w:after="6"/>
+            </w:pPr>
+            <w:r>
+              <w:rPr>
+                <w:b/>
+                <w:bCs/>
+                <w:color w:val="6B7280"/>
+                <w:sz w:val="14"/>
+                <w:szCs w:val="14"/>
+              </w:rPr>
+              <w:t xml:space="preserve">word list</w:t>
+            </w:r>
+          </w:p>
+          <w:p>
+            <w:pPr>
+              <w:spacing w:before="0" w:after="18"/>
+            </w:pPr>
+            <w:r>
+              <w:rPr>
+                <w:b/>
+                <w:bCs/>
+                <w:color w:val="353A7C"/>
+                <w:sz w:val="16"/>
+                <w:szCs w:val="16"/>
+              </w:rPr>
+              <w:t xml:space="preserve">1 liter bottles   ·   500 ml bottles</w:t>
+            </w:r>
+          </w:p>
+        </w:tc>
+      </w:tr>
+    </w:tbl>
+    <w:p/>
+    <w:tbl>
+      <w:tblPr>
+        <w:tblW w:type="pct" w:w="100%"/>
+        <w:tblLayout w:type="fixed"/>
+        <w:tblBorders>
+          <w:top w:val="single" w:color="353A7C" w:sz="6"/>
+          <w:left w:val="single" w:color="353A7C" w:sz="6"/>
+          <w:bottom w:val="single" w:color="353A7C" w:sz="6"/>
+          <w:right w:val="single" w:color="353A7C" w:sz="6"/>
+          <w:insideH w:val="single" w:color="353A7C" w:sz="6"/>
+          <w:insideV w:val="single" w:color="353A7C" w:sz="6"/>
+        </w:tblBorders>
+      </w:tblPr>
+      <w:tblGrid>
+        <w:gridCol w:w="4608"/>
+        <w:gridCol w:w="4992"/>
+      </w:tblGrid>
+      <w:tr>
+        <w:tc>
+          <w:tcPr>
+            <w:tcW w:type="pct" w:w="5000"/>
+            <w:gridSpan w:val="2"/>
+            <w:shd w:fill="353A7C" w:val="clear"/>
+            <w:tcMar>
+              <w:top w:type="dxa" w:w="60"/>
+              <w:left w:type="dxa" w:w="120"/>
+              <w:bottom w:type="dxa" w:w="60"/>
+              <w:right w:type="dxa" w:w="120"/>
+            </w:tcMar>
+          </w:tcPr>
+          <w:p>
+            <w:pPr>
+              <w:spacing w:before="40" w:after="40"/>
+            </w:pPr>
+            <w:r>
+              <w:rPr>
+                <w:b/>
+                <w:bCs/>
+                <w:color w:val="FFFFFF"/>
+                <w:sz w:val="17"/>
+                <w:szCs w:val="17"/>
+              </w:rPr>
+              <w:t xml:space="preserve">Item — Answer</w:t>
+            </w:r>
+          </w:p>
+        </w:tc>
+      </w:tr>
+      <w:tr>
+        <w:tc>
+          <w:tcPr>
+            <w:tcW w:type="pct" w:w="2400"/>
+            <w:shd w:fill="353A7C" w:val="clear"/>
+            <w:tcMar>
+              <w:top w:type="dxa" w:w="50"/>
+              <w:left w:type="dxa" w:w="110"/>
+              <w:bottom w:type="dxa" w:w="50"/>
+              <w:right w:type="dxa" w:w="110"/>
+            </w:tcMar>
+          </w:tcPr>
+          <w:p>
+            <w:pPr>
+              <w:spacing w:before="30" w:after="30"/>
+            </w:pPr>
+            <w:r>
+              <w:rPr>
+                <w:b/>
+                <w:bCs/>
+                <w:color w:val="FFFFFF"/>
+                <w:sz w:val="15"/>
+                <w:szCs w:val="15"/>
+              </w:rPr>
+              <w:t xml:space="preserve">Item</w:t>
+            </w:r>
+          </w:p>
+        </w:tc>
+        <w:tc>
+          <w:tcPr>
+            <w:tcW w:type="pct" w:w="2600"/>
+            <w:shd w:fill="353A7C" w:val="clear"/>
+            <w:tcMar>
+              <w:top w:type="dxa" w:w="50"/>
+              <w:left w:type="dxa" w:w="110"/>
+              <w:bottom w:type="dxa" w:w="50"/>
+              <w:right w:type="dxa" w:w="110"/>
+            </w:tcMar>
+          </w:tcPr>
+          <w:p>
+            <w:pPr>
+              <w:spacing w:before="30" w:after="30"/>
+            </w:pPr>
+            <w:r>
+              <w:rPr>
+                <w:b/>
+                <w:bCs/>
+                <w:color w:val="FFFFFF"/>
+                <w:sz w:val="15"/>
+                <w:szCs w:val="15"/>
+              </w:rPr>
+              <w:t xml:space="preserve">Answer</w:t>
+            </w:r>
+          </w:p>
+        </w:tc>
+      </w:tr>
+      <w:tr>
+        <w:tc>
+          <w:tcPr>
+            <w:tcW w:type="pct" w:w="2400"/>
+            <w:tcMar>
+              <w:top w:type="dxa" w:w="50"/>
+              <w:left w:type="dxa" w:w="110"/>
+              <w:bottom w:type="dxa" w:w="50"/>
+              <w:right w:type="dxa" w:w="110"/>
+            </w:tcMar>
+          </w:tcPr>
+          <w:p>
+            <w:pPr>
+              <w:spacing w:before="28" w:after="28"/>
+            </w:pPr>
+            <w:r>
+              <w:rPr>
+                <w:sz w:val="15"/>
+                <w:szCs w:val="15"/>
+              </w:rPr>
+              <w:t xml:space="preserve">Sugar mix variance</w:t>
+            </w:r>
+          </w:p>
+        </w:tc>
+        <w:tc>
+          <w:tcPr>
+            <w:tcW w:type="pct" w:w="2600"/>
+            <w:tcMar>
+              <w:top w:type="dxa" w:w="50"/>
+              <w:left w:type="dxa" w:w="110"/>
+              <w:bottom w:type="dxa" w:w="50"/>
+              <w:right w:type="dxa" w:w="110"/>
+            </w:tcMar>
+          </w:tcPr>
+          <w:p>
+            <w:pPr>
+              <w:spacing w:before="28" w:after="28"/>
+            </w:pPr>
+            <w:r>
+              <w:rPr>
+                <w:sz w:val="15"/>
+                <w:szCs w:val="15"/>
+              </w:rPr>
+              <w:t xml:space="preserve">(3,400 − 3,680) × $1.00 = $(280) (favorable: less sugar than the blend allows)</w:t>
+            </w:r>
+          </w:p>
+        </w:tc>
+      </w:tr>
+      <w:tr>
+        <w:tc>
+          <w:tcPr>
+            <w:tcW w:type="pct" w:w="2400"/>
+            <w:shd w:fill="FBFAF6" w:val="clear"/>
+            <w:tcMar>
+              <w:top w:type="dxa" w:w="50"/>
+              <w:left w:type="dxa" w:w="110"/>
+              <w:bottom w:type="dxa" w:w="50"/>
+              <w:right w:type="dxa" w:w="110"/>
+            </w:tcMar>
+          </w:tcPr>
+          <w:p>
+            <w:pPr>
+              <w:spacing w:before="28" w:after="28"/>
+            </w:pPr>
+            <w:r>
+              <w:rPr>
+                <w:sz w:val="15"/>
+                <w:szCs w:val="15"/>
+              </w:rPr>
+              <w:t xml:space="preserve">Total mix variance</w:t>
+            </w:r>
+          </w:p>
+        </w:tc>
+        <w:tc>
+          <w:tcPr>
+            <w:tcW w:type="pct" w:w="2600"/>
+            <w:shd w:fill="FFFFFF" w:val="clear"/>
+            <w:tcMar>
+              <w:top w:type="dxa" w:w="50"/>
+              <w:left w:type="dxa" w:w="110"/>
+              <w:bottom w:type="dxa" w:w="50"/>
+              <w:right w:type="dxa" w:w="110"/>
+            </w:tcMar>
+          </w:tcPr>
+          <w:p>
+            <w:pPr>
+              <w:spacing w:before="46" w:after="46"/>
+            </w:pPr>
+            <w:r>
+              <w:rPr>
+                <w:b/>
+                <w:bCs/>
+                <w:color w:val="8186EF"/>
+                <w:sz w:val="14"/>
+                <w:szCs w:val="14"/>
+              </w:rPr>
+              <w:t xml:space="preserve">(13)</w:t>
+            </w:r>
+          </w:p>
+        </w:tc>
+      </w:tr>
+    </w:tbl>
+    <w:p/>
+    <w:tbl>
+      <w:tblPr>
+        <w:tblW w:type="pct" w:w="100%"/>
+        <w:tblLayout w:type="fixed"/>
+        <w:tblBorders>
+          <w:top w:val="single" w:color="FBFAF6" w:sz="4"/>
+          <w:left w:val="single" w:color="FBFAF6" w:sz="4"/>
+          <w:bottom w:val="single" w:color="FBFAF6" w:sz="4"/>
+          <w:right w:val="single" w:color="FBFAF6" w:sz="4"/>
+          <w:insideH w:val="single" w:color="FBFAF6" w:sz="4"/>
+          <w:insideV w:val="single" w:color="FBFAF6" w:sz="4"/>
+        </w:tblBorders>
+      </w:tblPr>
+      <w:tblGrid>
+        <w:gridCol w:w="9600"/>
+      </w:tblGrid>
+      <w:tr>
+        <w:tc>
+          <w:tcPr>
+            <w:tcW w:type="pct" w:w="5000"/>
+            <w:shd w:fill="FBFAF6" w:val="clear"/>
+            <w:tcMar>
+              <w:top w:type="dxa" w:w="40"/>
+              <w:left w:type="dxa" w:w="100"/>
+              <w:bottom w:type="dxa" w:w="40"/>
+              <w:right w:type="dxa" w:w="100"/>
+            </w:tcMar>
+          </w:tcPr>
+          <w:p>
+            <w:pPr>
+              <w:spacing w:before="18" w:after="6"/>
+            </w:pPr>
+            <w:r>
+              <w:rPr>
+                <w:b/>
+                <w:bCs/>
+                <w:color w:val="6B7280"/>
+                <w:sz w:val="14"/>
+                <w:szCs w:val="14"/>
+              </w:rPr>
+              <w:t xml:space="preserve">word list</w:t>
+            </w:r>
+          </w:p>
+          <w:p>
+            <w:pPr>
+              <w:spacing w:before="0" w:after="18"/>
+            </w:pPr>
+            <w:r>
+              <w:rPr>
+                <w:b/>
+                <w:bCs/>
+                <w:color w:val="353A7C"/>
+                <w:sz w:val="16"/>
+                <w:szCs w:val="16"/>
+              </w:rPr>
+              <w:t xml:space="preserve">$700 unfavorable − $(280) favorable = $420 unfavorable   ·   Plant: more paste, less sugar than the recipe</w:t>
+            </w:r>
+          </w:p>
+        </w:tc>
+      </w:tr>
+    </w:tbl>
+    <w:p/>
+    <w:p>
+      <w:pPr>
+        <w:spacing w:before="44" w:after="10"/>
+      </w:pPr>
+      <w:r>
+        <w:rPr>
+          <w:b/>
+          <w:bCs/>
+          <w:color w:val="353A7C"/>
+          <w:sz w:val="18"/>
+          <w:szCs w:val="18"/>
+        </w:rPr>
+        <w:t xml:space="preserve">Variance — Category</w:t>
+      </w:r>
+    </w:p>
+    <w:p>
+      <w:pPr>
+        <w:spacing w:before="0" w:after="12"/>
+      </w:pPr>
+      <w:r>
+        <w:rPr>
+          <w:color w:val="6B7280"/>
+          <w:sz w:val="15"/>
+          <w:szCs w:val="15"/>
+        </w:rPr>
+        <w:t xml:space="preserve">Each stage leads to the next.</w:t>
+      </w:r>
+    </w:p>
+    <w:p>
+      <w:pPr>
+        <w:spacing w:after="40" w:before="90"/>
+        <w:jc w:val="center"/>
+      </w:pPr>
+      <w:r>
+        <w:drawing>
+          <wp:inline distT="0" distB="0" distL="0" distR="0">
+            <wp:extent cx="5734050" cy="1969200"/>
             <wp:effectExtent t="0" r="0" b="0" l="0"/>
             <wp:docPr id="1" name="" descr="" title=""/>
             <wp:cNvGraphicFramePr>
@@ -8910,410 +9921,6 @@
                   <pic:spPr bwMode="auto">
                     <a:xfrm>
                       <a:off x="0" y="0"/>
-                      <a:ext cx="5734050" cy="1810750"/>
-                    </a:xfrm>
-                    <a:prstGeom prst="rect">
-                      <a:avLst/>
-                    </a:prstGeom>
-                  </pic:spPr>
-                </pic:pic>
-              </a:graphicData>
-            </a:graphic>
-          </wp:inline>
-        </w:drawing>
-      </w:r>
-    </w:p>
-    <w:tbl>
-      <w:tblPr>
-        <w:tblW w:type="pct" w:w="100%"/>
-        <w:tblLayout w:type="fixed"/>
-        <w:tblBorders>
-          <w:top w:val="single" w:color="FBFAF6" w:sz="4"/>
-          <w:left w:val="single" w:color="FBFAF6" w:sz="4"/>
-          <w:bottom w:val="single" w:color="FBFAF6" w:sz="4"/>
-          <w:right w:val="single" w:color="FBFAF6" w:sz="4"/>
-          <w:insideH w:val="single" w:color="FBFAF6" w:sz="4"/>
-          <w:insideV w:val="single" w:color="FBFAF6" w:sz="4"/>
-        </w:tblBorders>
-      </w:tblPr>
-      <w:tblGrid>
-        <w:gridCol w:w="9600"/>
-      </w:tblGrid>
-      <w:tr>
-        <w:tc>
-          <w:tcPr>
-            <w:tcW w:type="pct" w:w="5000"/>
-            <w:shd w:fill="FBFAF6" w:val="clear"/>
-            <w:tcMar>
-              <w:top w:type="dxa" w:w="40"/>
-              <w:left w:type="dxa" w:w="100"/>
-              <w:bottom w:type="dxa" w:w="40"/>
-              <w:right w:type="dxa" w:w="100"/>
-            </w:tcMar>
-          </w:tcPr>
-          <w:p>
-            <w:pPr>
-              <w:spacing w:before="18" w:after="6"/>
-            </w:pPr>
-            <w:r>
-              <w:rPr>
-                <w:b/>
-                <w:bCs/>
-                <w:color w:val="6B7280"/>
-                <w:sz w:val="14"/>
-                <w:szCs w:val="14"/>
-              </w:rPr>
-              <w:t xml:space="preserve">word list</w:t>
-            </w:r>
-          </w:p>
-          <w:p>
-            <w:pPr>
-              <w:spacing w:before="0" w:after="18"/>
-            </w:pPr>
-            <w:r>
-              <w:rPr>
-                <w:b/>
-                <w:bCs/>
-                <w:color w:val="353A7C"/>
-                <w:sz w:val="16"/>
-                <w:szCs w:val="16"/>
-              </w:rPr>
-              <w:t xml:space="preserve">1 liter bottles   ·   500 ml bottles</w:t>
-            </w:r>
-          </w:p>
-        </w:tc>
-      </w:tr>
-    </w:tbl>
-    <w:p/>
-    <w:tbl>
-      <w:tblPr>
-        <w:tblW w:type="pct" w:w="100%"/>
-        <w:tblLayout w:type="fixed"/>
-        <w:tblBorders>
-          <w:top w:val="single" w:color="353A7C" w:sz="6"/>
-          <w:left w:val="single" w:color="353A7C" w:sz="6"/>
-          <w:bottom w:val="single" w:color="353A7C" w:sz="6"/>
-          <w:right w:val="single" w:color="353A7C" w:sz="6"/>
-          <w:insideH w:val="single" w:color="353A7C" w:sz="6"/>
-          <w:insideV w:val="single" w:color="353A7C" w:sz="6"/>
-        </w:tblBorders>
-      </w:tblPr>
-      <w:tblGrid>
-        <w:gridCol w:w="4608"/>
-        <w:gridCol w:w="4992"/>
-      </w:tblGrid>
-      <w:tr>
-        <w:tc>
-          <w:tcPr>
-            <w:tcW w:type="pct" w:w="5000"/>
-            <w:gridSpan w:val="2"/>
-            <w:shd w:fill="353A7C" w:val="clear"/>
-            <w:tcMar>
-              <w:top w:type="dxa" w:w="60"/>
-              <w:left w:type="dxa" w:w="120"/>
-              <w:bottom w:type="dxa" w:w="60"/>
-              <w:right w:type="dxa" w:w="120"/>
-            </w:tcMar>
-          </w:tcPr>
-          <w:p>
-            <w:pPr>
-              <w:spacing w:before="40" w:after="40"/>
-            </w:pPr>
-            <w:r>
-              <w:rPr>
-                <w:b/>
-                <w:bCs/>
-                <w:color w:val="FFFFFF"/>
-                <w:sz w:val="17"/>
-                <w:szCs w:val="17"/>
-              </w:rPr>
-              <w:t xml:space="preserve">Item — Answer</w:t>
-            </w:r>
-          </w:p>
-        </w:tc>
-      </w:tr>
-      <w:tr>
-        <w:tc>
-          <w:tcPr>
-            <w:tcW w:type="pct" w:w="2400"/>
-            <w:shd w:fill="353A7C" w:val="clear"/>
-            <w:tcMar>
-              <w:top w:type="dxa" w:w="50"/>
-              <w:left w:type="dxa" w:w="110"/>
-              <w:bottom w:type="dxa" w:w="50"/>
-              <w:right w:type="dxa" w:w="110"/>
-            </w:tcMar>
-          </w:tcPr>
-          <w:p>
-            <w:pPr>
-              <w:spacing w:before="30" w:after="30"/>
-            </w:pPr>
-            <w:r>
-              <w:rPr>
-                <w:b/>
-                <w:bCs/>
-                <w:color w:val="FFFFFF"/>
-                <w:sz w:val="15"/>
-                <w:szCs w:val="15"/>
-              </w:rPr>
-              <w:t xml:space="preserve">Item</w:t>
-            </w:r>
-          </w:p>
-        </w:tc>
-        <w:tc>
-          <w:tcPr>
-            <w:tcW w:type="pct" w:w="2600"/>
-            <w:shd w:fill="353A7C" w:val="clear"/>
-            <w:tcMar>
-              <w:top w:type="dxa" w:w="50"/>
-              <w:left w:type="dxa" w:w="110"/>
-              <w:bottom w:type="dxa" w:w="50"/>
-              <w:right w:type="dxa" w:w="110"/>
-            </w:tcMar>
-          </w:tcPr>
-          <w:p>
-            <w:pPr>
-              <w:spacing w:before="30" w:after="30"/>
-            </w:pPr>
-            <w:r>
-              <w:rPr>
-                <w:b/>
-                <w:bCs/>
-                <w:color w:val="FFFFFF"/>
-                <w:sz w:val="15"/>
-                <w:szCs w:val="15"/>
-              </w:rPr>
-              <w:t xml:space="preserve">Answer</w:t>
-            </w:r>
-          </w:p>
-        </w:tc>
-      </w:tr>
-      <w:tr>
-        <w:tc>
-          <w:tcPr>
-            <w:tcW w:type="pct" w:w="2400"/>
-            <w:tcMar>
-              <w:top w:type="dxa" w:w="50"/>
-              <w:left w:type="dxa" w:w="110"/>
-              <w:bottom w:type="dxa" w:w="50"/>
-              <w:right w:type="dxa" w:w="110"/>
-            </w:tcMar>
-          </w:tcPr>
-          <w:p>
-            <w:pPr>
-              <w:spacing w:before="28" w:after="28"/>
-            </w:pPr>
-            <w:r>
-              <w:rPr>
-                <w:sz w:val="15"/>
-                <w:szCs w:val="15"/>
-              </w:rPr>
-              <w:t xml:space="preserve">Sugar mix variance</w:t>
-            </w:r>
-          </w:p>
-        </w:tc>
-        <w:tc>
-          <w:tcPr>
-            <w:tcW w:type="pct" w:w="2600"/>
-            <w:tcMar>
-              <w:top w:type="dxa" w:w="50"/>
-              <w:left w:type="dxa" w:w="110"/>
-              <w:bottom w:type="dxa" w:w="50"/>
-              <w:right w:type="dxa" w:w="110"/>
-            </w:tcMar>
-          </w:tcPr>
-          <w:p>
-            <w:pPr>
-              <w:spacing w:before="28" w:after="28"/>
-            </w:pPr>
-            <w:r>
-              <w:rPr>
-                <w:sz w:val="15"/>
-                <w:szCs w:val="15"/>
-              </w:rPr>
-              <w:t xml:space="preserve">(3,400 − 3,680) × $1.00 = $(280) (favorable: less sugar than the blend allows)</w:t>
-            </w:r>
-          </w:p>
-        </w:tc>
-      </w:tr>
-      <w:tr>
-        <w:tc>
-          <w:tcPr>
-            <w:tcW w:type="pct" w:w="2400"/>
-            <w:shd w:fill="FBFAF6" w:val="clear"/>
-            <w:tcMar>
-              <w:top w:type="dxa" w:w="50"/>
-              <w:left w:type="dxa" w:w="110"/>
-              <w:bottom w:type="dxa" w:w="50"/>
-              <w:right w:type="dxa" w:w="110"/>
-            </w:tcMar>
-          </w:tcPr>
-          <w:p>
-            <w:pPr>
-              <w:spacing w:before="28" w:after="28"/>
-            </w:pPr>
-            <w:r>
-              <w:rPr>
-                <w:sz w:val="15"/>
-                <w:szCs w:val="15"/>
-              </w:rPr>
-              <w:t xml:space="preserve">Total mix variance</w:t>
-            </w:r>
-          </w:p>
-        </w:tc>
-        <w:tc>
-          <w:tcPr>
-            <w:tcW w:type="pct" w:w="2600"/>
-            <w:shd w:fill="FFFFFF" w:val="clear"/>
-            <w:tcMar>
-              <w:top w:type="dxa" w:w="50"/>
-              <w:left w:type="dxa" w:w="110"/>
-              <w:bottom w:type="dxa" w:w="50"/>
-              <w:right w:type="dxa" w:w="110"/>
-            </w:tcMar>
-          </w:tcPr>
-          <w:p>
-            <w:pPr>
-              <w:spacing w:before="46" w:after="46"/>
-            </w:pPr>
-            <w:r>
-              <w:rPr>
-                <w:b/>
-                <w:bCs/>
-                <w:color w:val="8186EF"/>
-                <w:sz w:val="14"/>
-                <w:szCs w:val="14"/>
-              </w:rPr>
-              <w:t xml:space="preserve">(12)</w:t>
-            </w:r>
-          </w:p>
-        </w:tc>
-      </w:tr>
-    </w:tbl>
-    <w:p/>
-    <w:tbl>
-      <w:tblPr>
-        <w:tblW w:type="pct" w:w="100%"/>
-        <w:tblLayout w:type="fixed"/>
-        <w:tblBorders>
-          <w:top w:val="single" w:color="FBFAF6" w:sz="4"/>
-          <w:left w:val="single" w:color="FBFAF6" w:sz="4"/>
-          <w:bottom w:val="single" w:color="FBFAF6" w:sz="4"/>
-          <w:right w:val="single" w:color="FBFAF6" w:sz="4"/>
-          <w:insideH w:val="single" w:color="FBFAF6" w:sz="4"/>
-          <w:insideV w:val="single" w:color="FBFAF6" w:sz="4"/>
-        </w:tblBorders>
-      </w:tblPr>
-      <w:tblGrid>
-        <w:gridCol w:w="9600"/>
-      </w:tblGrid>
-      <w:tr>
-        <w:tc>
-          <w:tcPr>
-            <w:tcW w:type="pct" w:w="5000"/>
-            <w:shd w:fill="FBFAF6" w:val="clear"/>
-            <w:tcMar>
-              <w:top w:type="dxa" w:w="40"/>
-              <w:left w:type="dxa" w:w="100"/>
-              <w:bottom w:type="dxa" w:w="40"/>
-              <w:right w:type="dxa" w:w="100"/>
-            </w:tcMar>
-          </w:tcPr>
-          <w:p>
-            <w:pPr>
-              <w:spacing w:before="18" w:after="6"/>
-            </w:pPr>
-            <w:r>
-              <w:rPr>
-                <w:b/>
-                <w:bCs/>
-                <w:color w:val="6B7280"/>
-                <w:sz w:val="14"/>
-                <w:szCs w:val="14"/>
-              </w:rPr>
-              <w:t xml:space="preserve">word list</w:t>
-            </w:r>
-          </w:p>
-          <w:p>
-            <w:pPr>
-              <w:spacing w:before="0" w:after="18"/>
-            </w:pPr>
-            <w:r>
-              <w:rPr>
-                <w:b/>
-                <w:bCs/>
-                <w:color w:val="353A7C"/>
-                <w:sz w:val="16"/>
-                <w:szCs w:val="16"/>
-              </w:rPr>
-              <w:t xml:space="preserve">$700 unfavorable − $(280) favorable = $420 unfavorable   ·   Plant: more total input than the standard allows</w:t>
-            </w:r>
-          </w:p>
-        </w:tc>
-      </w:tr>
-    </w:tbl>
-    <w:p/>
-    <w:p>
-      <w:pPr>
-        <w:spacing w:before="44" w:after="10"/>
-      </w:pPr>
-      <w:r>
-        <w:rPr>
-          <w:b/>
-          <w:bCs/>
-          <w:color w:val="353A7C"/>
-          <w:sz w:val="18"/>
-          <w:szCs w:val="18"/>
-        </w:rPr>
-        <w:t xml:space="preserve">Variance — Category</w:t>
-      </w:r>
-    </w:p>
-    <w:p>
-      <w:pPr>
-        <w:spacing w:before="0" w:after="12"/>
-      </w:pPr>
-      <w:r>
-        <w:rPr>
-          <w:color w:val="6B7280"/>
-          <w:sz w:val="15"/>
-          <w:szCs w:val="15"/>
-        </w:rPr>
-        <w:t xml:space="preserve">Each stage leads to the next.</w:t>
-      </w:r>
-    </w:p>
-    <w:p>
-      <w:pPr>
-        <w:spacing w:after="40" w:before="90"/>
-        <w:jc w:val="center"/>
-      </w:pPr>
-      <w:r>
-        <w:drawing>
-          <wp:inline distT="0" distB="0" distL="0" distR="0">
-            <wp:extent cx="5734050" cy="1969200"/>
-            <wp:effectExtent t="0" r="0" b="0" l="0"/>
-            <wp:docPr id="1" name="" descr="" title=""/>
-            <wp:cNvGraphicFramePr>
-              <a:graphicFrameLocks xmlns:a="http://schemas.openxmlformats.org/drawingml/2006/main" noChangeAspect="1"/>
-            </wp:cNvGraphicFramePr>
-            <a:graphic xmlns:a="http://schemas.openxmlformats.org/drawingml/2006/main">
-              <a:graphicData uri="http://schemas.openxmlformats.org/drawingml/2006/picture">
-                <pic:pic xmlns:pic="http://schemas.openxmlformats.org/drawingml/2006/picture">
-                  <pic:nvPicPr>
-                    <pic:cNvPr id="0" name="" descr=""/>
-                    <pic:cNvPicPr>
-                      <a:picLocks noChangeAspect="1" noChangeArrowheads="1"/>
-                    </pic:cNvPicPr>
-                  </pic:nvPicPr>
-                  <pic:blipFill>
-                    <a:blip r:embed="rId108" cstate="none"/>
-                    <a:srcRect/>
-                    <a:stretch>
-                      <a:fillRect/>
-                    </a:stretch>
-                  </pic:blipFill>
-                  <pic:spPr bwMode="auto">
-                    <a:xfrm>
-                      <a:off x="0" y="0"/>
                       <a:ext cx="5734050" cy="1969200"/>
                     </a:xfrm>
                     <a:prstGeom prst="rect">
@@ -9453,7 +10060,7 @@
                     </pic:cNvPicPr>
                   </pic:nvPicPr>
                   <pic:blipFill>
-                    <a:blip r:embed="rId109" cstate="none"/>
+                    <a:blip r:embed="rId108" cstate="none"/>
                     <a:srcRect/>
                     <a:stretch>
                       <a:fillRect/>
@@ -9889,7 +10496,7 @@
                 <w:sz w:val="16"/>
                 <w:szCs w:val="16"/>
               </w:rPr>
-              <w:t xml:space="preserve">4,500 U</w:t>
+              <w:t xml:space="preserve">Sales team: the product mix moved to cheaper jars</w:t>
             </w:r>
           </w:p>
         </w:tc>
@@ -9915,7 +10522,7 @@
                 <w:sz w:val="16"/>
                 <w:szCs w:val="16"/>
               </w:rPr>
-              <w:t xml:space="preserve">9  </w:t>
+              <w:t xml:space="preserve">10  </w:t>
             </w:r>
             <w:r>
               <w:rPr>
@@ -9957,7 +10564,7 @@
                 <w:sz w:val="16"/>
                 <w:szCs w:val="16"/>
               </w:rPr>
-              <w:t xml:space="preserve">36,000 U</w:t>
+              <w:t xml:space="preserve">Sales team and market</w:t>
             </w:r>
           </w:p>
         </w:tc>
@@ -9983,7 +10590,7 @@
                 <w:sz w:val="16"/>
                 <w:szCs w:val="16"/>
               </w:rPr>
-              <w:t xml:space="preserve">10  </w:t>
+              <w:t xml:space="preserve">11  </w:t>
             </w:r>
             <w:r>
               <w:rPr>
@@ -10025,7 +10632,7 @@
                 <w:sz w:val="16"/>
                 <w:szCs w:val="16"/>
               </w:rPr>
-              <w:t xml:space="preserve">Plant</w:t>
+              <w:t xml:space="preserve">420 U</w:t>
             </w:r>
           </w:p>
         </w:tc>
@@ -10051,7 +10658,7 @@
                 <w:sz w:val="16"/>
                 <w:szCs w:val="16"/>
               </w:rPr>
-              <w:t xml:space="preserve">11  </w:t>
+              <w:t xml:space="preserve">12  </w:t>
             </w:r>
             <w:r>
               <w:rPr>
@@ -10093,7 +10700,7 @@
                 <w:sz w:val="16"/>
                 <w:szCs w:val="16"/>
               </w:rPr>
-              <w:t xml:space="preserve">380 U</w:t>
+              <w:t xml:space="preserve">Plant</w:t>
             </w:r>
           </w:p>
         </w:tc>
@@ -10119,7 +10726,7 @@
                 <w:sz w:val="16"/>
                 <w:szCs w:val="16"/>
               </w:rPr>
-              <w:t xml:space="preserve">12  </w:t>
+              <w:t xml:space="preserve">13  </w:t>
             </w:r>
             <w:r>
               <w:rPr>
@@ -10161,7 +10768,7 @@
                 <w:sz w:val="16"/>
                 <w:szCs w:val="16"/>
               </w:rPr>
-              <w:t xml:space="preserve">quantity</w:t>
+              <w:t xml:space="preserve">Levant: rate, efficiency and spending together</w:t>
             </w:r>
           </w:p>
         </w:tc>
@@ -10187,7 +10794,7 @@
                 <w:sz w:val="16"/>
                 <w:szCs w:val="16"/>
               </w:rPr>
-              <w:t xml:space="preserve">13  </w:t>
+              <w:t xml:space="preserve">14  </w:t>
             </w:r>
             <w:r>
               <w:rPr>
@@ -10229,7 +10836,7 @@
                 <w:sz w:val="16"/>
                 <w:szCs w:val="16"/>
               </w:rPr>
-              <w:t xml:space="preserve">division</w:t>
+              <w:t xml:space="preserve">largest</w:t>
             </w:r>
           </w:p>
         </w:tc>
@@ -10255,7 +10862,7 @@
                 <w:sz w:val="16"/>
                 <w:szCs w:val="16"/>
               </w:rPr>
-              <w:t xml:space="preserve">14  </w:t>
+              <w:t xml:space="preserve">15  </w:t>
             </w:r>
             <w:r>
               <w:rPr>
@@ -10297,7 +10904,7 @@
                 <w:sz w:val="16"/>
                 <w:szCs w:val="16"/>
               </w:rPr>
-              <w:t xml:space="preserve">furthest</w:t>
+              <w:t xml:space="preserve">division</w:t>
             </w:r>
           </w:p>
         </w:tc>
@@ -10323,7 +10930,7 @@
                 <w:sz w:val="16"/>
                 <w:szCs w:val="16"/>
               </w:rPr>
-              <w:t xml:space="preserve">15  </w:t>
+              <w:t xml:space="preserve">16  </w:t>
             </w:r>
             <w:r>
               <w:rPr>
@@ -10365,7 +10972,7 @@
                 <w:sz w:val="16"/>
                 <w:szCs w:val="16"/>
               </w:rPr>
-              <w:t xml:space="preserve">products</w:t>
+              <w:t xml:space="preserve">furthest</w:t>
             </w:r>
           </w:p>
         </w:tc>
@@ -10391,7 +10998,7 @@
                 <w:sz w:val="16"/>
                 <w:szCs w:val="16"/>
               </w:rPr>
-              <w:t xml:space="preserve">16  </w:t>
+              <w:t xml:space="preserve">17  </w:t>
             </w:r>
             <w:r>
               <w:rPr>
@@ -10399,6 +11006,64 @@
                 <w:szCs w:val="16"/>
               </w:rPr>
               <w:t xml:space="preserve">materials mix variance</w:t>
+            </w:r>
+          </w:p>
+        </w:tc>
+      </w:tr>
+      <w:tr>
+        <w:tc>
+          <w:tcPr>
+            <w:tcW w:type="pct" w:w="2500"/>
+            <w:tcMar>
+              <w:top w:type="dxa" w:w="20"/>
+              <w:left w:type="dxa" w:w="80"/>
+              <w:bottom w:type="dxa" w:w="20"/>
+              <w:right w:type="dxa" w:w="80"/>
+            </w:tcMar>
+          </w:tcPr>
+          <w:p>
+            <w:pPr>
+              <w:spacing w:before="12" w:after="12"/>
+            </w:pPr>
+            <w:r>
+              <w:rPr>
+                <w:b/>
+                <w:bCs/>
+                <w:color w:val="8186EF"/>
+                <w:sz w:val="16"/>
+                <w:szCs w:val="16"/>
+              </w:rPr>
+              <w:t xml:space="preserve">9  </w:t>
+            </w:r>
+            <w:r>
+              <w:rPr>
+                <w:sz w:val="16"/>
+                <w:szCs w:val="16"/>
+              </w:rPr>
+              <w:t xml:space="preserve">products</w:t>
+            </w:r>
+          </w:p>
+        </w:tc>
+        <w:tc>
+          <w:tcPr>
+            <w:tcW w:type="pct" w:w="2500"/>
+            <w:tcMar>
+              <w:top w:type="dxa" w:w="20"/>
+              <w:left w:type="dxa" w:w="80"/>
+              <w:bottom w:type="dxa" w:w="20"/>
+              <w:right w:type="dxa" w:w="80"/>
+            </w:tcMar>
+          </w:tcPr>
+          <w:p>
+            <w:pPr>
+              <w:spacing w:before="24" w:after="24"/>
+            </w:pPr>
+            <w:r>
+              <w:rPr>
+                <w:sz w:val="16"/>
+                <w:szCs w:val="16"/>
+              </w:rPr>
+              <w:t xml:space="preserve"/>
             </w:r>
           </w:p>
         </w:tc>
